--- a/작업일지/pulse_15회차.docx
+++ b/작업일지/pulse_15회차.docx
@@ -1,6 +1,6 @@
 
 <file path=word/document.xml><?xml version="1.0" encoding="utf-8"?>
-<w:document xmlns:wpc="http://schemas.microsoft.com/office/word/2010/wordprocessingCanvas" xmlns:mc="http://schemas.openxmlformats.org/markup-compatibility/2006" xmlns:o="urn:schemas-microsoft-com:office:office" xmlns:r="http://schemas.openxmlformats.org/officeDocument/2006/relationships" xmlns:m="http://schemas.openxmlformats.org/officeDocument/2006/math" xmlns:v="urn:schemas-microsoft-com:vml" xmlns:wp14="http://schemas.microsoft.com/office/word/2010/wordprocessingDrawing" xmlns:wp="http://schemas.openxmlformats.org/drawingml/2006/wordprocessingDrawing" xmlns:w10="urn:schemas-microsoft-com:office:word" xmlns:w="http://schemas.openxmlformats.org/wordprocessingml/2006/main" xmlns:w14="http://schemas.microsoft.com/office/word/2010/wordml" xmlns:wpg="http://schemas.microsoft.com/office/word/2010/wordprocessingGroup" xmlns:wpi="http://schemas.microsoft.com/office/word/2010/wordprocessingInk" xmlns:wne="http://schemas.microsoft.com/office/word/2006/wordml" xmlns:wps="http://schemas.microsoft.com/office/word/2010/wordprocessingShape">
+<w:document xmlns:wpc="http://schemas.microsoft.com/office/word/2010/wordprocessingCanvas" xmlns:cx="http://schemas.microsoft.com/office/drawing/2014/chartex" xmlns:cx1="http://schemas.microsoft.com/office/drawing/2015/9/8/chartex" xmlns:cx2="http://schemas.microsoft.com/office/drawing/2015/10/21/chartex" xmlns:cx3="http://schemas.microsoft.com/office/drawing/2016/5/9/chartex" xmlns:cx4="http://schemas.microsoft.com/office/drawing/2016/5/10/chartex" xmlns:cx5="http://schemas.microsoft.com/office/drawing/2016/5/11/chartex" xmlns:cx6="http://schemas.microsoft.com/office/drawing/2016/5/12/chartex" xmlns:cx7="http://schemas.microsoft.com/office/drawing/2016/5/13/chartex" xmlns:cx8="http://schemas.microsoft.com/office/drawing/2016/5/14/chartex" xmlns:mc="http://schemas.openxmlformats.org/markup-compatibility/2006" xmlns:aink="http://schemas.microsoft.com/office/drawing/2016/ink" xmlns:am3d="http://schemas.microsoft.com/office/drawing/2017/model3d" xmlns:o="urn:schemas-microsoft-com:office:office" xmlns:oel="http://schemas.microsoft.com/office/2019/extlst" xmlns:r="http://schemas.openxmlformats.org/officeDocument/2006/relationships" xmlns:m="http://schemas.openxmlformats.org/officeDocument/2006/math" xmlns:v="urn:schemas-microsoft-com:vml" xmlns:wp14="http://schemas.microsoft.com/office/word/2010/wordprocessingDrawing" xmlns:wp="http://schemas.openxmlformats.org/drawingml/2006/wordprocessingDrawing" xmlns:w10="urn:schemas-microsoft-com:office:word" xmlns:w="http://schemas.openxmlformats.org/wordprocessingml/2006/main" xmlns:w14="http://schemas.microsoft.com/office/word/2010/wordml" xmlns:w15="http://schemas.microsoft.com/office/word/2012/wordml" xmlns:w16cex="http://schemas.microsoft.com/office/word/2018/wordml/cex" xmlns:w16cid="http://schemas.microsoft.com/office/word/2016/wordml/cid" xmlns:w16="http://schemas.microsoft.com/office/word/2018/wordml" xmlns:w16du="http://schemas.microsoft.com/office/word/2023/wordml/word16du" xmlns:w16sdtdh="http://schemas.microsoft.com/office/word/2020/wordml/sdtdatahash" xmlns:w16sdtfl="http://schemas.microsoft.com/office/word/2024/wordml/sdtformatlock" xmlns:w16se="http://schemas.microsoft.com/office/word/2015/wordml/symex" xmlns:wpg="http://schemas.microsoft.com/office/word/2010/wordprocessingGroup" xmlns:wpi="http://schemas.microsoft.com/office/word/2010/wordprocessingInk" xmlns:wne="http://schemas.microsoft.com/office/word/2006/wordml" xmlns:wps="http://schemas.microsoft.com/office/word/2010/wordprocessingShape" mc:Ignorable="w14 w15 w16se w16cid w16 w16cex w16sdtdh w16sdtfl w16du wp14">
   <w:body>
     <w:tbl>
       <w:tblPr>
@@ -19,7 +19,7 @@
       </w:tblGrid>
       <w:tr>
         <w:trPr>
-          <w:trHeight w:val="888" w:hRule="atLeast"/>
+          <w:trHeight w:val="888"/>
         </w:trPr>
         <w:tc>
           <w:tcPr>
@@ -93,11 +93,6 @@
                 <w:szCs w:val="20"/>
               </w:rPr>
               <w:br/>
-            </w:r>
-            <w:r>
-              <w:rPr>
-                <w:szCs w:val="20"/>
-              </w:rPr>
               <w:t>202</w:t>
             </w:r>
             <w:r>
@@ -158,7 +153,7 @@
       </w:tr>
       <w:tr>
         <w:trPr>
-          <w:trHeight w:val="648" w:hRule="atLeast"/>
+          <w:trHeight w:val="648"/>
         </w:trPr>
         <w:tc>
           <w:tcPr>
@@ -295,7 +290,7 @@
       </w:tr>
       <w:tr>
         <w:trPr>
-          <w:trHeight w:val="1266" w:hRule="atLeast"/>
+          <w:trHeight w:val="1266"/>
         </w:trPr>
         <w:tc>
           <w:tcPr>
@@ -358,22 +353,13 @@
                 <w:b/>
                 <w:bCs/>
               </w:rPr>
-              <w:t xml:space="preserve">임동건: </w:t>
-            </w:r>
-            <w:r>
-              <w:rPr>
-                <w:rFonts w:hint="eastAsia"/>
-                <w:b/>
-                <w:bCs/>
-              </w:rPr>
-              <w:t>lod 구현</w:t>
+              <w:t>임동건: lod 구현</w:t>
             </w:r>
           </w:p>
           <w:p>
             <w:pPr>
               <w:jc w:val="left"/>
               <w:rPr>
-                <w:rFonts w:hint="eastAsia"/>
                 <w:b/>
                 <w:bCs/>
               </w:rPr>
@@ -384,24 +370,13 @@
                 <w:b/>
                 <w:bCs/>
               </w:rPr>
-              <w:t>진성준: 플레이어, 몬스터에 공방추가, 직업 바꾸면 스탯 바뀜</w:t>
-            </w:r>
-            <w:r>
-              <w:rPr>
-                <w:lang w:eastAsia="ko-KR"/>
-                <w:rFonts w:hint="eastAsia"/>
-                <w:b/>
-                <w:bCs/>
-                <w:rtl w:val="off"/>
-              </w:rPr>
-              <w:t>,</w:t>
+              <w:t>진성준: 플레이어, 몬스터에 공방추가, 직업 바꾸면 스탯 바뀜,</w:t>
             </w:r>
           </w:p>
           <w:p>
             <w:pPr>
               <w:jc w:val="left"/>
               <w:rPr>
-                <w:rFonts w:hint="eastAsia"/>
                 <w:b/>
                 <w:bCs/>
               </w:rPr>
@@ -412,35 +387,7 @@
                 <w:b/>
                 <w:bCs/>
               </w:rPr>
-              <w:t>몬스터 3종류로 세분화</w:t>
-            </w:r>
-            <w:r>
-              <w:rPr>
-                <w:lang w:eastAsia="ko-KR"/>
-                <w:rFonts w:hint="eastAsia"/>
-                <w:b/>
-                <w:bCs/>
-                <w:rtl w:val="off"/>
-              </w:rPr>
-              <w:t xml:space="preserve">, </w:t>
-            </w:r>
-            <w:r>
-              <w:rPr>
-                <w:rFonts w:hint="eastAsia"/>
-                <w:b/>
-                <w:bCs/>
-              </w:rPr>
-              <w:t>바운더리식 서버 이동</w:t>
-            </w:r>
-            <w:r>
-              <w:rPr>
-                <w:lang w:eastAsia="ko-KR"/>
-                <w:rFonts w:hint="eastAsia"/>
-                <w:b/>
-                <w:bCs/>
-                <w:rtl w:val="off"/>
-              </w:rPr>
-              <w:t>,</w:t>
+              <w:t>몬스터 3종류로 세분화, 바운더리식 서버 이동,</w:t>
             </w:r>
           </w:p>
           <w:p>
@@ -622,20 +569,20 @@
           <w:szCs w:val="16"/>
         </w:rPr>
         <w:drawing>
-          <wp:inline distT="0" distB="0" distL="0" distR="0">
+          <wp:inline distT="0" distB="0" distL="0" distR="0" wp14:anchorId="5ECD76CE" wp14:editId="0B53B5D9">
             <wp:extent cx="3018359" cy="3030761"/>
             <wp:effectExtent l="0" t="0" r="0" b="0"/>
-            <wp:docPr id="1025" name="shape1025" hidden="0"/>
+            <wp:docPr id="1025" name="shape1025"/>
             <wp:cNvGraphicFramePr/>
             <a:graphic xmlns:a="http://schemas.openxmlformats.org/drawingml/2006/main">
               <a:graphicData uri="http://schemas.openxmlformats.org/drawingml/2006/picture">
                 <pic:pic xmlns:pic="http://schemas.openxmlformats.org/drawingml/2006/picture">
                   <pic:nvPicPr>
                     <pic:cNvPr id="0" name="이미지"/>
-                    <pic:cNvPicPr preferRelativeResize="1"/>
+                    <pic:cNvPicPr/>
                   </pic:nvPicPr>
                   <pic:blipFill>
-                    <a:blip r:embed="rId1">
+                    <a:blip r:embed="rId5">
                       <a:extLst>
                         <a:ext uri="{28A0092B-C50C-407E-A947-70E740481C1C}">
                           <a14:useLocalDpi xmlns:a14="http://schemas.microsoft.com/office/drawing/2010/main" val="0"/>
@@ -652,7 +599,9 @@
                       <a:off x="0" y="0"/>
                       <a:ext cx="3018359" cy="3030761"/>
                     </a:xfrm>
-                    <a:prstGeom prst="rect"/>
+                    <a:prstGeom prst="rect">
+                      <a:avLst/>
+                    </a:prstGeom>
                   </pic:spPr>
                 </pic:pic>
               </a:graphicData>
@@ -713,33 +662,33 @@
     <w:p>
       <w:pPr>
         <w:pStyle w:val="a3"/>
-        <w:ind w:leftChars="0"/>
-        <w:jc w:val="left"/>
         <w:numPr>
           <w:ilvl w:val="0"/>
           <w:numId w:val="1"/>
         </w:numPr>
-        <w:rPr>
-          <w:szCs w:val="20"/>
-        </w:rPr>
-      </w:pPr>
-      <w:r>
-        <w:rPr>
-          <w:rFonts w:hint="eastAsia"/>
-          <w:szCs w:val="20"/>
-        </w:rPr>
-        <w:t xml:space="preserve">결국 Raytracing이 자글거리는 이유는 밉맵이나 멀리떨어진 물체 때문이 아닌 것 같음. </w:t>
-      </w:r>
-    </w:p>
-    <w:p>
-      <w:pPr>
-        <w:pStyle w:val="a3"/>
         <w:ind w:leftChars="0"/>
         <w:jc w:val="left"/>
+        <w:rPr>
+          <w:szCs w:val="20"/>
+        </w:rPr>
+      </w:pPr>
+      <w:r>
+        <w:rPr>
+          <w:rFonts w:hint="eastAsia"/>
+          <w:szCs w:val="20"/>
+        </w:rPr>
+        <w:t xml:space="preserve">결국 Raytracing이 자글거리는 이유는 밉맵이나 멀리떨어진 물체 때문이 아닌 것 같음. </w:t>
+      </w:r>
+    </w:p>
+    <w:p>
+      <w:pPr>
+        <w:pStyle w:val="a3"/>
         <w:numPr>
           <w:ilvl w:val="0"/>
           <w:numId w:val="1"/>
         </w:numPr>
+        <w:ind w:leftChars="0"/>
+        <w:jc w:val="left"/>
         <w:rPr>
           <w:sz w:val="16"/>
           <w:szCs w:val="16"/>
@@ -975,7 +924,6 @@
       <w:pPr>
         <w:jc w:val="left"/>
         <w:rPr>
-          <w:rFonts w:hint="eastAsia"/>
           <w:b/>
           <w:bCs/>
         </w:rPr>
@@ -1013,572 +961,918 @@
           <w:bCs/>
           <w:sz w:val="22"/>
         </w:rPr>
+        <w:t xml:space="preserve"> Auto LOD ON/OFF &amp; 개선, 스킬 이펙트 추가, 타격 효과 추가</w:t>
+      </w:r>
+    </w:p>
+    <w:p>
+      <w:pPr>
+        <w:rPr>
+          <w:b/>
+          <w:bCs/>
+        </w:rPr>
+      </w:pPr>
+      <w:r>
+        <w:rPr>
+          <w:b/>
+          <w:bCs/>
+        </w:rPr>
+        <w:t>‘</w:t>
+      </w:r>
+      <w:r>
+        <w:rPr>
+          <w:rFonts w:hint="eastAsia"/>
+          <w:b/>
+          <w:bCs/>
+        </w:rPr>
+        <w:t>L</w:t>
+      </w:r>
+      <w:r>
+        <w:rPr>
+          <w:b/>
+          <w:bCs/>
+        </w:rPr>
+        <w:t>’</w:t>
+      </w:r>
+      <w:r>
+        <w:rPr>
+          <w:rFonts w:hint="eastAsia"/>
+          <w:b/>
+          <w:bCs/>
+        </w:rPr>
+        <w:t xml:space="preserve"> 키를 통해 LOD </w:t>
+      </w:r>
+      <w:proofErr w:type="gramStart"/>
+      <w:r>
+        <w:rPr>
+          <w:rFonts w:hint="eastAsia"/>
+          <w:b/>
+          <w:bCs/>
+        </w:rPr>
+        <w:t>On /</w:t>
+      </w:r>
+      <w:proofErr w:type="gramEnd"/>
+      <w:r>
+        <w:rPr>
+          <w:rFonts w:hint="eastAsia"/>
+          <w:b/>
+          <w:bCs/>
+        </w:rPr>
+        <w:t xml:space="preserve"> Off 가능 </w:t>
+      </w:r>
+    </w:p>
+    <w:p>
+      <w:pPr>
+        <w:rPr>
+          <w:rFonts w:hint="eastAsia"/>
+          <w:b/>
+          <w:bCs/>
+        </w:rPr>
+      </w:pPr>
+      <w:r>
+        <w:rPr>
+          <w:rFonts w:hint="eastAsia"/>
+          <w:b/>
+          <w:bCs/>
+        </w:rPr>
+        <w:t>직업 변경 1,2,3,4,5,6,7,8,9</w:t>
+      </w:r>
+    </w:p>
+    <w:p>
+      <w:pPr>
+        <w:rPr>
+          <w:rFonts w:hint="eastAsia"/>
+          <w:b/>
+          <w:bCs/>
+        </w:rPr>
+      </w:pPr>
+      <w:r>
+        <w:rPr>
+          <w:rFonts w:hint="eastAsia"/>
+          <w:b/>
+          <w:bCs/>
+        </w:rPr>
+        <w:t xml:space="preserve">스킬 키 추가 </w:t>
+      </w:r>
+    </w:p>
+    <w:p>
+      <w:pPr>
+        <w:rPr>
+          <w:b/>
+          <w:bCs/>
+        </w:rPr>
+      </w:pPr>
+      <w:proofErr w:type="gramStart"/>
+      <w:r>
+        <w:rPr>
+          <w:rFonts w:hint="eastAsia"/>
+          <w:b/>
+          <w:bCs/>
+        </w:rPr>
+        <w:t>E :</w:t>
+      </w:r>
+      <w:proofErr w:type="gramEnd"/>
+      <w:r>
+        <w:rPr>
+          <w:rFonts w:hint="eastAsia"/>
+          <w:b/>
+          <w:bCs/>
+        </w:rPr>
+        <w:t xml:space="preserve"> 기본 스킬1</w:t>
+      </w:r>
+    </w:p>
+    <w:p>
+      <w:pPr>
+        <w:rPr>
+          <w:b/>
+          <w:bCs/>
+        </w:rPr>
+      </w:pPr>
+      <w:proofErr w:type="gramStart"/>
+      <w:r>
+        <w:rPr>
+          <w:rFonts w:hint="eastAsia"/>
+          <w:b/>
+          <w:bCs/>
+        </w:rPr>
+        <w:t>Z :</w:t>
+      </w:r>
+      <w:proofErr w:type="gramEnd"/>
+      <w:r>
+        <w:rPr>
+          <w:rFonts w:hint="eastAsia"/>
+          <w:b/>
+          <w:bCs/>
+        </w:rPr>
+        <w:t xml:space="preserve"> 기본 스킬2</w:t>
+      </w:r>
+    </w:p>
+    <w:p>
+      <w:pPr>
+        <w:rPr>
+          <w:b/>
+          <w:bCs/>
+        </w:rPr>
+      </w:pPr>
+      <w:proofErr w:type="gramStart"/>
+      <w:r>
+        <w:rPr>
+          <w:rFonts w:hint="eastAsia"/>
+          <w:b/>
+          <w:bCs/>
+        </w:rPr>
+        <w:t>Q :</w:t>
+      </w:r>
+      <w:proofErr w:type="gramEnd"/>
+      <w:r>
+        <w:rPr>
+          <w:rFonts w:hint="eastAsia"/>
+          <w:b/>
+          <w:bCs/>
+        </w:rPr>
+        <w:t xml:space="preserve"> 궁극기</w:t>
+      </w:r>
+    </w:p>
+    <w:p>
+      <w:pPr>
+        <w:rPr>
+          <w:b/>
+          <w:bCs/>
+        </w:rPr>
+      </w:pPr>
+      <w:r>
+        <w:rPr>
+          <w:rFonts w:hint="eastAsia"/>
+          <w:b/>
+          <w:bCs/>
+        </w:rPr>
+        <w:t>직업</w:t>
+      </w:r>
+      <w:proofErr w:type="gramStart"/>
+      <w:r>
+        <w:rPr>
+          <w:rFonts w:hint="eastAsia"/>
+          <w:b/>
+          <w:bCs/>
+        </w:rPr>
+        <w:t>1 :</w:t>
+      </w:r>
+      <w:proofErr w:type="gramEnd"/>
+      <w:r>
+        <w:rPr>
+          <w:rFonts w:hint="eastAsia"/>
+          <w:b/>
+          <w:bCs/>
+        </w:rPr>
         <w:t xml:space="preserve"> </w:t>
       </w:r>
-      <w:r>
-        <w:rPr>
-          <w:b/>
-          <w:bCs/>
-          <w:sz w:val="22"/>
-        </w:rPr>
-        <w:t xml:space="preserve">AutoLOD 시스템 </w:t>
-      </w:r>
-      <w:r>
-        <w:rPr>
-          <w:b/>
-          <w:bCs/>
-          <w:sz w:val="22"/>
-        </w:rPr>
-        <w:t>추가 /</w:t>
-      </w:r>
-      <w:r>
-        <w:rPr>
-          <w:b/>
-          <w:bCs/>
-          <w:sz w:val="22"/>
-        </w:rPr>
-        <w:t xml:space="preserve"> 대형 정적 메쉬 자동 LOD 생성 + 캐시 기반 재사용</w:t>
-      </w:r>
-    </w:p>
-    <w:p>
-      <w:pPr>
-        <w:rPr>
-          <w:sz w:val="22"/>
-        </w:rPr>
-      </w:pPr>
-      <w:r>
-        <w:rPr>
-          <w:sz w:val="22"/>
-        </w:rPr>
-        <w:t>오픈소스 라이브러리 meshoptimizer를 활용하여 자동으로 LOD를 생성하는 구조를 구현했다.</w:t>
-      </w:r>
-    </w:p>
-    <w:p>
-      <w:pPr>
-        <w:rPr>
-          <w:sz w:val="22"/>
-        </w:rPr>
-      </w:pPr>
-      <w:r>
-        <w:rPr>
-          <w:sz w:val="22"/>
-        </w:rPr>
-        <w:t>큰 정적 오브젝트들은 로딩 중에 먼저 LOD를 만들고, 상대적으로 덜 중요한 작은 오브젝트들은 게임 실행 중에 조금씩 LOD를 생성하도록 구현했다.</w:t>
-      </w:r>
-      <w:r>
-        <w:rPr>
-          <w:sz w:val="22"/>
-        </w:rPr>
-        <w:br/>
-      </w:r>
-      <w:r>
-        <w:rPr>
-          <w:sz w:val="22"/>
-        </w:rPr>
-        <w:t>이렇게 하면 게임 시작 전에 중요한 오브젝트들은 미리 준비할 수 있고, 나머지는 실행 중에 한 번에 몰리지 않게 분산 처리할 수 있다. 그리고 이미 생성했던 LOD는 캐시로 저장하여 재생성하지 않도록 하였다.</w:t>
-      </w:r>
-    </w:p>
-    <w:p>
-      <w:pPr>
-        <w:rPr>
-          <w:sz w:val="22"/>
-        </w:rPr>
-      </w:pPr>
-      <w:r>
-        <w:rPr>
-          <w:sz w:val="22"/>
-        </w:rPr>
-        <w:t>LOD를 생성할 때는 먼저 원본 메쉬의 정점(vertex), 인덱스(index), 서브메쉬(submesh) 정보를 따로 보관한다.</w:t>
-      </w:r>
-      <w:r>
-        <w:rPr>
-          <w:sz w:val="22"/>
-        </w:rPr>
-        <w:br/>
-      </w:r>
-      <w:r>
-        <w:rPr>
-          <w:sz w:val="22"/>
-        </w:rPr>
-        <w:t>그리고 이 정보들을 바탕으로 메쉬 해시를 만들고, 캐시 폴더에 이미 같은 결과가 있는지 먼저 확인한다.</w:t>
-      </w:r>
-      <w:r>
-        <w:rPr>
-          <w:sz w:val="22"/>
-        </w:rPr>
-        <w:br/>
-      </w:r>
-      <w:r>
-        <w:rPr>
-          <w:sz w:val="22"/>
-        </w:rPr>
-        <w:t>만약 캐시에 있으면 새로 계산하지 않고 바로 읽어오고, 없으면 그때 실제 단순화를 수행해서 새 LOD를 만든 뒤 다시 캐시에 저장한다.</w:t>
-      </w:r>
-      <w:r>
-        <w:rPr>
-          <w:sz w:val="22"/>
-        </w:rPr>
-        <w:br/>
-      </w:r>
-      <w:r>
-        <w:rPr>
-          <w:sz w:val="22"/>
-        </w:rPr>
-        <w:t>즉 한 번 만들어진 결과는 다음 실행부터는 계속 재사용 가능하다.</w:t>
-      </w:r>
-    </w:p>
-    <w:p>
-      <w:pPr>
-        <w:rPr>
-          <w:sz w:val="22"/>
-        </w:rPr>
-      </w:pPr>
-      <w:r>
-        <w:rPr>
-          <w:sz w:val="22"/>
-        </w:rPr>
-        <w:t>LOD 생성 순서는 우선순위를 나눴다.</w:t>
-      </w:r>
-      <w:r>
-        <w:rPr>
-          <w:sz w:val="22"/>
-        </w:rPr>
-        <w:br/>
-      </w:r>
-      <w:r>
-        <w:rPr>
-          <w:sz w:val="22"/>
-        </w:rPr>
-        <w:t xml:space="preserve">로딩 중에는 맵에 배치된 정적 오브젝트들 중에서 먼저 처리할 가치가 큰 메쉬들을 preload 큐에 넣고, </w:t>
-      </w:r>
-      <w:r>
-        <w:rPr>
-          <w:sz w:val="22"/>
-        </w:rPr>
-        <w:t>이 큐를 우선 처리한다.</w:t>
-      </w:r>
-      <w:r>
-        <w:rPr>
-          <w:sz w:val="22"/>
-        </w:rPr>
-        <w:br/>
-      </w:r>
-      <w:r>
-        <w:rPr>
-          <w:sz w:val="22"/>
-        </w:rPr>
-        <w:t>이후 아직 처리되지 않은 메쉬들은 runtime 큐에 남겨두고, 게임 업데이트 중에 한 번에 몇 개씩만 처리하도록 만들었다.</w:t>
-      </w:r>
-      <w:r>
-        <w:rPr>
-          <w:sz w:val="22"/>
-        </w:rPr>
-        <w:br/>
-      </w:r>
-      <w:r>
-        <w:rPr>
-          <w:sz w:val="22"/>
-        </w:rPr>
-        <w:t>이 방식으로 처음 로딩이 끝없이 길어지는 것도 막고, 실행 중 갑자기 프레임이 크게 떨어지는 것도 줄이려 했다.</w:t>
-      </w:r>
-    </w:p>
-    <w:p>
-      <w:pPr>
-        <w:rPr>
-          <w:sz w:val="22"/>
-        </w:rPr>
-      </w:pPr>
-      <w:r>
-        <w:rPr>
-          <w:sz w:val="22"/>
-        </w:rPr>
-        <w:t>단순화는 목표 비율을 대략 원본 삼각형 수의 35% 정도로 잡고 진행했다.</w:t>
-      </w:r>
-    </w:p>
-    <w:p>
-      <w:pPr>
-        <w:rPr>
-          <w:sz w:val="22"/>
-        </w:rPr>
-      </w:pPr>
-      <w:r>
-        <w:rPr>
-          <w:sz w:val="22"/>
-        </w:rPr>
-        <w:t>다만 처음에는 “줄일 수 있으면 최대한 줄이자” 쪽으로 접근했는데, 실제 테스트해보니 차량, 얇은 철 구조물, 조립형 모델 같은 것들은 단순화 결과가 쉽게 망가졌다.</w:t>
-      </w:r>
-      <w:r>
-        <w:rPr>
-          <w:sz w:val="22"/>
-        </w:rPr>
-        <w:br/>
-      </w:r>
-      <w:r>
-        <w:rPr>
-          <w:sz w:val="22"/>
-        </w:rPr>
-        <w:t>자동차 같은 경우에는 바퀴를 제외한 차체가 거의 사라지는 현상도 확인되었다.</w:t>
-      </w:r>
-      <w:r>
-        <w:rPr>
-          <w:sz w:val="22"/>
-        </w:rPr>
-        <w:br/>
-      </w:r>
-      <w:r>
-        <w:rPr>
-          <w:sz w:val="22"/>
-        </w:rPr>
-        <w:t>특히 자동차 차체나 문, 유리 같은 단일 파츠 메쉬는 경계 보호가 조금만 잘못되어도 사라져 보이거나 형태가 심하게 깨졌다.</w:t>
-      </w:r>
-    </w:p>
-    <w:p>
-      <w:pPr>
-        <w:rPr>
-          <w:sz w:val="22"/>
-        </w:rPr>
-      </w:pPr>
-      <w:r>
-        <w:rPr>
-          <w:sz w:val="22"/>
-        </w:rPr>
-        <w:t>그래서 지금은 단순히 삼각형 수만 보고 줄이지 않고, 메쉬의 구조를 먼저 보고 LOD 생성 가능 여부를 판단하게 바꿨다.</w:t>
-      </w:r>
-      <w:r>
-        <w:rPr>
-          <w:sz w:val="22"/>
-        </w:rPr>
-        <w:br/>
-      </w:r>
-      <w:r>
-        <w:rPr>
-          <w:sz w:val="22"/>
-        </w:rPr>
-        <w:t>대표적으로 다음과 같은 경우는 아예 제외하도록 설정하였다.</w:t>
+      <w:proofErr w:type="gramStart"/>
+      <w:r>
+        <w:rPr>
+          <w:rFonts w:hint="eastAsia"/>
+          <w:b/>
+          <w:bCs/>
+        </w:rPr>
+        <w:t>저거넛 /</w:t>
+      </w:r>
+      <w:proofErr w:type="gramEnd"/>
+      <w:r>
+        <w:rPr>
+          <w:rFonts w:hint="eastAsia"/>
+          <w:b/>
+          <w:bCs/>
+        </w:rPr>
+        <w:t xml:space="preserve"> 머신건</w:t>
       </w:r>
     </w:p>
     <w:p>
       <w:pPr>
         <w:numPr>
           <w:ilvl w:val="0"/>
-          <w:numId w:val="2"/>
+          <w:numId w:val="4"/>
         </w:numPr>
         <w:rPr>
-          <w:sz w:val="22"/>
-        </w:rPr>
-      </w:pPr>
-      <w:r>
-        <w:rPr>
-          <w:sz w:val="22"/>
-        </w:rPr>
-        <w:t>삼각형 수가 너무 적어서 줄일 의미가 없는 경우</w:t>
+          <w:b/>
+          <w:bCs/>
+          <w:sz w:val="22"/>
+        </w:rPr>
+      </w:pPr>
+      <w:r>
+        <w:rPr>
+          <w:b/>
+          <w:bCs/>
+          <w:sz w:val="22"/>
+        </w:rPr>
+        <w:t>E 스킬1: Juggernaut_</w:t>
+      </w:r>
+      <w:proofErr w:type="gramStart"/>
+      <w:r>
+        <w:rPr>
+          <w:b/>
+          <w:bCs/>
+          <w:sz w:val="22"/>
+        </w:rPr>
+        <w:t>FireProjectile</w:t>
+      </w:r>
+      <w:r>
+        <w:rPr>
+          <w:rFonts w:hint="eastAsia"/>
+          <w:b/>
+          <w:bCs/>
+          <w:sz w:val="22"/>
+        </w:rPr>
+        <w:t xml:space="preserve"> :</w:t>
+      </w:r>
+      <w:proofErr w:type="gramEnd"/>
+      <w:r>
+        <w:rPr>
+          <w:rFonts w:hint="eastAsia"/>
+          <w:b/>
+          <w:bCs/>
+          <w:sz w:val="22"/>
+        </w:rPr>
+        <w:t xml:space="preserve"> 전방을 향해 불꽃 투사체 발사</w:t>
+      </w:r>
+    </w:p>
+    <w:p>
+      <w:pPr>
+        <w:numPr>
+          <w:ilvl w:val="1"/>
+          <w:numId w:val="4"/>
+        </w:numPr>
+        <w:rPr>
+          <w:b/>
+          <w:bCs/>
+          <w:sz w:val="22"/>
+        </w:rPr>
+      </w:pPr>
+      <w:r>
+        <w:rPr>
+          <w:b/>
+          <w:bCs/>
+          <w:sz w:val="22"/>
+        </w:rPr>
+        <w:t>쿨다운 5초, 열기 35 소모, 사거리 35, 데미지 40</w:t>
+      </w:r>
+    </w:p>
+    <w:p>
+      <w:pPr>
+        <w:numPr>
+          <w:ilvl w:val="1"/>
+          <w:numId w:val="4"/>
+        </w:numPr>
+        <w:rPr>
+          <w:b/>
+          <w:bCs/>
+          <w:sz w:val="22"/>
+        </w:rPr>
+      </w:pPr>
+      <w:r>
+        <w:rPr>
+          <w:b/>
+          <w:bCs/>
+          <w:sz w:val="22"/>
+        </w:rPr>
+        <w:t>적중 시</w:t>
+      </w:r>
+      <w:r>
+        <w:rPr>
+          <w:rFonts w:hint="eastAsia"/>
+          <w:b/>
+          <w:bCs/>
+          <w:sz w:val="22"/>
+        </w:rPr>
+        <w:t xml:space="preserve"> 발화 효과</w:t>
       </w:r>
     </w:p>
     <w:p>
       <w:pPr>
         <w:numPr>
           <w:ilvl w:val="0"/>
-          <w:numId w:val="2"/>
+          <w:numId w:val="4"/>
         </w:numPr>
         <w:rPr>
-          <w:sz w:val="22"/>
-        </w:rPr>
-      </w:pPr>
-      <w:r>
-        <w:rPr>
-          <w:sz w:val="22"/>
-        </w:rPr>
-        <w:t>submesh 수가 너무 많아서 구조가 복잡한 경우</w:t>
+          <w:b/>
+          <w:bCs/>
+          <w:sz w:val="22"/>
+        </w:rPr>
+      </w:pPr>
+      <w:r>
+        <w:rPr>
+          <w:b/>
+          <w:bCs/>
+          <w:sz w:val="22"/>
+        </w:rPr>
+        <w:t>Z 스킬2: Juggernaut_Taunt</w:t>
+      </w:r>
+      <w:r>
+        <w:rPr>
+          <w:rFonts w:hint="eastAsia"/>
+          <w:b/>
+          <w:bCs/>
+          <w:sz w:val="22"/>
+        </w:rPr>
+        <w:t xml:space="preserve"> -&gt; 주변의 적을 도발</w:t>
+      </w:r>
+    </w:p>
+    <w:p>
+      <w:pPr>
+        <w:numPr>
+          <w:ilvl w:val="1"/>
+          <w:numId w:val="4"/>
+        </w:numPr>
+        <w:rPr>
+          <w:b/>
+          <w:bCs/>
+          <w:sz w:val="22"/>
+        </w:rPr>
+      </w:pPr>
+      <w:r>
+        <w:rPr>
+          <w:b/>
+          <w:bCs/>
+          <w:sz w:val="22"/>
+        </w:rPr>
+        <w:lastRenderedPageBreak/>
+        <w:t>쿨다운 10초, 열기 30 소모, 반경 6</w:t>
+      </w:r>
+    </w:p>
+    <w:p>
+      <w:pPr>
+        <w:numPr>
+          <w:ilvl w:val="1"/>
+          <w:numId w:val="4"/>
+        </w:numPr>
+        <w:rPr>
+          <w:b/>
+          <w:bCs/>
+          <w:sz w:val="22"/>
+        </w:rPr>
+      </w:pPr>
+      <w:r>
+        <w:rPr>
+          <w:b/>
+          <w:bCs/>
+          <w:sz w:val="22"/>
+        </w:rPr>
+        <w:t>적중 시 </w:t>
+      </w:r>
+      <w:r>
+        <w:rPr>
+          <w:rFonts w:hint="eastAsia"/>
+          <w:b/>
+          <w:bCs/>
+          <w:sz w:val="22"/>
+        </w:rPr>
+        <w:t>도발 상태(아직 수정이 필요)</w:t>
       </w:r>
     </w:p>
     <w:p>
       <w:pPr>
         <w:numPr>
           <w:ilvl w:val="0"/>
-          <w:numId w:val="2"/>
+          <w:numId w:val="4"/>
         </w:numPr>
         <w:rPr>
-          <w:sz w:val="22"/>
-        </w:rPr>
-      </w:pPr>
-      <w:r>
-        <w:rPr>
-          <w:sz w:val="22"/>
-        </w:rPr>
-        <w:t>너무 얇거나 길쭉해서 단순화하면 형태가 쉽게 망가지는 경우</w:t>
+          <w:b/>
+          <w:bCs/>
+          <w:sz w:val="22"/>
+        </w:rPr>
+      </w:pPr>
+      <w:r>
+        <w:rPr>
+          <w:b/>
+          <w:bCs/>
+          <w:sz w:val="22"/>
+        </w:rPr>
+        <w:t>Q 궁극기: Juggernaut_</w:t>
+      </w:r>
+      <w:proofErr w:type="gramStart"/>
+      <w:r>
+        <w:rPr>
+          <w:b/>
+          <w:bCs/>
+          <w:sz w:val="22"/>
+        </w:rPr>
+        <w:t>UltimateFire</w:t>
+      </w:r>
+      <w:r>
+        <w:rPr>
+          <w:rFonts w:hint="eastAsia"/>
+          <w:b/>
+          <w:bCs/>
+          <w:sz w:val="22"/>
+        </w:rPr>
+        <w:t xml:space="preserve"> :</w:t>
+      </w:r>
+      <w:proofErr w:type="gramEnd"/>
+      <w:r>
+        <w:rPr>
+          <w:rFonts w:hint="eastAsia"/>
+          <w:b/>
+          <w:bCs/>
+          <w:sz w:val="22"/>
+        </w:rPr>
+        <w:t xml:space="preserve"> 화염방사기</w:t>
+      </w:r>
+    </w:p>
+    <w:p>
+      <w:pPr>
+        <w:numPr>
+          <w:ilvl w:val="1"/>
+          <w:numId w:val="4"/>
+        </w:numPr>
+        <w:rPr>
+          <w:b/>
+          <w:bCs/>
+          <w:sz w:val="22"/>
+        </w:rPr>
+      </w:pPr>
+      <w:r>
+        <w:rPr>
+          <w:b/>
+          <w:bCs/>
+          <w:sz w:val="22"/>
+        </w:rPr>
+        <w:t>쿨다운 32초, 열기 80 소모, 사거리 30, 데미지 75, 지속 5초</w:t>
+      </w:r>
+    </w:p>
+    <w:p>
+      <w:pPr>
+        <w:numPr>
+          <w:ilvl w:val="1"/>
+          <w:numId w:val="4"/>
+        </w:numPr>
+        <w:rPr>
+          <w:b/>
+          <w:bCs/>
+          <w:sz w:val="22"/>
+        </w:rPr>
+      </w:pPr>
+      <w:r>
+        <w:rPr>
+          <w:b/>
+          <w:bCs/>
+          <w:sz w:val="22"/>
+        </w:rPr>
+        <w:t>자신 최대체력/체력 증가</w:t>
+      </w:r>
+    </w:p>
+    <w:p>
+      <w:pPr>
+        <w:numPr>
+          <w:ilvl w:val="1"/>
+          <w:numId w:val="4"/>
+        </w:numPr>
+        <w:rPr>
+          <w:b/>
+          <w:bCs/>
+          <w:sz w:val="22"/>
+        </w:rPr>
+      </w:pPr>
+      <w:r>
+        <w:rPr>
+          <w:b/>
+          <w:bCs/>
+          <w:sz w:val="22"/>
+        </w:rPr>
+        <w:t>적중 시 </w:t>
+      </w:r>
+      <w:r>
+        <w:rPr>
+          <w:rFonts w:hint="eastAsia"/>
+          <w:b/>
+          <w:bCs/>
+          <w:sz w:val="22"/>
+        </w:rPr>
+        <w:t>발화 효과</w:t>
+      </w:r>
+    </w:p>
+    <w:p>
+      <w:pPr>
+        <w:rPr>
+          <w:rFonts w:hint="eastAsia"/>
+          <w:b/>
+          <w:bCs/>
+          <w:sz w:val="22"/>
+        </w:rPr>
+      </w:pPr>
+      <w:proofErr w:type="gramStart"/>
+      <w:r>
+        <w:rPr>
+          <w:b/>
+          <w:bCs/>
+          <w:sz w:val="22"/>
+        </w:rPr>
+        <w:t>프로스트 /</w:t>
+      </w:r>
+      <w:proofErr w:type="gramEnd"/>
+      <w:r>
+        <w:rPr>
+          <w:b/>
+          <w:bCs/>
+          <w:sz w:val="22"/>
+        </w:rPr>
+        <w:t xml:space="preserve"> 샷건</w:t>
+      </w:r>
+      <w:r>
+        <w:rPr>
+          <w:rFonts w:hint="eastAsia"/>
+          <w:b/>
+          <w:bCs/>
+          <w:sz w:val="22"/>
+        </w:rPr>
+        <w:t xml:space="preserve"> </w:t>
       </w:r>
     </w:p>
     <w:p>
       <w:pPr>
         <w:numPr>
           <w:ilvl w:val="0"/>
-          <w:numId w:val="2"/>
+          <w:numId w:val="5"/>
         </w:numPr>
         <w:rPr>
-          <w:sz w:val="22"/>
-        </w:rPr>
-      </w:pPr>
-      <w:r>
-        <w:rPr>
-          <w:sz w:val="22"/>
-        </w:rPr>
-        <w:t>차량 차체처럼 넓고 낮은 구조를 가진 경우</w:t>
+          <w:b/>
+          <w:bCs/>
+          <w:sz w:val="22"/>
+        </w:rPr>
+      </w:pPr>
+      <w:r>
+        <w:rPr>
+          <w:b/>
+          <w:bCs/>
+          <w:sz w:val="22"/>
+        </w:rPr>
+        <w:t>E 스킬1: Frost_Cone</w:t>
+      </w:r>
+    </w:p>
+    <w:p>
+      <w:pPr>
+        <w:numPr>
+          <w:ilvl w:val="1"/>
+          <w:numId w:val="5"/>
+        </w:numPr>
+        <w:rPr>
+          <w:b/>
+          <w:bCs/>
+          <w:sz w:val="22"/>
+        </w:rPr>
+      </w:pPr>
+      <w:r>
+        <w:rPr>
+          <w:b/>
+          <w:bCs/>
+          <w:sz w:val="22"/>
+        </w:rPr>
+        <w:t>쿨다운 7초, 사거리 12, 반경 5, 데미지 20</w:t>
+      </w:r>
+    </w:p>
+    <w:p>
+      <w:pPr>
+        <w:numPr>
+          <w:ilvl w:val="1"/>
+          <w:numId w:val="5"/>
+        </w:numPr>
+        <w:rPr>
+          <w:b/>
+          <w:bCs/>
+          <w:sz w:val="22"/>
+        </w:rPr>
+      </w:pPr>
+      <w:r>
+        <w:rPr>
+          <w:b/>
+          <w:bCs/>
+          <w:sz w:val="22"/>
+        </w:rPr>
+        <w:t>적중 시 </w:t>
+      </w:r>
+      <w:r>
+        <w:rPr>
+          <w:rFonts w:hint="eastAsia"/>
+          <w:b/>
+          <w:bCs/>
+          <w:sz w:val="22"/>
+        </w:rPr>
+        <w:t xml:space="preserve">얼음 상태 </w:t>
+      </w:r>
+      <w:r>
+        <w:rPr>
+          <w:b/>
+          <w:bCs/>
+          <w:sz w:val="22"/>
+        </w:rPr>
+        <w:t>2.4초</w:t>
       </w:r>
     </w:p>
     <w:p>
       <w:pPr>
         <w:numPr>
           <w:ilvl w:val="0"/>
-          <w:numId w:val="2"/>
+          <w:numId w:val="5"/>
         </w:numPr>
         <w:rPr>
-          <w:sz w:val="22"/>
-        </w:rPr>
-      </w:pPr>
-      <w:r>
-        <w:rPr>
-          <w:sz w:val="22"/>
-        </w:rPr>
-        <w:t>차량 파츠처럼 보이는 큰 단일 파츠 메쉬인 경우</w:t>
+          <w:b/>
+          <w:bCs/>
+          <w:sz w:val="22"/>
+        </w:rPr>
+      </w:pPr>
+      <w:r>
+        <w:rPr>
+          <w:b/>
+          <w:bCs/>
+          <w:sz w:val="22"/>
+        </w:rPr>
+        <w:t>Z 스킬2: Frost_IceBlock</w:t>
+      </w:r>
+    </w:p>
+    <w:p>
+      <w:pPr>
+        <w:numPr>
+          <w:ilvl w:val="1"/>
+          <w:numId w:val="5"/>
+        </w:numPr>
+        <w:rPr>
+          <w:b/>
+          <w:bCs/>
+          <w:sz w:val="22"/>
+        </w:rPr>
+      </w:pPr>
+      <w:r>
+        <w:rPr>
+          <w:b/>
+          <w:bCs/>
+          <w:sz w:val="22"/>
+        </w:rPr>
+        <w:t>쿨다운 12초, 반경 3, 회복 35, 지속 1.5초</w:t>
+      </w:r>
+    </w:p>
+    <w:p>
+      <w:pPr>
+        <w:numPr>
+          <w:ilvl w:val="1"/>
+          <w:numId w:val="5"/>
+        </w:numPr>
+        <w:rPr>
+          <w:b/>
+          <w:bCs/>
+          <w:sz w:val="22"/>
+        </w:rPr>
+      </w:pPr>
+      <w:r>
+        <w:rPr>
+          <w:b/>
+          <w:bCs/>
+          <w:sz w:val="22"/>
+        </w:rPr>
+        <w:t>자신 회복</w:t>
       </w:r>
     </w:p>
     <w:p>
       <w:pPr>
         <w:numPr>
           <w:ilvl w:val="0"/>
-          <w:numId w:val="2"/>
+          <w:numId w:val="5"/>
         </w:numPr>
         <w:rPr>
-          <w:sz w:val="22"/>
-        </w:rPr>
-      </w:pPr>
-      <w:r>
-        <w:rPr>
-          <w:sz w:val="22"/>
-        </w:rPr>
-        <w:t>조립형 구조물처럼 submesh 경계와 형태 유지가 중요한 경우</w:t>
-      </w:r>
-    </w:p>
-    <w:p>
-      <w:pPr>
-        <w:rPr>
-          <w:sz w:val="22"/>
-        </w:rPr>
-      </w:pPr>
-      <w:r>
-        <w:rPr>
-          <w:sz w:val="22"/>
-        </w:rPr>
-        <w:t>모든 메쉬를 자동으로 줄이는 것이 아니라, 줄여도 되는 메쉬만 줄이는 보수적인 방식으로 수정하였다.</w:t>
-      </w:r>
-    </w:p>
-    <w:p>
-      <w:pPr>
-        <w:rPr>
-          <w:sz w:val="22"/>
-        </w:rPr>
-      </w:pPr>
-      <w:r>
-        <w:rPr>
-          <w:sz w:val="22"/>
-        </w:rPr>
-        <w:t>LOD를 시도했더라도 항상 성공하는 것은 아니었다.</w:t>
-      </w:r>
-      <w:r>
-        <w:rPr>
-          <w:sz w:val="22"/>
-        </w:rPr>
-        <w:br/>
-      </w:r>
-      <w:r>
-        <w:rPr>
-          <w:sz w:val="22"/>
-        </w:rPr>
-        <w:t>어떤 메쉬는 경계 보호 비율이 너무 높거나 구조가 복잡해서, 줄이려고 해도 결과가 원본과 거의 같게 나온다.</w:t>
-      </w:r>
-      <w:r>
-        <w:rPr>
-          <w:sz w:val="22"/>
-        </w:rPr>
-        <w:br/>
-      </w:r>
-      <w:r>
-        <w:rPr>
-          <w:sz w:val="22"/>
-        </w:rPr>
-        <w:t>이 경우에는 simplify-failed로 판단하고, 억지로 그 결과를 사용하지 않고 원본 메쉬를 그대로 유지하도록 하였다.</w:t>
-      </w:r>
-    </w:p>
-    <w:p>
-      <w:pPr>
-        <w:rPr>
-          <w:sz w:val="22"/>
-        </w:rPr>
-      </w:pPr>
-      <w:r>
-        <w:rPr>
-          <w:sz w:val="22"/>
-        </w:rPr>
-        <w:t xml:space="preserve">또한 </w:t>
-      </w:r>
-      <w:r>
-        <w:rPr>
-          <w:rFonts w:hint="eastAsia"/>
-          <w:sz w:val="22"/>
-        </w:rPr>
-        <w:t>LOD</w:t>
-      </w:r>
-      <w:r>
-        <w:rPr>
-          <w:sz w:val="22"/>
-        </w:rPr>
-        <w:t xml:space="preserve"> 결과가 만들어졌더라도, 실제로 원본보다 줄어든 효과가 없으면 사용하지 않도록 했다.</w:t>
-      </w:r>
-    </w:p>
-    <w:p>
-      <w:pPr>
-        <w:rPr>
-          <w:sz w:val="22"/>
-        </w:rPr>
-      </w:pPr>
-      <w:r>
-        <w:rPr>
-          <w:sz w:val="22"/>
-        </w:rPr>
-        <w:t>렌더링 쪽은 기존 파이프라인을 크게 뜯지 않고 연결했다.</w:t>
-      </w:r>
-      <w:r>
-        <w:rPr>
-          <w:sz w:val="22"/>
-        </w:rPr>
-        <w:br/>
-      </w:r>
-      <w:r>
-        <w:rPr>
-          <w:sz w:val="22"/>
-        </w:rPr>
-        <w:t>모델을 그릴 때 원래 참조하던 BumpMesh 대신, 해당 메쉬에 대응하는 LOD 메쉬가 준비되어 있으면 그 메쉬를 대신 넘기도록 연결했다.</w:t>
-      </w:r>
-    </w:p>
-    <w:p>
-      <w:pPr>
-        <w:rPr>
-          <w:rFonts w:hint="eastAsia"/>
-          <w:sz w:val="22"/>
-        </w:rPr>
-      </w:pPr>
-      <w:r>
-        <w:rPr>
-          <w:sz w:val="22"/>
-        </w:rPr>
-        <w:t>결론적으로</w:t>
+          <w:b/>
+          <w:bCs/>
+          <w:sz w:val="22"/>
+        </w:rPr>
+      </w:pPr>
+      <w:r>
+        <w:rPr>
+          <w:b/>
+          <w:bCs/>
+          <w:sz w:val="22"/>
+        </w:rPr>
+        <w:t>Q 궁극기: Frost_Blizzard</w:t>
       </w:r>
     </w:p>
     <w:p>
       <w:pPr>
         <w:numPr>
-          <w:ilvl w:val="0"/>
-          <w:numId w:val="3"/>
+          <w:ilvl w:val="1"/>
+          <w:numId w:val="5"/>
         </w:numPr>
         <w:rPr>
-          <w:sz w:val="22"/>
-        </w:rPr>
-      </w:pPr>
-      <w:r>
-        <w:rPr>
-          <w:sz w:val="22"/>
-        </w:rPr>
-        <w:t>로딩 중에는 큰 것 먼저 처리</w:t>
+          <w:b/>
+          <w:bCs/>
+          <w:sz w:val="22"/>
+        </w:rPr>
+      </w:pPr>
+      <w:r>
+        <w:rPr>
+          <w:b/>
+          <w:bCs/>
+          <w:sz w:val="22"/>
+        </w:rPr>
+        <w:t>쿨다운 34초, 반경 8, 데미지 45, 지속 4초</w:t>
       </w:r>
     </w:p>
     <w:p>
       <w:pPr>
         <w:numPr>
-          <w:ilvl w:val="0"/>
-          <w:numId w:val="3"/>
+          <w:ilvl w:val="1"/>
+          <w:numId w:val="5"/>
         </w:numPr>
         <w:rPr>
-          <w:sz w:val="22"/>
-        </w:rPr>
-      </w:pPr>
-      <w:r>
-        <w:rPr>
-          <w:sz w:val="22"/>
-        </w:rPr>
-        <w:t>실행 중에는 작은 것 분산 처리</w:t>
-      </w:r>
-    </w:p>
-    <w:p>
-      <w:pPr>
-        <w:numPr>
-          <w:ilvl w:val="0"/>
-          <w:numId w:val="3"/>
-        </w:numPr>
-        <w:rPr>
-          <w:sz w:val="22"/>
-        </w:rPr>
-      </w:pPr>
-      <w:r>
-        <w:rPr>
-          <w:sz w:val="22"/>
-        </w:rPr>
-        <w:t>캐시에 있으면 재생성하지 않고 생성했던 것 재사용</w:t>
-      </w:r>
-    </w:p>
-    <w:p>
-      <w:pPr>
-        <w:numPr>
-          <w:ilvl w:val="0"/>
-          <w:numId w:val="3"/>
-        </w:numPr>
-        <w:rPr>
-          <w:sz w:val="22"/>
-        </w:rPr>
-      </w:pPr>
-      <w:r>
-        <w:rPr>
-          <w:sz w:val="22"/>
-        </w:rPr>
-        <w:t>위험한 메쉬는 제외</w:t>
-      </w:r>
-    </w:p>
-    <w:p>
-      <w:pPr>
-        <w:numPr>
-          <w:ilvl w:val="0"/>
-          <w:numId w:val="3"/>
-        </w:numPr>
-        <w:rPr>
-          <w:sz w:val="22"/>
-        </w:rPr>
-      </w:pPr>
-      <w:r>
-        <w:rPr>
-          <w:sz w:val="22"/>
-        </w:rPr>
-        <w:t>성공적으로 줄어든 메쉬만 렌더 단계에서 교체</w:t>
-      </w:r>
-    </w:p>
-    <w:p>
-      <w:pPr>
-        <w:rPr>
-          <w:rFonts w:hint="eastAsia"/>
-          <w:sz w:val="22"/>
-        </w:rPr>
-      </w:pPr>
-      <w:r>
-        <w:rPr>
-          <w:sz w:val="22"/>
-        </w:rPr>
-        <w:t>아직 한계로는 차량이나 얇은 구조물처럼 시각적으로 민감한 메쉬는 자동 생성이 어렵고, 이 경우는 여전히 원본을 유지하여 사용 중이다.</w:t>
-      </w:r>
-      <w:r>
-        <w:rPr>
-          <w:rFonts w:hint="eastAsia"/>
-          <w:sz w:val="22"/>
-        </w:rPr>
-        <w:t xml:space="preserve"> 그래서 크게 차이가 느껴지지 않음.</w:t>
-      </w:r>
+          <w:b/>
+          <w:bCs/>
+          <w:sz w:val="22"/>
+        </w:rPr>
+      </w:pPr>
+      <w:r>
+        <w:rPr>
+          <w:b/>
+          <w:bCs/>
+          <w:sz w:val="22"/>
+        </w:rPr>
+        <w:t>적중 시</w:t>
+      </w:r>
+      <w:r>
+        <w:rPr>
+          <w:rFonts w:hint="eastAsia"/>
+          <w:b/>
+          <w:bCs/>
+          <w:sz w:val="22"/>
+        </w:rPr>
+        <w:t xml:space="preserve"> 얼음 상태</w:t>
+      </w:r>
+      <w:r>
+        <w:rPr>
+          <w:b/>
+          <w:bCs/>
+          <w:sz w:val="22"/>
+        </w:rPr>
+        <w:t xml:space="preserve"> </w:t>
+      </w:r>
+      <w:r>
+        <w:rPr>
+          <w:b/>
+          <w:bCs/>
+          <w:sz w:val="22"/>
+        </w:rPr>
+        <w:t>1.6초</w:t>
+      </w:r>
+    </w:p>
+    <w:p>
+      <w:pPr>
+        <w:rPr>
+          <w:b/>
+          <w:bCs/>
+          <w:sz w:val="22"/>
+        </w:rPr>
+      </w:pPr>
+      <w:proofErr w:type="gramStart"/>
+      <w:r>
+        <w:rPr>
+          <w:b/>
+          <w:bCs/>
+          <w:sz w:val="22"/>
+        </w:rPr>
+        <w:t>이지스 /</w:t>
+      </w:r>
+      <w:proofErr w:type="gramEnd"/>
+      <w:r>
+        <w:rPr>
+          <w:rFonts w:hint="eastAsia"/>
+          <w:b/>
+          <w:bCs/>
+          <w:sz w:val="22"/>
+        </w:rPr>
+        <w:t xml:space="preserve"> 방패 -</w:t>
+      </w:r>
+      <w:r>
+        <w:rPr>
+          <w:b/>
+          <w:bCs/>
+          <w:sz w:val="22"/>
+        </w:rPr>
+        <w:t xml:space="preserve"> 권총</w:t>
+      </w:r>
+    </w:p>
+    <w:p>
+      <w:pPr>
+        <w:rPr>
+          <w:rFonts w:hint="eastAsia"/>
+          <w:b/>
+          <w:bCs/>
+          <w:sz w:val="22"/>
+        </w:rPr>
+      </w:pPr>
+      <w:r>
+        <w:rPr>
+          <w:b/>
+          <w:bCs/>
+          <w:sz w:val="22"/>
+        </w:rPr>
+        <w:tab/>
+      </w:r>
+      <w:r>
+        <w:rPr>
+          <w:rFonts w:hint="eastAsia"/>
+          <w:b/>
+          <w:bCs/>
+          <w:sz w:val="22"/>
+        </w:rPr>
+        <w:t>전기 이펙트 효과 하지만 아직 방패 추가하지 못함 스킬 이펙트는 구현</w:t>
+      </w:r>
+    </w:p>
+    <w:p>
+      <w:pPr>
+        <w:rPr>
+          <w:b/>
+          <w:bCs/>
+          <w:sz w:val="22"/>
+        </w:rPr>
+      </w:pPr>
+      <w:r>
+        <w:rPr>
+          <w:rFonts w:hint="eastAsia"/>
+          <w:b/>
+          <w:bCs/>
+          <w:sz w:val="22"/>
+        </w:rPr>
+        <w:t>드론 몬스터 모델 추가</w:t>
+      </w:r>
+    </w:p>
+    <w:p>
+      <w:pPr>
+        <w:rPr>
+          <w:rFonts w:hint="eastAsia"/>
+          <w:b/>
+          <w:bCs/>
+          <w:sz w:val="22"/>
+        </w:rPr>
+      </w:pPr>
+      <w:r>
+        <w:rPr>
+          <w:rFonts w:hint="eastAsia"/>
+          <w:b/>
+          <w:bCs/>
+          <w:sz w:val="22"/>
+        </w:rPr>
+        <w:t>피격 효과 추가 Ray 메쉬 안보이도록 해서 서버가에서 맞은 지점을 받아 그곳에 빨간/주황 파티클 생성, 몬스터 피격시 몬스터 본체 텍스처 위에 빨간색이 잠깐 입혀지게 해서 피격 받는 효과 추</w:t>
+      </w:r>
+      <w:r>
+        <w:rPr>
+          <w:rFonts w:hint="eastAsia"/>
+          <w:b/>
+          <w:bCs/>
+          <w:sz w:val="22"/>
+        </w:rPr>
+        <w:t>가</w:t>
+      </w:r>
+    </w:p>
+    <w:p>
+      <w:pPr>
+        <w:rPr>
+          <w:rFonts w:hint="eastAsia"/>
+          <w:b/>
+          <w:bCs/>
+          <w:sz w:val="22"/>
+        </w:rPr>
+      </w:pPr>
     </w:p>
     <w:p>
       <w:pPr>
@@ -1602,11 +1896,8 @@
       <w:pPr>
         <w:jc w:val="left"/>
         <w:rPr>
-          <w:lang w:eastAsia="ko-KR"/>
-          <w:rFonts w:hint="eastAsia"/>
-          <w:b/>
-          <w:bCs/>
-          <w:rtl w:val="off"/>
+          <w:b/>
+          <w:bCs/>
         </w:rPr>
       </w:pPr>
       <w:r>
@@ -1631,83 +1922,48 @@
           <w:b/>
           <w:bCs/>
         </w:rPr>
-        <w:t>바운더리식 서버 이동</w:t>
-      </w:r>
-      <w:r>
-        <w:rPr>
-          <w:lang w:eastAsia="ko-KR"/>
-          <w:rFonts w:hint="eastAsia"/>
-          <w:b/>
-          <w:bCs/>
-          <w:rtl w:val="off"/>
-        </w:rPr>
-        <w:t>,</w:t>
+        <w:t>바운더리식 서버 이동,</w:t>
       </w:r>
     </w:p>
     <w:p>
       <w:pPr>
         <w:jc w:val="left"/>
         <w:rPr>
-          <w:rFonts w:hint="eastAsia"/>
-          <w:b/>
-          <w:bCs/>
-        </w:rPr>
-      </w:pPr>
-      <w:r>
-        <w:rPr>
-          <w:rFonts w:hint="eastAsia"/>
-          <w:b/>
-          <w:bCs/>
-        </w:rPr>
-        <w:t>플레이어, 몬스터에 공방추가, 직업 바꾸면 스</w:t>
-      </w:r>
-      <w:r>
-        <w:rPr>
-          <w:lang w:eastAsia="ko-KR"/>
-          <w:rFonts w:hint="eastAsia"/>
-          <w:b/>
-          <w:bCs/>
-          <w:rtl w:val="off"/>
-        </w:rPr>
-        <w:t>탯 변경,</w:t>
+          <w:b/>
+          <w:bCs/>
+        </w:rPr>
+      </w:pPr>
+      <w:r>
+        <w:rPr>
+          <w:rFonts w:hint="eastAsia"/>
+          <w:b/>
+          <w:bCs/>
+        </w:rPr>
+        <w:t>플레이어, 몬스터에 공방추가, 직업 바꾸면 스탯 변경,</w:t>
       </w:r>
     </w:p>
     <w:p>
       <w:pPr>
         <w:jc w:val="left"/>
         <w:rPr>
-          <w:rFonts w:hint="eastAsia"/>
-          <w:b/>
-          <w:bCs/>
-        </w:rPr>
-      </w:pPr>
-      <w:r>
-        <w:rPr>
-          <w:rFonts w:hint="eastAsia"/>
-          <w:b/>
-          <w:bCs/>
-        </w:rPr>
-        <w:t>몬스터 3종류로 세분화</w:t>
-      </w:r>
-      <w:r>
-        <w:rPr>
-          <w:lang w:eastAsia="ko-KR"/>
-          <w:rFonts w:hint="eastAsia"/>
-          <w:b/>
-          <w:bCs/>
-          <w:rtl w:val="off"/>
-        </w:rPr>
-        <w:t xml:space="preserve">, </w:t>
-      </w:r>
-    </w:p>
-    <w:p>
-      <w:pPr>
-        <w:rPr>
-          <w:lang w:eastAsia="ko-KR"/>
-          <w:rFonts w:hint="eastAsia"/>
-          <w:b/>
-          <w:bCs/>
-          <w:rtl w:val="off"/>
+          <w:b/>
+          <w:bCs/>
+        </w:rPr>
+      </w:pPr>
+      <w:r>
+        <w:rPr>
+          <w:rFonts w:hint="eastAsia"/>
+          <w:b/>
+          <w:bCs/>
+        </w:rPr>
+        <w:t xml:space="preserve">몬스터 3종류로 세분화, </w:t>
+      </w:r>
+    </w:p>
+    <w:p>
+      <w:pPr>
+        <w:rPr>
+          <w:b/>
+          <w:bCs/>
         </w:rPr>
       </w:pPr>
       <w:r>
@@ -1722,10 +1978,7 @@
     <w:p>
       <w:pPr>
         <w:rPr>
-          <w:lang w:eastAsia="ko-KR"/>
-          <w:rFonts w:hint="eastAsia"/>
-          <w:sz w:val="22"/>
-          <w:rtl w:val="off"/>
+          <w:sz w:val="22"/>
         </w:rPr>
       </w:pPr>
     </w:p>
@@ -1733,51 +1986,16 @@
       <w:pPr>
         <w:spacing w:line="220" w:lineRule="atLeast"/>
         <w:rPr>
-          <w:lang w:eastAsia="ko-KR"/>
-          <w:rFonts w:hint="eastAsia"/>
-          <w:b/>
-          <w:bCs/>
-          <w:rtl w:val="off"/>
-        </w:rPr>
-      </w:pPr>
-      <w:r>
-        <w:rPr>
-          <w:b/>
-          <w:bCs/>
-        </w:rPr>
-        <w:t xml:space="preserve">현재 구현은 </w:t>
-      </w:r>
-      <w:r>
-        <w:rPr>
-          <w:lang w:eastAsia="ko-KR"/>
-          <w:b/>
-          <w:bCs/>
-          <w:rtl w:val="off"/>
-        </w:rPr>
-        <w:t xml:space="preserve">zone 2개에 같은 맵을 로드하고, </w:t>
-      </w:r>
-      <w:r>
-        <w:rPr>
-          <w:b/>
-          <w:bCs/>
-        </w:rPr>
-        <w:t xml:space="preserve">바운더리 진입 시 다른 Zone 서버로 플레이어를 </w:t>
-      </w:r>
-      <w:r>
-        <w:rPr>
-          <w:lang w:eastAsia="ko-KR"/>
-          <w:b/>
-          <w:bCs/>
-          <w:rtl w:val="off"/>
-        </w:rPr>
-        <w:t>이동시킨다</w:t>
-      </w:r>
-      <w:r>
-        <w:rPr>
-          <w:b/>
-          <w:bCs/>
-        </w:rPr>
-        <w:t>.</w:t>
+          <w:b/>
+          <w:bCs/>
+        </w:rPr>
+      </w:pPr>
+      <w:r>
+        <w:rPr>
+          <w:b/>
+          <w:bCs/>
+        </w:rPr>
+        <w:t>현재 구현은 zone 2개에 같은 맵을 로드하고, 바운더리 진입 시 다른 Zone 서버로 플레이어를 이동시킨다.</w:t>
       </w:r>
     </w:p>
     <w:p>
@@ -1790,10 +2008,8 @@
       </w:pPr>
       <w:r>
         <w:rPr>
-          <w:lang w:eastAsia="ko-KR"/>
-          <w:b/>
-          <w:bCs/>
-          <w:rtl w:val="off"/>
+          <w:b/>
+          <w:bCs/>
         </w:rPr>
         <w:t>바운더리에 접촉하면 이전 zone의 위치를 받아 스폰된다. 이전보다는 자연스럽게 움직인다 (끊김은 존재한다)</w:t>
       </w:r>
@@ -1801,63 +2017,30 @@
     <w:p>
       <w:pPr>
         <w:rPr>
-          <w:lang w:eastAsia="ko-KR"/>
-          <w:rFonts w:hint="eastAsia"/>
-          <w:b/>
-          <w:bCs/>
-          <w:rtl w:val="off"/>
-        </w:rPr>
-      </w:pPr>
-      <w:r>
-        <w:rPr>
-          <w:b/>
-          <w:bCs/>
-        </w:rPr>
-        <w:t>이후에는 맵을 청크/영역 기준으로 나누고, 인접 Zone 오브젝트</w:t>
-      </w:r>
-      <w:r>
-        <w:rPr>
-          <w:lang w:eastAsia="ko-KR"/>
-          <w:b/>
-          <w:bCs/>
-          <w:rtl w:val="off"/>
-        </w:rPr>
-        <w:t>, npc</w:t>
-      </w:r>
-      <w:r>
-        <w:rPr>
-          <w:b/>
-          <w:bCs/>
-        </w:rPr>
-        <w:t xml:space="preserve"> 동기화를 추가해야 </w:t>
-      </w:r>
-      <w:r>
-        <w:rPr>
-          <w:lang w:eastAsia="ko-KR"/>
-          <w:b/>
-          <w:bCs/>
-          <w:rtl w:val="off"/>
-        </w:rPr>
-        <w:t>한다.</w:t>
-      </w:r>
-    </w:p>
-    <w:p>
-      <w:pPr>
-        <w:rPr>
-          <w:lang w:eastAsia="ko-KR"/>
-          <w:rFonts w:hint="eastAsia"/>
-          <w:b/>
-          <w:bCs/>
-          <w:rtl w:val="off"/>
-        </w:rPr>
-      </w:pPr>
-      <w:r>
-        <w:rPr>
-          <w:lang w:eastAsia="ko-KR"/>
-          <w:rFonts w:hint="eastAsia"/>
-          <w:b/>
-          <w:bCs/>
-          <w:rtl w:val="off"/>
+          <w:b/>
+          <w:bCs/>
+        </w:rPr>
+      </w:pPr>
+      <w:r>
+        <w:rPr>
+          <w:b/>
+          <w:bCs/>
+        </w:rPr>
+        <w:t>이후에는 맵을 청크/영역 기준으로 나누고, 인접 Zone 오브젝트, npc 동기화를 추가해야 한다.</w:t>
+      </w:r>
+    </w:p>
+    <w:p>
+      <w:pPr>
+        <w:rPr>
+          <w:b/>
+          <w:bCs/>
+        </w:rPr>
+      </w:pPr>
+      <w:r>
+        <w:rPr>
+          <w:rFonts w:hint="eastAsia"/>
+          <w:b/>
+          <w:bCs/>
         </w:rPr>
         <w:t>또, 자연스럽게 존 사이를 이동하기 위해 바운더리의 범위를 넓히고 두 부분으로 나눠서 ready 바운더리로 들어오면 미리 다음 서버에 데이터를 보내고 준비하고, 바운더리를 넘으면 그때 정식으로 연결하는 식으로 해야할것같다.</w:t>
       </w:r>
@@ -1865,104 +2048,48 @@
     <w:p>
       <w:pPr>
         <w:rPr>
-          <w:lang w:eastAsia="ko-KR"/>
-          <w:rFonts w:hint="eastAsia"/>
-          <w:b/>
-          <w:bCs/>
-          <w:rtl w:val="off"/>
-        </w:rPr>
-      </w:pPr>
-    </w:p>
-    <w:p>
-      <w:pPr>
-        <w:rPr>
-          <w:lang w:eastAsia="ko-KR"/>
-          <w:rFonts w:hint="eastAsia"/>
-          <w:rtl w:val="off"/>
-        </w:rPr>
-      </w:pPr>
-      <w:r>
-        <w:rPr>
-          <w:lang w:eastAsia="ko-KR"/>
-          <w:rFonts w:hint="eastAsia"/>
-          <w:rtl w:val="off"/>
+          <w:b/>
+          <w:bCs/>
+        </w:rPr>
+      </w:pPr>
+    </w:p>
+    <w:p>
+      <w:r>
+        <w:rPr>
+          <w:rFonts w:hint="eastAsia"/>
         </w:rPr>
         <w:t>플레이어와 몬스터에 공격력과 방어력을 추가했다. 공격력을 기반으로 데미지를 주고, 방어력을 기반으로 데미지rk 감쇠한다</w:t>
       </w:r>
     </w:p>
     <w:p>
-      <w:pPr>
-        <w:rPr>
-          <w:lang w:eastAsia="ko-KR"/>
-          <w:rFonts w:hint="eastAsia"/>
-          <w:rtl w:val="off"/>
-        </w:rPr>
-      </w:pPr>
-      <w:r>
-        <w:rPr>
-          <w:lang w:eastAsia="ko-KR"/>
-          <w:rFonts w:hint="eastAsia"/>
-          <w:rtl w:val="off"/>
+      <w:r>
+        <w:rPr>
+          <w:rFonts w:hint="eastAsia"/>
         </w:rPr>
         <w:t>직업에 따른 스탯이 있고, 직업을 바꾸면 각각의 스탯으로 변환한다</w:t>
       </w:r>
     </w:p>
     <w:p>
-      <w:pPr>
-        <w:rPr>
-          <w:lang w:eastAsia="ko-KR"/>
-          <w:rFonts w:hint="eastAsia"/>
-          <w:rtl w:val="off"/>
-        </w:rPr>
-      </w:pPr>
-      <w:r>
-        <w:rPr>
-          <w:lang w:eastAsia="ko-KR"/>
-          <w:rFonts w:hint="eastAsia"/>
-          <w:rtl w:val="off"/>
+      <w:r>
+        <w:rPr>
+          <w:rFonts w:hint="eastAsia"/>
         </w:rPr>
         <w:t>몬스터를 워커, 드론, 타워로 세분화했다.</w:t>
       </w:r>
     </w:p>
-    <w:p>
-      <w:pPr>
-        <w:rPr>
-          <w:lang w:eastAsia="ko-KR"/>
-          <w:rFonts w:hint="eastAsia"/>
-          <w:rtl w:val="off"/>
-        </w:rPr>
-      </w:pPr>
-    </w:p>
-    <w:p>
-      <w:pPr>
-        <w:rPr>
-          <w:lang w:eastAsia="ko-KR"/>
-          <w:rFonts w:hint="eastAsia"/>
-          <w:rtl w:val="off"/>
-        </w:rPr>
-      </w:pPr>
-      <w:r>
-        <w:rPr>
-          <w:lang w:eastAsia="ko-KR"/>
-          <w:rFonts w:hint="eastAsia"/>
-          <w:rtl w:val="off"/>
+    <w:p/>
+    <w:p>
+      <w:r>
+        <w:rPr>
+          <w:rFonts w:hint="eastAsia"/>
         </w:rPr>
         <w:t>카메라를 위로 올리면 카메라가 땅을 뚫는 버그를 수정했다.</w:t>
       </w:r>
     </w:p>
     <w:p>
-      <w:pPr>
-        <w:rPr>
-          <w:lang w:eastAsia="ko-KR"/>
-          <w:rFonts w:hint="eastAsia"/>
-          <w:rtl w:val="off"/>
-        </w:rPr>
-      </w:pPr>
-      <w:r>
-        <w:rPr>
-          <w:lang w:eastAsia="ko-KR"/>
-          <w:rFonts w:hint="eastAsia"/>
-          <w:rtl w:val="off"/>
+      <w:r>
+        <w:rPr>
+          <w:rFonts w:hint="eastAsia"/>
         </w:rPr>
         <w:t>샷건이 위를 봐도 위를 쏘지 않는 버그를 수정했다.</w:t>
       </w:r>
@@ -2037,7 +2164,7 @@
       </w:tblGrid>
       <w:tr>
         <w:trPr>
-          <w:trHeight w:val="875" w:hRule="atLeast"/>
+          <w:trHeight w:val="875"/>
         </w:trPr>
         <w:tc>
           <w:tcPr>
@@ -2110,7 +2237,7 @@
       </w:tr>
       <w:tr>
         <w:trPr>
-          <w:trHeight w:val="590" w:hRule="atLeast"/>
+          <w:trHeight w:val="590"/>
         </w:trPr>
         <w:tc>
           <w:tcPr>
@@ -2194,7 +2321,7 @@
       </w:tr>
       <w:tr>
         <w:trPr>
-          <w:trHeight w:val="1520" w:hRule="atLeast"/>
+          <w:trHeight w:val="1520"/>
         </w:trPr>
         <w:tc>
           <w:tcPr>
@@ -2236,7 +2363,7 @@
       </w:tr>
       <w:tr>
         <w:trPr>
-          <w:trHeight w:val="1963" w:hRule="atLeast"/>
+          <w:trHeight w:val="1963"/>
         </w:trPr>
         <w:tc>
           <w:tcPr>
@@ -2258,6 +2385,7 @@
                 <w:b/>
                 <w:sz w:val="22"/>
               </w:rPr>
+              <w:lastRenderedPageBreak/>
               <w:t>지도교수</w:t>
             </w:r>
           </w:p>
@@ -2314,12 +2442,12 @@
 </file>
 
 <file path=word/numbering.xml><?xml version="1.0" encoding="utf-8"?>
-<w:numbering xmlns:ve="http://schemas.openxmlformats.org/markup-compatibility/2006" xmlns:o="urn:schemas-microsoft-com:office:office" xmlns:r="http://schemas.openxmlformats.org/officeDocument/2006/relationships" xmlns:m="http://schemas.openxmlformats.org/officeDocument/2006/math" xmlns:v="urn:schemas-microsoft-com:vml" xmlns:wp="http://schemas.openxmlformats.org/drawingml/2006/wordprocessingDrawing" xmlns:w10="urn:schemas-microsoft-com:office:word" xmlns:w="http://schemas.openxmlformats.org/wordprocessingml/2006/main" xmlns:w14="http://schemas.microsoft.com/office/word/2010/wordml" xmlns:wne="http://schemas.microsoft.com/office/word/2006/wordml">
-  <w:abstractNum w:abstractNumId="0">
-    <w:nsid w:val="3bd945a3"/>
+<w:numbering xmlns:wpc="http://schemas.microsoft.com/office/word/2010/wordprocessingCanvas" xmlns:cx="http://schemas.microsoft.com/office/drawing/2014/chartex" xmlns:cx1="http://schemas.microsoft.com/office/drawing/2015/9/8/chartex" xmlns:cx2="http://schemas.microsoft.com/office/drawing/2015/10/21/chartex" xmlns:cx3="http://schemas.microsoft.com/office/drawing/2016/5/9/chartex" xmlns:cx4="http://schemas.microsoft.com/office/drawing/2016/5/10/chartex" xmlns:cx5="http://schemas.microsoft.com/office/drawing/2016/5/11/chartex" xmlns:cx6="http://schemas.microsoft.com/office/drawing/2016/5/12/chartex" xmlns:cx7="http://schemas.microsoft.com/office/drawing/2016/5/13/chartex" xmlns:cx8="http://schemas.microsoft.com/office/drawing/2016/5/14/chartex" xmlns:mc="http://schemas.openxmlformats.org/markup-compatibility/2006" xmlns:aink="http://schemas.microsoft.com/office/drawing/2016/ink" xmlns:am3d="http://schemas.microsoft.com/office/drawing/2017/model3d" xmlns:o="urn:schemas-microsoft-com:office:office" xmlns:oel="http://schemas.microsoft.com/office/2019/extlst" xmlns:r="http://schemas.openxmlformats.org/officeDocument/2006/relationships" xmlns:m="http://schemas.openxmlformats.org/officeDocument/2006/math" xmlns:v="urn:schemas-microsoft-com:vml" xmlns:wp14="http://schemas.microsoft.com/office/word/2010/wordprocessingDrawing" xmlns:wp="http://schemas.openxmlformats.org/drawingml/2006/wordprocessingDrawing" xmlns:w10="urn:schemas-microsoft-com:office:word" xmlns:w="http://schemas.openxmlformats.org/wordprocessingml/2006/main" xmlns:w14="http://schemas.microsoft.com/office/word/2010/wordml" xmlns:w15="http://schemas.microsoft.com/office/word/2012/wordml" xmlns:w16cex="http://schemas.microsoft.com/office/word/2018/wordml/cex" xmlns:w16cid="http://schemas.microsoft.com/office/word/2016/wordml/cid" xmlns:w16="http://schemas.microsoft.com/office/word/2018/wordml" xmlns:w16du="http://schemas.microsoft.com/office/word/2023/wordml/word16du" xmlns:w16sdtdh="http://schemas.microsoft.com/office/word/2020/wordml/sdtdatahash" xmlns:w16sdtfl="http://schemas.microsoft.com/office/word/2024/wordml/sdtformatlock" xmlns:w16se="http://schemas.microsoft.com/office/word/2015/wordml/symex" xmlns:wpg="http://schemas.microsoft.com/office/word/2010/wordprocessingGroup" xmlns:wpi="http://schemas.microsoft.com/office/word/2010/wordprocessingInk" xmlns:wne="http://schemas.microsoft.com/office/word/2006/wordml" xmlns:wps="http://schemas.microsoft.com/office/word/2010/wordprocessingShape" mc:Ignorable="w14 w15 w16se w16cid w16 w16cex w16sdtdh w16sdtfl w16du wp14">
+  <w:abstractNum w:abstractNumId="0" w15:restartNumberingAfterBreak="0">
+    <w:nsid w:val="3BD945A3"/>
     <w:multiLevelType w:val="hybridMultilevel"/>
-    <w:tmpl w:val="fa3099ea"/>
-    <w:lvl w:ilvl="0" w:tplc="45c86960">
+    <w:tmpl w:val="FA3099EA"/>
+    <w:lvl w:ilvl="0" w:tplc="45C86960">
       <w:numFmt w:val="bullet"/>
       <w:lvlText w:val="-"/>
       <w:lvlJc w:val="left"/>
@@ -2330,7 +2458,7 @@
         <w:rFonts w:ascii="맑은 고딕" w:eastAsia="맑은 고딕" w:hAnsi="맑은 고딕" w:hint="eastAsia"/>
       </w:rPr>
     </w:lvl>
-    <w:lvl w:ilvl="1" w:tentative="on" w:tplc="4090003">
+    <w:lvl w:ilvl="1" w:tplc="04090003" w:tentative="1">
       <w:start w:val="1"/>
       <w:numFmt w:val="bullet"/>
       <w:lvlText w:val=""/>
@@ -2342,7 +2470,7 @@
         <w:rFonts w:ascii="Wingdings" w:hAnsi="Wingdings" w:hint="default"/>
       </w:rPr>
     </w:lvl>
-    <w:lvl w:ilvl="2" w:tentative="on" w:tplc="4090005">
+    <w:lvl w:ilvl="2" w:tplc="04090005" w:tentative="1">
       <w:start w:val="1"/>
       <w:numFmt w:val="bullet"/>
       <w:lvlText w:val=""/>
@@ -2354,7 +2482,7 @@
         <w:rFonts w:ascii="Wingdings" w:hAnsi="Wingdings" w:hint="default"/>
       </w:rPr>
     </w:lvl>
-    <w:lvl w:ilvl="3" w:tentative="on" w:tplc="4090001">
+    <w:lvl w:ilvl="3" w:tplc="04090001" w:tentative="1">
       <w:start w:val="1"/>
       <w:numFmt w:val="bullet"/>
       <w:lvlText w:val=""/>
@@ -2366,7 +2494,7 @@
         <w:rFonts w:ascii="Wingdings" w:hAnsi="Wingdings" w:hint="default"/>
       </w:rPr>
     </w:lvl>
-    <w:lvl w:ilvl="4" w:tentative="on" w:tplc="4090003">
+    <w:lvl w:ilvl="4" w:tplc="04090003" w:tentative="1">
       <w:start w:val="1"/>
       <w:numFmt w:val="bullet"/>
       <w:lvlText w:val=""/>
@@ -2378,7 +2506,7 @@
         <w:rFonts w:ascii="Wingdings" w:hAnsi="Wingdings" w:hint="default"/>
       </w:rPr>
     </w:lvl>
-    <w:lvl w:ilvl="5" w:tentative="on" w:tplc="4090005">
+    <w:lvl w:ilvl="5" w:tplc="04090005" w:tentative="1">
       <w:start w:val="1"/>
       <w:numFmt w:val="bullet"/>
       <w:lvlText w:val=""/>
@@ -2390,7 +2518,7 @@
         <w:rFonts w:ascii="Wingdings" w:hAnsi="Wingdings" w:hint="default"/>
       </w:rPr>
     </w:lvl>
-    <w:lvl w:ilvl="6" w:tentative="on" w:tplc="4090001">
+    <w:lvl w:ilvl="6" w:tplc="04090001" w:tentative="1">
       <w:start w:val="1"/>
       <w:numFmt w:val="bullet"/>
       <w:lvlText w:val=""/>
@@ -2402,7 +2530,7 @@
         <w:rFonts w:ascii="Wingdings" w:hAnsi="Wingdings" w:hint="default"/>
       </w:rPr>
     </w:lvl>
-    <w:lvl w:ilvl="7" w:tentative="on" w:tplc="4090003">
+    <w:lvl w:ilvl="7" w:tplc="04090003" w:tentative="1">
       <w:start w:val="1"/>
       <w:numFmt w:val="bullet"/>
       <w:lvlText w:val=""/>
@@ -2414,7 +2542,7 @@
         <w:rFonts w:ascii="Wingdings" w:hAnsi="Wingdings" w:hint="default"/>
       </w:rPr>
     </w:lvl>
-    <w:lvl w:ilvl="8" w:tentative="on" w:tplc="4090005">
+    <w:lvl w:ilvl="8" w:tplc="04090005" w:tentative="1">
       <w:start w:val="1"/>
       <w:numFmt w:val="bullet"/>
       <w:lvlText w:val=""/>
@@ -2427,148 +2555,148 @@
       </w:rPr>
     </w:lvl>
   </w:abstractNum>
-  <w:abstractNum w:abstractNumId="1">
-    <w:nsid w:val="49a341ff"/>
+  <w:abstractNum w:abstractNumId="1" w15:restartNumberingAfterBreak="0">
+    <w:nsid w:val="47B81C34"/>
     <w:multiLevelType w:val="multilevel"/>
-    <w:tmpl w:val="4ad671ee"/>
+    <w:tmpl w:val="75CEBC28"/>
     <w:lvl w:ilvl="0">
       <w:start w:val="1"/>
       <w:numFmt w:val="bullet"/>
       <w:lvlText w:val=""/>
       <w:lvlJc w:val="left"/>
       <w:pPr>
-        <w:ind w:left="720" w:hanging="360"/>
         <w:tabs>
           <w:tab w:val="num" w:pos="720"/>
         </w:tabs>
+        <w:ind w:left="720" w:hanging="360"/>
       </w:pPr>
       <w:rPr>
         <w:rFonts w:ascii="Symbol" w:hAnsi="Symbol" w:hint="default"/>
         <w:sz w:val="20"/>
       </w:rPr>
     </w:lvl>
-    <w:lvl w:ilvl="1" w:tentative="on">
+    <w:lvl w:ilvl="1" w:tentative="1">
       <w:start w:val="1"/>
       <w:numFmt w:val="bullet"/>
       <w:lvlText w:val=""/>
       <w:lvlJc w:val="left"/>
       <w:pPr>
-        <w:ind w:left="1440" w:hanging="360"/>
         <w:tabs>
           <w:tab w:val="num" w:pos="1440"/>
         </w:tabs>
+        <w:ind w:left="1440" w:hanging="360"/>
       </w:pPr>
       <w:rPr>
         <w:rFonts w:ascii="Symbol" w:hAnsi="Symbol" w:hint="default"/>
         <w:sz w:val="20"/>
       </w:rPr>
     </w:lvl>
-    <w:lvl w:ilvl="2" w:tentative="on">
+    <w:lvl w:ilvl="2" w:tentative="1">
       <w:start w:val="1"/>
       <w:numFmt w:val="bullet"/>
       <w:lvlText w:val=""/>
       <w:lvlJc w:val="left"/>
       <w:pPr>
-        <w:ind w:left="2160" w:hanging="360"/>
         <w:tabs>
           <w:tab w:val="num" w:pos="2160"/>
         </w:tabs>
+        <w:ind w:left="2160" w:hanging="360"/>
       </w:pPr>
       <w:rPr>
         <w:rFonts w:ascii="Symbol" w:hAnsi="Symbol" w:hint="default"/>
         <w:sz w:val="20"/>
       </w:rPr>
     </w:lvl>
-    <w:lvl w:ilvl="3" w:tentative="on">
+    <w:lvl w:ilvl="3" w:tentative="1">
       <w:start w:val="1"/>
       <w:numFmt w:val="bullet"/>
       <w:lvlText w:val=""/>
       <w:lvlJc w:val="left"/>
       <w:pPr>
-        <w:ind w:left="2880" w:hanging="360"/>
         <w:tabs>
           <w:tab w:val="num" w:pos="2880"/>
         </w:tabs>
+        <w:ind w:left="2880" w:hanging="360"/>
       </w:pPr>
       <w:rPr>
         <w:rFonts w:ascii="Symbol" w:hAnsi="Symbol" w:hint="default"/>
         <w:sz w:val="20"/>
       </w:rPr>
     </w:lvl>
-    <w:lvl w:ilvl="4" w:tentative="on">
+    <w:lvl w:ilvl="4" w:tentative="1">
       <w:start w:val="1"/>
       <w:numFmt w:val="bullet"/>
       <w:lvlText w:val=""/>
       <w:lvlJc w:val="left"/>
       <w:pPr>
-        <w:ind w:left="3600" w:hanging="360"/>
         <w:tabs>
           <w:tab w:val="num" w:pos="3600"/>
         </w:tabs>
+        <w:ind w:left="3600" w:hanging="360"/>
       </w:pPr>
       <w:rPr>
         <w:rFonts w:ascii="Symbol" w:hAnsi="Symbol" w:hint="default"/>
         <w:sz w:val="20"/>
       </w:rPr>
     </w:lvl>
-    <w:lvl w:ilvl="5" w:tentative="on">
+    <w:lvl w:ilvl="5" w:tentative="1">
       <w:start w:val="1"/>
       <w:numFmt w:val="bullet"/>
       <w:lvlText w:val=""/>
       <w:lvlJc w:val="left"/>
       <w:pPr>
-        <w:ind w:left="4320" w:hanging="360"/>
         <w:tabs>
           <w:tab w:val="num" w:pos="4320"/>
         </w:tabs>
+        <w:ind w:left="4320" w:hanging="360"/>
       </w:pPr>
       <w:rPr>
         <w:rFonts w:ascii="Symbol" w:hAnsi="Symbol" w:hint="default"/>
         <w:sz w:val="20"/>
       </w:rPr>
     </w:lvl>
-    <w:lvl w:ilvl="6" w:tentative="on">
+    <w:lvl w:ilvl="6" w:tentative="1">
       <w:start w:val="1"/>
       <w:numFmt w:val="bullet"/>
       <w:lvlText w:val=""/>
       <w:lvlJc w:val="left"/>
       <w:pPr>
-        <w:ind w:left="5040" w:hanging="360"/>
         <w:tabs>
           <w:tab w:val="num" w:pos="5040"/>
         </w:tabs>
+        <w:ind w:left="5040" w:hanging="360"/>
       </w:pPr>
       <w:rPr>
         <w:rFonts w:ascii="Symbol" w:hAnsi="Symbol" w:hint="default"/>
         <w:sz w:val="20"/>
       </w:rPr>
     </w:lvl>
-    <w:lvl w:ilvl="7" w:tentative="on">
+    <w:lvl w:ilvl="7" w:tentative="1">
       <w:start w:val="1"/>
       <w:numFmt w:val="bullet"/>
       <w:lvlText w:val=""/>
       <w:lvlJc w:val="left"/>
       <w:pPr>
-        <w:ind w:left="5760" w:hanging="360"/>
         <w:tabs>
           <w:tab w:val="num" w:pos="5760"/>
         </w:tabs>
+        <w:ind w:left="5760" w:hanging="360"/>
       </w:pPr>
       <w:rPr>
         <w:rFonts w:ascii="Symbol" w:hAnsi="Symbol" w:hint="default"/>
         <w:sz w:val="20"/>
       </w:rPr>
     </w:lvl>
-    <w:lvl w:ilvl="8" w:tentative="on">
+    <w:lvl w:ilvl="8" w:tentative="1">
       <w:start w:val="1"/>
       <w:numFmt w:val="bullet"/>
       <w:lvlText w:val=""/>
       <w:lvlJc w:val="left"/>
       <w:pPr>
-        <w:ind w:left="6480" w:hanging="360"/>
         <w:tabs>
           <w:tab w:val="num" w:pos="6480"/>
         </w:tabs>
+        <w:ind w:left="6480" w:hanging="360"/>
       </w:pPr>
       <w:rPr>
         <w:rFonts w:ascii="Symbol" w:hAnsi="Symbol" w:hint="default"/>
@@ -2576,148 +2704,148 @@
       </w:rPr>
     </w:lvl>
   </w:abstractNum>
-  <w:abstractNum w:abstractNumId="2">
-    <w:nsid w:val="47b81c34"/>
+  <w:abstractNum w:abstractNumId="2" w15:restartNumberingAfterBreak="0">
+    <w:nsid w:val="49A341FF"/>
     <w:multiLevelType w:val="multilevel"/>
-    <w:tmpl w:val="75cebc28"/>
+    <w:tmpl w:val="4AD671EE"/>
     <w:lvl w:ilvl="0">
       <w:start w:val="1"/>
       <w:numFmt w:val="bullet"/>
       <w:lvlText w:val=""/>
       <w:lvlJc w:val="left"/>
       <w:pPr>
-        <w:ind w:left="720" w:hanging="360"/>
         <w:tabs>
           <w:tab w:val="num" w:pos="720"/>
         </w:tabs>
+        <w:ind w:left="720" w:hanging="360"/>
       </w:pPr>
       <w:rPr>
         <w:rFonts w:ascii="Symbol" w:hAnsi="Symbol" w:hint="default"/>
         <w:sz w:val="20"/>
       </w:rPr>
     </w:lvl>
-    <w:lvl w:ilvl="1" w:tentative="on">
+    <w:lvl w:ilvl="1" w:tentative="1">
       <w:start w:val="1"/>
       <w:numFmt w:val="bullet"/>
       <w:lvlText w:val=""/>
       <w:lvlJc w:val="left"/>
       <w:pPr>
-        <w:ind w:left="1440" w:hanging="360"/>
         <w:tabs>
           <w:tab w:val="num" w:pos="1440"/>
         </w:tabs>
+        <w:ind w:left="1440" w:hanging="360"/>
       </w:pPr>
       <w:rPr>
         <w:rFonts w:ascii="Symbol" w:hAnsi="Symbol" w:hint="default"/>
         <w:sz w:val="20"/>
       </w:rPr>
     </w:lvl>
-    <w:lvl w:ilvl="2" w:tentative="on">
+    <w:lvl w:ilvl="2" w:tentative="1">
       <w:start w:val="1"/>
       <w:numFmt w:val="bullet"/>
       <w:lvlText w:val=""/>
       <w:lvlJc w:val="left"/>
       <w:pPr>
-        <w:ind w:left="2160" w:hanging="360"/>
         <w:tabs>
           <w:tab w:val="num" w:pos="2160"/>
         </w:tabs>
+        <w:ind w:left="2160" w:hanging="360"/>
       </w:pPr>
       <w:rPr>
         <w:rFonts w:ascii="Symbol" w:hAnsi="Symbol" w:hint="default"/>
         <w:sz w:val="20"/>
       </w:rPr>
     </w:lvl>
-    <w:lvl w:ilvl="3" w:tentative="on">
+    <w:lvl w:ilvl="3" w:tentative="1">
       <w:start w:val="1"/>
       <w:numFmt w:val="bullet"/>
       <w:lvlText w:val=""/>
       <w:lvlJc w:val="left"/>
       <w:pPr>
-        <w:ind w:left="2880" w:hanging="360"/>
         <w:tabs>
           <w:tab w:val="num" w:pos="2880"/>
         </w:tabs>
+        <w:ind w:left="2880" w:hanging="360"/>
       </w:pPr>
       <w:rPr>
         <w:rFonts w:ascii="Symbol" w:hAnsi="Symbol" w:hint="default"/>
         <w:sz w:val="20"/>
       </w:rPr>
     </w:lvl>
-    <w:lvl w:ilvl="4" w:tentative="on">
+    <w:lvl w:ilvl="4" w:tentative="1">
       <w:start w:val="1"/>
       <w:numFmt w:val="bullet"/>
       <w:lvlText w:val=""/>
       <w:lvlJc w:val="left"/>
       <w:pPr>
-        <w:ind w:left="3600" w:hanging="360"/>
         <w:tabs>
           <w:tab w:val="num" w:pos="3600"/>
         </w:tabs>
+        <w:ind w:left="3600" w:hanging="360"/>
       </w:pPr>
       <w:rPr>
         <w:rFonts w:ascii="Symbol" w:hAnsi="Symbol" w:hint="default"/>
         <w:sz w:val="20"/>
       </w:rPr>
     </w:lvl>
-    <w:lvl w:ilvl="5" w:tentative="on">
+    <w:lvl w:ilvl="5" w:tentative="1">
       <w:start w:val="1"/>
       <w:numFmt w:val="bullet"/>
       <w:lvlText w:val=""/>
       <w:lvlJc w:val="left"/>
       <w:pPr>
-        <w:ind w:left="4320" w:hanging="360"/>
         <w:tabs>
           <w:tab w:val="num" w:pos="4320"/>
         </w:tabs>
+        <w:ind w:left="4320" w:hanging="360"/>
       </w:pPr>
       <w:rPr>
         <w:rFonts w:ascii="Symbol" w:hAnsi="Symbol" w:hint="default"/>
         <w:sz w:val="20"/>
       </w:rPr>
     </w:lvl>
-    <w:lvl w:ilvl="6" w:tentative="on">
+    <w:lvl w:ilvl="6" w:tentative="1">
       <w:start w:val="1"/>
       <w:numFmt w:val="bullet"/>
       <w:lvlText w:val=""/>
       <w:lvlJc w:val="left"/>
       <w:pPr>
-        <w:ind w:left="5040" w:hanging="360"/>
         <w:tabs>
           <w:tab w:val="num" w:pos="5040"/>
         </w:tabs>
+        <w:ind w:left="5040" w:hanging="360"/>
       </w:pPr>
       <w:rPr>
         <w:rFonts w:ascii="Symbol" w:hAnsi="Symbol" w:hint="default"/>
         <w:sz w:val="20"/>
       </w:rPr>
     </w:lvl>
-    <w:lvl w:ilvl="7" w:tentative="on">
+    <w:lvl w:ilvl="7" w:tentative="1">
       <w:start w:val="1"/>
       <w:numFmt w:val="bullet"/>
       <w:lvlText w:val=""/>
       <w:lvlJc w:val="left"/>
       <w:pPr>
-        <w:ind w:left="5760" w:hanging="360"/>
         <w:tabs>
           <w:tab w:val="num" w:pos="5760"/>
         </w:tabs>
+        <w:ind w:left="5760" w:hanging="360"/>
       </w:pPr>
       <w:rPr>
         <w:rFonts w:ascii="Symbol" w:hAnsi="Symbol" w:hint="default"/>
         <w:sz w:val="20"/>
       </w:rPr>
     </w:lvl>
-    <w:lvl w:ilvl="8" w:tentative="on">
+    <w:lvl w:ilvl="8" w:tentative="1">
       <w:start w:val="1"/>
       <w:numFmt w:val="bullet"/>
       <w:lvlText w:val=""/>
       <w:lvlJc w:val="left"/>
       <w:pPr>
-        <w:ind w:left="6480" w:hanging="360"/>
         <w:tabs>
           <w:tab w:val="num" w:pos="6480"/>
         </w:tabs>
+        <w:ind w:left="6480" w:hanging="360"/>
       </w:pPr>
       <w:rPr>
         <w:rFonts w:ascii="Symbol" w:hAnsi="Symbol" w:hint="default"/>
@@ -2725,33 +2853,337 @@
       </w:rPr>
     </w:lvl>
   </w:abstractNum>
-  <w:num w:numId="1">
+  <w:abstractNum w:abstractNumId="3" w15:restartNumberingAfterBreak="0">
+    <w:nsid w:val="525D7BE4"/>
+    <w:multiLevelType w:val="multilevel"/>
+    <w:tmpl w:val="74CAF490"/>
+    <w:lvl w:ilvl="0">
+      <w:start w:val="1"/>
+      <w:numFmt w:val="bullet"/>
+      <w:lvlText w:val=""/>
+      <w:lvlJc w:val="left"/>
+      <w:pPr>
+        <w:tabs>
+          <w:tab w:val="num" w:pos="720"/>
+        </w:tabs>
+        <w:ind w:left="720" w:hanging="360"/>
+      </w:pPr>
+      <w:rPr>
+        <w:rFonts w:ascii="Symbol" w:hAnsi="Symbol" w:hint="default"/>
+        <w:sz w:val="20"/>
+      </w:rPr>
+    </w:lvl>
+    <w:lvl w:ilvl="1">
+      <w:start w:val="1"/>
+      <w:numFmt w:val="bullet"/>
+      <w:lvlText w:val=""/>
+      <w:lvlJc w:val="left"/>
+      <w:pPr>
+        <w:tabs>
+          <w:tab w:val="num" w:pos="1440"/>
+        </w:tabs>
+        <w:ind w:left="1440" w:hanging="360"/>
+      </w:pPr>
+      <w:rPr>
+        <w:rFonts w:ascii="Symbol" w:hAnsi="Symbol" w:hint="default"/>
+        <w:sz w:val="20"/>
+      </w:rPr>
+    </w:lvl>
+    <w:lvl w:ilvl="2" w:tentative="1">
+      <w:start w:val="1"/>
+      <w:numFmt w:val="bullet"/>
+      <w:lvlText w:val=""/>
+      <w:lvlJc w:val="left"/>
+      <w:pPr>
+        <w:tabs>
+          <w:tab w:val="num" w:pos="2160"/>
+        </w:tabs>
+        <w:ind w:left="2160" w:hanging="360"/>
+      </w:pPr>
+      <w:rPr>
+        <w:rFonts w:ascii="Symbol" w:hAnsi="Symbol" w:hint="default"/>
+        <w:sz w:val="20"/>
+      </w:rPr>
+    </w:lvl>
+    <w:lvl w:ilvl="3" w:tentative="1">
+      <w:start w:val="1"/>
+      <w:numFmt w:val="bullet"/>
+      <w:lvlText w:val=""/>
+      <w:lvlJc w:val="left"/>
+      <w:pPr>
+        <w:tabs>
+          <w:tab w:val="num" w:pos="2880"/>
+        </w:tabs>
+        <w:ind w:left="2880" w:hanging="360"/>
+      </w:pPr>
+      <w:rPr>
+        <w:rFonts w:ascii="Symbol" w:hAnsi="Symbol" w:hint="default"/>
+        <w:sz w:val="20"/>
+      </w:rPr>
+    </w:lvl>
+    <w:lvl w:ilvl="4" w:tentative="1">
+      <w:start w:val="1"/>
+      <w:numFmt w:val="bullet"/>
+      <w:lvlText w:val=""/>
+      <w:lvlJc w:val="left"/>
+      <w:pPr>
+        <w:tabs>
+          <w:tab w:val="num" w:pos="3600"/>
+        </w:tabs>
+        <w:ind w:left="3600" w:hanging="360"/>
+      </w:pPr>
+      <w:rPr>
+        <w:rFonts w:ascii="Symbol" w:hAnsi="Symbol" w:hint="default"/>
+        <w:sz w:val="20"/>
+      </w:rPr>
+    </w:lvl>
+    <w:lvl w:ilvl="5" w:tentative="1">
+      <w:start w:val="1"/>
+      <w:numFmt w:val="bullet"/>
+      <w:lvlText w:val=""/>
+      <w:lvlJc w:val="left"/>
+      <w:pPr>
+        <w:tabs>
+          <w:tab w:val="num" w:pos="4320"/>
+        </w:tabs>
+        <w:ind w:left="4320" w:hanging="360"/>
+      </w:pPr>
+      <w:rPr>
+        <w:rFonts w:ascii="Symbol" w:hAnsi="Symbol" w:hint="default"/>
+        <w:sz w:val="20"/>
+      </w:rPr>
+    </w:lvl>
+    <w:lvl w:ilvl="6" w:tentative="1">
+      <w:start w:val="1"/>
+      <w:numFmt w:val="bullet"/>
+      <w:lvlText w:val=""/>
+      <w:lvlJc w:val="left"/>
+      <w:pPr>
+        <w:tabs>
+          <w:tab w:val="num" w:pos="5040"/>
+        </w:tabs>
+        <w:ind w:left="5040" w:hanging="360"/>
+      </w:pPr>
+      <w:rPr>
+        <w:rFonts w:ascii="Symbol" w:hAnsi="Symbol" w:hint="default"/>
+        <w:sz w:val="20"/>
+      </w:rPr>
+    </w:lvl>
+    <w:lvl w:ilvl="7" w:tentative="1">
+      <w:start w:val="1"/>
+      <w:numFmt w:val="bullet"/>
+      <w:lvlText w:val=""/>
+      <w:lvlJc w:val="left"/>
+      <w:pPr>
+        <w:tabs>
+          <w:tab w:val="num" w:pos="5760"/>
+        </w:tabs>
+        <w:ind w:left="5760" w:hanging="360"/>
+      </w:pPr>
+      <w:rPr>
+        <w:rFonts w:ascii="Symbol" w:hAnsi="Symbol" w:hint="default"/>
+        <w:sz w:val="20"/>
+      </w:rPr>
+    </w:lvl>
+    <w:lvl w:ilvl="8" w:tentative="1">
+      <w:start w:val="1"/>
+      <w:numFmt w:val="bullet"/>
+      <w:lvlText w:val=""/>
+      <w:lvlJc w:val="left"/>
+      <w:pPr>
+        <w:tabs>
+          <w:tab w:val="num" w:pos="6480"/>
+        </w:tabs>
+        <w:ind w:left="6480" w:hanging="360"/>
+      </w:pPr>
+      <w:rPr>
+        <w:rFonts w:ascii="Symbol" w:hAnsi="Symbol" w:hint="default"/>
+        <w:sz w:val="20"/>
+      </w:rPr>
+    </w:lvl>
+  </w:abstractNum>
+  <w:abstractNum w:abstractNumId="4" w15:restartNumberingAfterBreak="0">
+    <w:nsid w:val="545D34C7"/>
+    <w:multiLevelType w:val="multilevel"/>
+    <w:tmpl w:val="C47C72FC"/>
+    <w:lvl w:ilvl="0">
+      <w:start w:val="1"/>
+      <w:numFmt w:val="bullet"/>
+      <w:lvlText w:val=""/>
+      <w:lvlJc w:val="left"/>
+      <w:pPr>
+        <w:tabs>
+          <w:tab w:val="num" w:pos="720"/>
+        </w:tabs>
+        <w:ind w:left="720" w:hanging="360"/>
+      </w:pPr>
+      <w:rPr>
+        <w:rFonts w:ascii="Symbol" w:hAnsi="Symbol" w:hint="default"/>
+        <w:sz w:val="20"/>
+      </w:rPr>
+    </w:lvl>
+    <w:lvl w:ilvl="1">
+      <w:start w:val="1"/>
+      <w:numFmt w:val="bullet"/>
+      <w:lvlText w:val=""/>
+      <w:lvlJc w:val="left"/>
+      <w:pPr>
+        <w:tabs>
+          <w:tab w:val="num" w:pos="1440"/>
+        </w:tabs>
+        <w:ind w:left="1440" w:hanging="360"/>
+      </w:pPr>
+      <w:rPr>
+        <w:rFonts w:ascii="Symbol" w:hAnsi="Symbol" w:hint="default"/>
+        <w:sz w:val="20"/>
+      </w:rPr>
+    </w:lvl>
+    <w:lvl w:ilvl="2" w:tentative="1">
+      <w:start w:val="1"/>
+      <w:numFmt w:val="bullet"/>
+      <w:lvlText w:val=""/>
+      <w:lvlJc w:val="left"/>
+      <w:pPr>
+        <w:tabs>
+          <w:tab w:val="num" w:pos="2160"/>
+        </w:tabs>
+        <w:ind w:left="2160" w:hanging="360"/>
+      </w:pPr>
+      <w:rPr>
+        <w:rFonts w:ascii="Symbol" w:hAnsi="Symbol" w:hint="default"/>
+        <w:sz w:val="20"/>
+      </w:rPr>
+    </w:lvl>
+    <w:lvl w:ilvl="3" w:tentative="1">
+      <w:start w:val="1"/>
+      <w:numFmt w:val="bullet"/>
+      <w:lvlText w:val=""/>
+      <w:lvlJc w:val="left"/>
+      <w:pPr>
+        <w:tabs>
+          <w:tab w:val="num" w:pos="2880"/>
+        </w:tabs>
+        <w:ind w:left="2880" w:hanging="360"/>
+      </w:pPr>
+      <w:rPr>
+        <w:rFonts w:ascii="Symbol" w:hAnsi="Symbol" w:hint="default"/>
+        <w:sz w:val="20"/>
+      </w:rPr>
+    </w:lvl>
+    <w:lvl w:ilvl="4" w:tentative="1">
+      <w:start w:val="1"/>
+      <w:numFmt w:val="bullet"/>
+      <w:lvlText w:val=""/>
+      <w:lvlJc w:val="left"/>
+      <w:pPr>
+        <w:tabs>
+          <w:tab w:val="num" w:pos="3600"/>
+        </w:tabs>
+        <w:ind w:left="3600" w:hanging="360"/>
+      </w:pPr>
+      <w:rPr>
+        <w:rFonts w:ascii="Symbol" w:hAnsi="Symbol" w:hint="default"/>
+        <w:sz w:val="20"/>
+      </w:rPr>
+    </w:lvl>
+    <w:lvl w:ilvl="5" w:tentative="1">
+      <w:start w:val="1"/>
+      <w:numFmt w:val="bullet"/>
+      <w:lvlText w:val=""/>
+      <w:lvlJc w:val="left"/>
+      <w:pPr>
+        <w:tabs>
+          <w:tab w:val="num" w:pos="4320"/>
+        </w:tabs>
+        <w:ind w:left="4320" w:hanging="360"/>
+      </w:pPr>
+      <w:rPr>
+        <w:rFonts w:ascii="Symbol" w:hAnsi="Symbol" w:hint="default"/>
+        <w:sz w:val="20"/>
+      </w:rPr>
+    </w:lvl>
+    <w:lvl w:ilvl="6" w:tentative="1">
+      <w:start w:val="1"/>
+      <w:numFmt w:val="bullet"/>
+      <w:lvlText w:val=""/>
+      <w:lvlJc w:val="left"/>
+      <w:pPr>
+        <w:tabs>
+          <w:tab w:val="num" w:pos="5040"/>
+        </w:tabs>
+        <w:ind w:left="5040" w:hanging="360"/>
+      </w:pPr>
+      <w:rPr>
+        <w:rFonts w:ascii="Symbol" w:hAnsi="Symbol" w:hint="default"/>
+        <w:sz w:val="20"/>
+      </w:rPr>
+    </w:lvl>
+    <w:lvl w:ilvl="7" w:tentative="1">
+      <w:start w:val="1"/>
+      <w:numFmt w:val="bullet"/>
+      <w:lvlText w:val=""/>
+      <w:lvlJc w:val="left"/>
+      <w:pPr>
+        <w:tabs>
+          <w:tab w:val="num" w:pos="5760"/>
+        </w:tabs>
+        <w:ind w:left="5760" w:hanging="360"/>
+      </w:pPr>
+      <w:rPr>
+        <w:rFonts w:ascii="Symbol" w:hAnsi="Symbol" w:hint="default"/>
+        <w:sz w:val="20"/>
+      </w:rPr>
+    </w:lvl>
+    <w:lvl w:ilvl="8" w:tentative="1">
+      <w:start w:val="1"/>
+      <w:numFmt w:val="bullet"/>
+      <w:lvlText w:val=""/>
+      <w:lvlJc w:val="left"/>
+      <w:pPr>
+        <w:tabs>
+          <w:tab w:val="num" w:pos="6480"/>
+        </w:tabs>
+        <w:ind w:left="6480" w:hanging="360"/>
+      </w:pPr>
+      <w:rPr>
+        <w:rFonts w:ascii="Symbol" w:hAnsi="Symbol" w:hint="default"/>
+        <w:sz w:val="20"/>
+      </w:rPr>
+    </w:lvl>
+  </w:abstractNum>
+  <w:num w:numId="1" w16cid:durableId="385493273">
     <w:abstractNumId w:val="0"/>
   </w:num>
-  <w:num w:numId="2">
+  <w:num w:numId="2" w16cid:durableId="345055847">
+    <w:abstractNumId w:val="2"/>
+  </w:num>
+  <w:num w:numId="3" w16cid:durableId="1738164138">
     <w:abstractNumId w:val="1"/>
   </w:num>
-  <w:num w:numId="3">
-    <w:abstractNumId w:val="2"/>
+  <w:num w:numId="4" w16cid:durableId="1657610206">
+    <w:abstractNumId w:val="3"/>
+  </w:num>
+  <w:num w:numId="5" w16cid:durableId="1625038752">
+    <w:abstractNumId w:val="4"/>
   </w:num>
 </w:numbering>
 </file>
 
 <file path=word/styles.xml><?xml version="1.0" encoding="utf-8"?>
-<w:styles xmlns:r="http://schemas.openxmlformats.org/officeDocument/2006/relationships" xmlns:w="http://schemas.openxmlformats.org/wordprocessingml/2006/main">
+<w:styles xmlns:mc="http://schemas.openxmlformats.org/markup-compatibility/2006" xmlns:r="http://schemas.openxmlformats.org/officeDocument/2006/relationships" xmlns:w="http://schemas.openxmlformats.org/wordprocessingml/2006/main" xmlns:w14="http://schemas.microsoft.com/office/word/2010/wordml" xmlns:w15="http://schemas.microsoft.com/office/word/2012/wordml" xmlns:w16cex="http://schemas.microsoft.com/office/word/2018/wordml/cex" xmlns:w16cid="http://schemas.microsoft.com/office/word/2016/wordml/cid" xmlns:w16="http://schemas.microsoft.com/office/word/2018/wordml" xmlns:w16du="http://schemas.microsoft.com/office/word/2023/wordml/word16du" xmlns:w16sdtdh="http://schemas.microsoft.com/office/word/2020/wordml/sdtdatahash" xmlns:w16sdtfl="http://schemas.microsoft.com/office/word/2024/wordml/sdtformatlock" xmlns:w16se="http://schemas.microsoft.com/office/word/2015/wordml/symex" mc:Ignorable="w14 w15 w16se w16cid w16 w16cex w16sdtdh w16sdtfl w16du">
   <w:docDefaults>
     <w:rPrDefault>
       <w:rPr>
+        <w:rFonts w:asciiTheme="minorHAnsi" w:eastAsiaTheme="minorEastAsia" w:hAnsiTheme="minorHAnsi" w:cstheme="minorBidi"/>
+        <w:kern w:val="2"/>
+        <w:szCs w:val="22"/>
         <w:lang w:val="en-US" w:eastAsia="ko-KR" w:bidi="ar-SA"/>
-        <w:rFonts w:asciiTheme="minorHAnsi" w:eastAsiaTheme="minorEastAsia" w:hAnsiTheme="minorHAnsi" w:cstheme="minorBidi"/>
-        <w:szCs w:val="22"/>
-        <w:kern w:val="2"/>
       </w:rPr>
     </w:rPrDefault>
     <w:pPrDefault>
       <w:pPr>
+        <w:spacing w:after="160" w:line="259" w:lineRule="auto"/>
         <w:jc w:val="both"/>
-        <w:spacing w:after="160" w:line="259" w:lineRule="auto"/>
       </w:pPr>
     </w:pPrDefault>
   </w:docDefaults>
@@ -3032,10 +3464,10 @@
     <w:name w:val="Normal"/>
     <w:qFormat/>
     <w:pPr>
-      <w:autoSpaceDE w:val="off"/>
-      <w:autoSpaceDN w:val="off"/>
-      <w:widowControl w:val="off"/>
-      <w:wordWrap w:val="off"/>
+      <w:widowControl w:val="0"/>
+      <w:wordWrap w:val="0"/>
+      <w:autoSpaceDE w:val="0"/>
+      <w:autoSpaceDN w:val="0"/>
     </w:pPr>
   </w:style>
   <w:style w:type="character" w:default="1" w:styleId="a0">
@@ -3066,8 +3498,8 @@
   </w:style>
   <w:style w:type="table" w:customStyle="1" w:styleId="1">
     <w:name w:val="표 구분선1"/>
+    <w:basedOn w:val="a1"/>
     <w:uiPriority w:val="39"/>
-    <w:basedOn w:val="a1"/>
     <w:pPr>
       <w:spacing w:after="0" w:line="240" w:lineRule="auto"/>
     </w:pPr>
@@ -3084,8 +3516,8 @@
   </w:style>
   <w:style w:type="paragraph" w:styleId="a3">
     <w:name w:val="List Paragraph"/>
+    <w:basedOn w:val="a"/>
     <w:uiPriority w:val="34"/>
-    <w:basedOn w:val="a"/>
     <w:qFormat/>
     <w:pPr>
       <w:ind w:leftChars="400" w:left="800"/>
@@ -3093,43 +3525,43 @@
   </w:style>
   <w:style w:type="paragraph" w:styleId="a4">
     <w:name w:val="header"/>
-    <w:uiPriority w:val="99"/>
     <w:basedOn w:val="a"/>
     <w:link w:val="Char"/>
+    <w:uiPriority w:val="99"/>
     <w:unhideWhenUsed/>
     <w:pPr>
-      <w:snapToGrid w:val="0"/>
       <w:tabs>
         <w:tab w:val="center" w:pos="4513"/>
         <w:tab w:val="right" w:pos="9026"/>
       </w:tabs>
+      <w:snapToGrid w:val="0"/>
     </w:pPr>
   </w:style>
   <w:style w:type="character" w:customStyle="1" w:styleId="Char">
     <w:name w:val="머리글 Char"/>
-    <w:uiPriority w:val="99"/>
     <w:basedOn w:val="a0"/>
     <w:link w:val="a4"/>
+    <w:uiPriority w:val="99"/>
   </w:style>
   <w:style w:type="paragraph" w:styleId="a5">
     <w:name w:val="footer"/>
-    <w:uiPriority w:val="99"/>
     <w:basedOn w:val="a"/>
     <w:link w:val="Char0"/>
+    <w:uiPriority w:val="99"/>
     <w:unhideWhenUsed/>
     <w:pPr>
-      <w:snapToGrid w:val="0"/>
       <w:tabs>
         <w:tab w:val="center" w:pos="4513"/>
         <w:tab w:val="right" w:pos="9026"/>
       </w:tabs>
+      <w:snapToGrid w:val="0"/>
     </w:pPr>
   </w:style>
   <w:style w:type="character" w:customStyle="1" w:styleId="Char0">
     <w:name w:val="바닥글 Char"/>
-    <w:uiPriority w:val="99"/>
     <w:basedOn w:val="a0"/>
     <w:link w:val="a5"/>
+    <w:uiPriority w:val="99"/>
   </w:style>
   <w:style w:type="character" w:styleId="a6">
     <w:name w:val="Hyperlink"/>
@@ -3137,7 +3569,7 @@
     <w:unhideWhenUsed/>
     <w:rPr>
       <w:color w:val="0563C1"/>
-      <w:u w:val="single" w:color="auto"/>
+      <w:u w:val="single"/>
     </w:rPr>
   </w:style>
   <w:style w:type="character" w:customStyle="1" w:styleId="10">
@@ -3162,12 +3594,12 @@
   </w:style>
   <w:style w:type="character" w:styleId="a7">
     <w:name w:val="FollowedHyperlink"/>
+    <w:basedOn w:val="a0"/>
     <w:uiPriority w:val="99"/>
-    <w:basedOn w:val="a0"/>
     <w:unhideWhenUsed/>
     <w:rPr>
       <w:color w:val="954F72"/>
-      <w:u w:val="single" w:color="auto"/>
+      <w:u w:val="single"/>
     </w:rPr>
   </w:style>
   <w:style w:type="character" w:customStyle="1" w:styleId="3">
@@ -3188,10 +3620,10 @@
   <a:themeElements>
     <a:clrScheme name="Office">
       <a:dk1>
-        <a:sysClr lastClr="000000" val="windowText"/>
+        <a:sysClr val="windowText" lastClr="000000"/>
       </a:dk1>
       <a:lt1>
-        <a:sysClr lastClr="FFFFFF" val="window"/>
+        <a:sysClr val="window" lastClr="FFFFFF"/>
       </a:lt1>
       <a:dk2>
         <a:srgbClr val="44546A"/>

--- a/작업일지/pulse_15회차.docx
+++ b/작업일지/pulse_15회차.docx
@@ -86,8 +86,17 @@
                 <w:rFonts w:hint="eastAsia"/>
                 <w:szCs w:val="20"/>
               </w:rPr>
-              <w:t>2021182032 임동건</w:t>
+              <w:t xml:space="preserve">2021182032 </w:t>
             </w:r>
+            <w:proofErr w:type="spellStart"/>
+            <w:r>
+              <w:rPr>
+                <w:rFonts w:hint="eastAsia"/>
+                <w:szCs w:val="20"/>
+              </w:rPr>
+              <w:t>임동건</w:t>
+            </w:r>
+            <w:proofErr w:type="spellEnd"/>
             <w:r>
               <w:rPr>
                 <w:szCs w:val="20"/>
@@ -117,6 +126,7 @@
                 <w:sz w:val="22"/>
               </w:rPr>
             </w:pPr>
+            <w:proofErr w:type="spellStart"/>
             <w:r>
               <w:rPr>
                 <w:rFonts w:hint="eastAsia"/>
@@ -125,6 +135,7 @@
               </w:rPr>
               <w:t>팀명</w:t>
             </w:r>
+            <w:proofErr w:type="spellEnd"/>
           </w:p>
         </w:tc>
         <w:tc>
@@ -336,7 +347,60 @@
                 <w:b/>
                 <w:bCs/>
               </w:rPr>
-              <w:t xml:space="preserve">노훈철: GraphicsUnionVersion 과 SyncFPS 합치기, SkinMesh Animation Update 가 느린 현상 GPU로 완화. / Raytracing Geometry 다시 합쳐 프레임 올리기 / Raytracing PBR Rendering / </w:t>
+              <w:t xml:space="preserve">노훈철: </w:t>
+            </w:r>
+            <w:r>
+              <w:rPr>
+                <w:rFonts w:hint="eastAsia"/>
+                <w:b/>
+                <w:bCs/>
+              </w:rPr>
+              <w:t>프로젝트 여러 고민</w:t>
+            </w:r>
+          </w:p>
+          <w:p>
+            <w:pPr>
+              <w:jc w:val="left"/>
+              <w:rPr>
+                <w:b/>
+                <w:bCs/>
+              </w:rPr>
+            </w:pPr>
+            <w:proofErr w:type="spellStart"/>
+            <w:r>
+              <w:rPr>
+                <w:rFonts w:hint="eastAsia"/>
+                <w:b/>
+                <w:bCs/>
+              </w:rPr>
+              <w:t>임동건</w:t>
+            </w:r>
+            <w:proofErr w:type="spellEnd"/>
+            <w:r>
+              <w:rPr>
+                <w:rFonts w:hint="eastAsia"/>
+                <w:b/>
+                <w:bCs/>
+              </w:rPr>
+              <w:t xml:space="preserve">: </w:t>
+            </w:r>
+            <w:proofErr w:type="spellStart"/>
+            <w:r>
+              <w:rPr>
+                <w:rFonts w:hint="eastAsia"/>
+                <w:b/>
+                <w:bCs/>
+              </w:rPr>
+              <w:t>lod</w:t>
+            </w:r>
+            <w:proofErr w:type="spellEnd"/>
+            <w:r>
+              <w:rPr>
+                <w:rFonts w:hint="eastAsia"/>
+                <w:b/>
+                <w:bCs/>
+              </w:rPr>
+              <w:t xml:space="preserve"> 구현</w:t>
             </w:r>
           </w:p>
           <w:p>
@@ -353,7 +417,25 @@
                 <w:b/>
                 <w:bCs/>
               </w:rPr>
-              <w:t>임동건: lod 구현</w:t>
+              <w:t xml:space="preserve">진성준: 플레이어, 몬스터에 공방추가, 직업 바꾸면 </w:t>
+            </w:r>
+            <w:proofErr w:type="spellStart"/>
+            <w:r>
+              <w:rPr>
+                <w:rFonts w:hint="eastAsia"/>
+                <w:b/>
+                <w:bCs/>
+              </w:rPr>
+              <w:t>스탯</w:t>
+            </w:r>
+            <w:proofErr w:type="spellEnd"/>
+            <w:r>
+              <w:rPr>
+                <w:rFonts w:hint="eastAsia"/>
+                <w:b/>
+                <w:bCs/>
+              </w:rPr>
+              <w:t xml:space="preserve"> 바뀜,</w:t>
             </w:r>
           </w:p>
           <w:p>
@@ -370,7 +452,25 @@
                 <w:b/>
                 <w:bCs/>
               </w:rPr>
-              <w:t>진성준: 플레이어, 몬스터에 공방추가, 직업 바꾸면 스탯 바뀜,</w:t>
+              <w:t xml:space="preserve">몬스터 3종류로 세분화, </w:t>
+            </w:r>
+            <w:proofErr w:type="spellStart"/>
+            <w:r>
+              <w:rPr>
+                <w:rFonts w:hint="eastAsia"/>
+                <w:b/>
+                <w:bCs/>
+              </w:rPr>
+              <w:t>바운더리식</w:t>
+            </w:r>
+            <w:proofErr w:type="spellEnd"/>
+            <w:r>
+              <w:rPr>
+                <w:rFonts w:hint="eastAsia"/>
+                <w:b/>
+                <w:bCs/>
+              </w:rPr>
+              <w:t xml:space="preserve"> 서버 이동,</w:t>
             </w:r>
           </w:p>
           <w:p>
@@ -387,24 +487,25 @@
                 <w:b/>
                 <w:bCs/>
               </w:rPr>
-              <w:t>몬스터 3종류로 세분화, 바운더리식 서버 이동,</w:t>
+              <w:t xml:space="preserve">카메라 버그 수정, </w:t>
             </w:r>
-          </w:p>
-          <w:p>
-            <w:pPr>
-              <w:jc w:val="left"/>
-              <w:rPr>
-                <w:b/>
-                <w:bCs/>
-              </w:rPr>
-            </w:pPr>
+            <w:proofErr w:type="spellStart"/>
             <w:r>
               <w:rPr>
                 <w:rFonts w:hint="eastAsia"/>
                 <w:b/>
                 <w:bCs/>
               </w:rPr>
-              <w:t>카메라 버그 수정, 샷건 조전 버그 수정</w:t>
+              <w:t>샷건</w:t>
+            </w:r>
+            <w:proofErr w:type="spellEnd"/>
+            <w:r>
+              <w:rPr>
+                <w:rFonts w:hint="eastAsia"/>
+                <w:b/>
+                <w:bCs/>
+              </w:rPr>
+              <w:t xml:space="preserve"> 조전 버그 수정</w:t>
             </w:r>
           </w:p>
         </w:tc>
@@ -413,7 +514,9 @@
     <w:p>
       <w:pPr>
         <w:rPr>
-          <w:b/>
+          <w:rFonts w:ascii="맑은 고딕" w:eastAsia="맑은 고딕" w:hAnsi="맑은 고딕" w:cs="맑은 고딕"/>
+          <w:b/>
+          <w:bCs/>
           <w:sz w:val="22"/>
         </w:rPr>
       </w:pPr>
@@ -424,165 +527,1558 @@
           <w:bCs/>
           <w:sz w:val="22"/>
         </w:rPr>
-        <w:t>(Client는 Release로 해주세요! 그렇지 않음 프레임레이트가 너무 떨어집니다.)</w:t>
-      </w:r>
-    </w:p>
-    <w:p>
-      <w:pPr>
-        <w:jc w:val="left"/>
+        <w:t xml:space="preserve">(Client는 Release로 해주세요! 그렇지 않음 </w:t>
+      </w:r>
+      <w:proofErr w:type="spellStart"/>
+      <w:r>
+        <w:rPr>
+          <w:rFonts w:ascii="맑은 고딕" w:eastAsia="맑은 고딕" w:hAnsi="맑은 고딕" w:cs="맑은 고딕" w:hint="eastAsia"/>
+          <w:b/>
+          <w:bCs/>
+          <w:sz w:val="22"/>
+        </w:rPr>
+        <w:t>프레임레이트가</w:t>
+      </w:r>
+      <w:proofErr w:type="spellEnd"/>
+      <w:r>
+        <w:rPr>
+          <w:rFonts w:ascii="맑은 고딕" w:eastAsia="맑은 고딕" w:hAnsi="맑은 고딕" w:cs="맑은 고딕" w:hint="eastAsia"/>
+          <w:b/>
+          <w:bCs/>
+          <w:sz w:val="22"/>
+        </w:rPr>
+        <w:t xml:space="preserve"> 너무 떨어집니다.)</w:t>
+      </w:r>
+    </w:p>
+    <w:p>
+      <w:pPr>
+        <w:rPr>
+          <w:rFonts w:ascii="맑은 고딕" w:eastAsia="맑은 고딕" w:hAnsi="맑은 고딕" w:cs="맑은 고딕" w:hint="eastAsia"/>
+          <w:b/>
+          <w:bCs/>
+          <w:sz w:val="18"/>
+          <w:szCs w:val="18"/>
+        </w:rPr>
+      </w:pPr>
+      <w:proofErr w:type="gramStart"/>
+      <w:r>
+        <w:rPr>
+          <w:rFonts w:ascii="맑은 고딕" w:eastAsia="맑은 고딕" w:hAnsi="맑은 고딕" w:cs="맑은 고딕" w:hint="eastAsia"/>
+          <w:b/>
+          <w:bCs/>
+          <w:sz w:val="22"/>
+        </w:rPr>
+        <w:t>노훈철 :</w:t>
+      </w:r>
+      <w:proofErr w:type="gramEnd"/>
+      <w:r>
+        <w:rPr>
+          <w:rFonts w:ascii="맑은 고딕" w:eastAsia="맑은 고딕" w:hAnsi="맑은 고딕" w:cs="맑은 고딕" w:hint="eastAsia"/>
+          <w:b/>
+          <w:bCs/>
+          <w:sz w:val="22"/>
+        </w:rPr>
+        <w:t xml:space="preserve"> </w:t>
+      </w:r>
+      <w:r>
+        <w:rPr>
+          <w:rFonts w:ascii="맑은 고딕" w:eastAsia="맑은 고딕" w:hAnsi="맑은 고딕" w:cs="맑은 고딕" w:hint="eastAsia"/>
+          <w:b/>
+          <w:bCs/>
+          <w:sz w:val="18"/>
+          <w:szCs w:val="18"/>
+        </w:rPr>
+        <w:t xml:space="preserve">지난주에 작업일지 </w:t>
+      </w:r>
+      <w:proofErr w:type="spellStart"/>
+      <w:r>
+        <w:rPr>
+          <w:rFonts w:ascii="맑은 고딕" w:eastAsia="맑은 고딕" w:hAnsi="맑은 고딕" w:cs="맑은 고딕" w:hint="eastAsia"/>
+          <w:b/>
+          <w:bCs/>
+          <w:sz w:val="18"/>
+          <w:szCs w:val="18"/>
+        </w:rPr>
+        <w:t>못적어서</w:t>
+      </w:r>
+      <w:proofErr w:type="spellEnd"/>
+      <w:r>
+        <w:rPr>
+          <w:rFonts w:ascii="맑은 고딕" w:eastAsia="맑은 고딕" w:hAnsi="맑은 고딕" w:cs="맑은 고딕" w:hint="eastAsia"/>
+          <w:b/>
+          <w:bCs/>
+          <w:sz w:val="18"/>
+          <w:szCs w:val="18"/>
+        </w:rPr>
+        <w:t xml:space="preserve"> 그것까지 적었다.</w:t>
+      </w:r>
+      <w:r>
+        <w:rPr>
+          <w:rFonts w:ascii="맑은 고딕" w:eastAsia="맑은 고딕" w:hAnsi="맑은 고딕" w:cs="맑은 고딕" w:hint="eastAsia"/>
+          <w:b/>
+          <w:bCs/>
+          <w:sz w:val="18"/>
+          <w:szCs w:val="18"/>
+        </w:rPr>
+        <w:t xml:space="preserve"> 사실 </w:t>
+      </w:r>
+      <w:proofErr w:type="spellStart"/>
+      <w:r>
+        <w:rPr>
+          <w:rFonts w:ascii="맑은 고딕" w:eastAsia="맑은 고딕" w:hAnsi="맑은 고딕" w:cs="맑은 고딕" w:hint="eastAsia"/>
+          <w:b/>
+          <w:bCs/>
+          <w:sz w:val="18"/>
+          <w:szCs w:val="18"/>
+        </w:rPr>
+        <w:t>커밋된건</w:t>
+      </w:r>
+      <w:proofErr w:type="spellEnd"/>
+      <w:r>
+        <w:rPr>
+          <w:rFonts w:ascii="맑은 고딕" w:eastAsia="맑은 고딕" w:hAnsi="맑은 고딕" w:cs="맑은 고딕" w:hint="eastAsia"/>
+          <w:b/>
+          <w:bCs/>
+          <w:sz w:val="18"/>
+          <w:szCs w:val="18"/>
+        </w:rPr>
+        <w:t xml:space="preserve"> 별로 없다</w:t>
+      </w:r>
+      <w:r>
+        <w:rPr>
+          <w:rFonts w:ascii="맑은 고딕" w:eastAsia="맑은 고딕" w:hAnsi="맑은 고딕" w:cs="맑은 고딕" w:hint="eastAsia"/>
+          <w:b/>
+          <w:bCs/>
+          <w:sz w:val="18"/>
+          <w:szCs w:val="18"/>
+        </w:rPr>
+        <w:t>.</w:t>
+      </w:r>
+    </w:p>
+    <w:p>
+      <w:pPr>
+        <w:rPr>
+          <w:rFonts w:ascii="맑은 고딕" w:eastAsia="맑은 고딕" w:hAnsi="맑은 고딕" w:cs="맑은 고딕" w:hint="eastAsia"/>
+          <w:b/>
+          <w:bCs/>
+          <w:sz w:val="18"/>
+          <w:szCs w:val="18"/>
+        </w:rPr>
+      </w:pPr>
+      <w:r>
+        <w:rPr>
+          <w:rFonts w:ascii="맑은 고딕" w:eastAsia="맑은 고딕" w:hAnsi="맑은 고딕" w:cs="맑은 고딕" w:hint="eastAsia"/>
+          <w:b/>
+          <w:bCs/>
+          <w:sz w:val="18"/>
+          <w:szCs w:val="18"/>
+        </w:rPr>
+        <w:t>전체적인</w:t>
+      </w:r>
+      <w:r>
         <w:rPr>
           <w:rFonts w:ascii="맑은 고딕" w:eastAsia="맑은 고딕" w:hAnsi="맑은 고딕" w:cs="맑은 고딕"/>
           <w:b/>
           <w:bCs/>
-          <w:szCs w:val="20"/>
-        </w:rPr>
-      </w:pPr>
-      <w:r>
+          <w:sz w:val="18"/>
+          <w:szCs w:val="18"/>
+        </w:rPr>
+        <w:t xml:space="preserve"> </w:t>
+      </w:r>
+      <w:proofErr w:type="spellStart"/>
+      <w:r>
+        <w:rPr>
+          <w:rFonts w:ascii="맑은 고딕" w:eastAsia="맑은 고딕" w:hAnsi="맑은 고딕" w:cs="맑은 고딕"/>
+          <w:b/>
+          <w:bCs/>
+          <w:sz w:val="18"/>
+          <w:szCs w:val="18"/>
+        </w:rPr>
+        <w:t>PBR</w:t>
+      </w:r>
+      <w:proofErr w:type="spellEnd"/>
+      <w:r>
+        <w:rPr>
+          <w:rFonts w:ascii="맑은 고딕" w:eastAsia="맑은 고딕" w:hAnsi="맑은 고딕" w:cs="맑은 고딕"/>
+          <w:b/>
+          <w:bCs/>
+          <w:sz w:val="18"/>
+          <w:szCs w:val="18"/>
+        </w:rPr>
+        <w:t xml:space="preserve"> Shading 개선, Raytracing, Raster에서 Static한 </w:t>
+      </w:r>
+      <w:proofErr w:type="spellStart"/>
+      <w:r>
+        <w:rPr>
+          <w:rFonts w:ascii="맑은 고딕" w:eastAsia="맑은 고딕" w:hAnsi="맑은 고딕" w:cs="맑은 고딕"/>
+          <w:b/>
+          <w:bCs/>
+          <w:sz w:val="18"/>
+          <w:szCs w:val="18"/>
+        </w:rPr>
+        <w:t>PointLight</w:t>
+      </w:r>
+      <w:proofErr w:type="spellEnd"/>
+      <w:r>
+        <w:rPr>
+          <w:rFonts w:ascii="맑은 고딕" w:eastAsia="맑은 고딕" w:hAnsi="맑은 고딕" w:cs="맑은 고딕"/>
+          <w:b/>
+          <w:bCs/>
+          <w:sz w:val="18"/>
+          <w:szCs w:val="18"/>
+        </w:rPr>
+        <w:t xml:space="preserve">와 </w:t>
+      </w:r>
+      <w:proofErr w:type="spellStart"/>
+      <w:r>
+        <w:rPr>
+          <w:rFonts w:ascii="맑은 고딕" w:eastAsia="맑은 고딕" w:hAnsi="맑은 고딕" w:cs="맑은 고딕"/>
+          <w:b/>
+          <w:bCs/>
+          <w:sz w:val="18"/>
+          <w:szCs w:val="18"/>
+        </w:rPr>
+        <w:t>SpotLight</w:t>
+      </w:r>
+      <w:proofErr w:type="spellEnd"/>
+      <w:r>
+        <w:rPr>
+          <w:rFonts w:ascii="맑은 고딕" w:eastAsia="맑은 고딕" w:hAnsi="맑은 고딕" w:cs="맑은 고딕"/>
+          <w:b/>
+          <w:bCs/>
+          <w:sz w:val="18"/>
+          <w:szCs w:val="18"/>
+        </w:rPr>
+        <w:t xml:space="preserve"> 추가</w:t>
+      </w:r>
+    </w:p>
+    <w:p>
+      <w:pPr>
+        <w:rPr>
+          <w:rFonts w:ascii="맑은 고딕" w:eastAsia="맑은 고딕" w:hAnsi="맑은 고딕" w:cs="맑은 고딕"/>
+          <w:b/>
+          <w:bCs/>
+          <w:sz w:val="18"/>
+          <w:szCs w:val="18"/>
+        </w:rPr>
+      </w:pPr>
+      <w:r>
+        <w:rPr>
+          <w:rFonts w:ascii="맑은 고딕" w:eastAsia="맑은 고딕" w:hAnsi="맑은 고딕" w:cs="맑은 고딕"/>
+          <w:b/>
+          <w:bCs/>
+          <w:sz w:val="18"/>
+          <w:szCs w:val="18"/>
+        </w:rPr>
+        <w:tab/>
+        <w:t xml:space="preserve">- 아직도 유니티 </w:t>
+      </w:r>
+      <w:proofErr w:type="spellStart"/>
+      <w:r>
+        <w:rPr>
+          <w:rFonts w:ascii="맑은 고딕" w:eastAsia="맑은 고딕" w:hAnsi="맑은 고딕" w:cs="맑은 고딕"/>
+          <w:b/>
+          <w:bCs/>
+          <w:sz w:val="18"/>
+          <w:szCs w:val="18"/>
+        </w:rPr>
+        <w:t>러프니스</w:t>
+      </w:r>
+      <w:proofErr w:type="spellEnd"/>
+      <w:r>
+        <w:rPr>
+          <w:rFonts w:ascii="맑은 고딕" w:eastAsia="맑은 고딕" w:hAnsi="맑은 고딕" w:cs="맑은 고딕"/>
+          <w:b/>
+          <w:bCs/>
+          <w:sz w:val="18"/>
+          <w:szCs w:val="18"/>
+        </w:rPr>
+        <w:t xml:space="preserve"> 문제가 </w:t>
+      </w:r>
+      <w:proofErr w:type="spellStart"/>
+      <w:r>
+        <w:rPr>
+          <w:rFonts w:ascii="맑은 고딕" w:eastAsia="맑은 고딕" w:hAnsi="맑은 고딕" w:cs="맑은 고딕"/>
+          <w:b/>
+          <w:bCs/>
+          <w:sz w:val="18"/>
+          <w:szCs w:val="18"/>
+        </w:rPr>
+        <w:t>있긴함</w:t>
+      </w:r>
+      <w:proofErr w:type="spellEnd"/>
+      <w:r>
+        <w:rPr>
+          <w:rFonts w:ascii="맑은 고딕" w:eastAsia="맑은 고딕" w:hAnsi="맑은 고딕" w:cs="맑은 고딕"/>
+          <w:b/>
+          <w:bCs/>
+          <w:sz w:val="18"/>
+          <w:szCs w:val="18"/>
+        </w:rPr>
+        <w:t>.</w:t>
+      </w:r>
+    </w:p>
+    <w:p>
+      <w:pPr>
+        <w:rPr>
+          <w:rFonts w:ascii="맑은 고딕" w:eastAsia="맑은 고딕" w:hAnsi="맑은 고딕" w:cs="맑은 고딕"/>
+          <w:b/>
+          <w:bCs/>
+          <w:sz w:val="18"/>
+          <w:szCs w:val="18"/>
+        </w:rPr>
+      </w:pPr>
+      <w:r>
+        <w:rPr>
+          <w:rFonts w:ascii="맑은 고딕" w:eastAsia="맑은 고딕" w:hAnsi="맑은 고딕" w:cs="맑은 고딕"/>
+          <w:b/>
+          <w:bCs/>
+          <w:sz w:val="18"/>
+          <w:szCs w:val="18"/>
+        </w:rPr>
+        <w:t>Raster Rendering에서 그림자가 플레이어 주변에만 생기는 것이 이상해서</w:t>
+      </w:r>
+    </w:p>
+    <w:p>
+      <w:pPr>
         <w:rPr>
           <w:rFonts w:ascii="맑은 고딕" w:eastAsia="맑은 고딕" w:hAnsi="맑은 고딕" w:cs="맑은 고딕" w:hint="eastAsia"/>
           <w:b/>
           <w:bCs/>
-          <w:sz w:val="22"/>
-        </w:rPr>
-        <w:t xml:space="preserve">노훈철: </w:t>
-      </w:r>
-      <w:r>
-        <w:rPr>
-          <w:rFonts w:ascii="맑은 고딕" w:eastAsia="맑은 고딕" w:hAnsi="맑은 고딕" w:cs="맑은 고딕" w:hint="eastAsia"/>
-          <w:b/>
-          <w:bCs/>
-          <w:szCs w:val="20"/>
-        </w:rPr>
-        <w:t xml:space="preserve">Zone 이동을 위한 클라이언트 </w:t>
-      </w:r>
+          <w:sz w:val="18"/>
+          <w:szCs w:val="18"/>
+        </w:rPr>
+      </w:pPr>
       <w:r>
         <w:rPr>
           <w:rFonts w:ascii="맑은 고딕" w:eastAsia="맑은 고딕" w:hAnsi="맑은 고딕" w:cs="맑은 고딕"/>
           <w:b/>
           <w:bCs/>
-          <w:szCs w:val="20"/>
-        </w:rPr>
-        <w:t>–</w:t>
-      </w:r>
-      <w:r>
-        <w:rPr>
-          <w:rFonts w:ascii="맑은 고딕" w:eastAsia="맑은 고딕" w:hAnsi="맑은 고딕" w:cs="맑은 고딕" w:hint="eastAsia"/>
-          <w:b/>
-          <w:bCs/>
-          <w:szCs w:val="20"/>
-        </w:rPr>
-        <w:t xml:space="preserve"> 서버 Shape / Asset 정보 동기화</w:t>
-      </w:r>
-    </w:p>
-    <w:p>
-      <w:pPr>
-        <w:jc w:val="left"/>
+          <w:sz w:val="18"/>
+          <w:szCs w:val="18"/>
+        </w:rPr>
+        <w:tab/>
+      </w:r>
+      <w:proofErr w:type="spellStart"/>
+      <w:r>
         <w:rPr>
           <w:rFonts w:ascii="맑은 고딕" w:eastAsia="맑은 고딕" w:hAnsi="맑은 고딕" w:cs="맑은 고딕"/>
           <w:b/>
           <w:bCs/>
-          <w:szCs w:val="20"/>
-        </w:rPr>
-      </w:pPr>
-      <w:r>
-        <w:rPr>
-          <w:rFonts w:ascii="맑은 고딕" w:eastAsia="맑은 고딕" w:hAnsi="맑은 고딕" w:cs="맑은 고딕" w:hint="eastAsia"/>
-          <w:b/>
-          <w:bCs/>
-          <w:szCs w:val="20"/>
-        </w:rPr>
-        <w:t>간결하게 말하면 이를 위해 클라이언트의 렌더 DescHeap의 인덱스와 서버의 동기화 인덱스를 분리했다.</w:t>
-      </w:r>
-    </w:p>
-    <w:p>
-      <w:pPr>
-        <w:jc w:val="left"/>
+          <w:sz w:val="18"/>
+          <w:szCs w:val="18"/>
+        </w:rPr>
+        <w:t>CascadeShadowMap</w:t>
+      </w:r>
+      <w:proofErr w:type="spellEnd"/>
+      <w:r>
         <w:rPr>
           <w:rFonts w:ascii="맑은 고딕" w:eastAsia="맑은 고딕" w:hAnsi="맑은 고딕" w:cs="맑은 고딕"/>
           <w:b/>
           <w:bCs/>
-          <w:szCs w:val="20"/>
-        </w:rPr>
-      </w:pPr>
-      <w:r>
-        <w:rPr>
-          <w:rFonts w:ascii="맑은 고딕" w:eastAsia="맑은 고딕" w:hAnsi="맑은 고딕" w:cs="맑은 고딕" w:hint="eastAsia"/>
-          <w:b/>
-          <w:bCs/>
-          <w:szCs w:val="20"/>
-        </w:rPr>
-        <w:t>서버의 작동도 수정했다.</w:t>
-      </w:r>
-    </w:p>
-    <w:p>
-      <w:pPr>
-        <w:jc w:val="left"/>
+          <w:sz w:val="18"/>
+          <w:szCs w:val="18"/>
+        </w:rPr>
+        <w:t xml:space="preserve">을 통해 3개의 </w:t>
+      </w:r>
+      <w:proofErr w:type="spellStart"/>
+      <w:r>
         <w:rPr>
           <w:rFonts w:ascii="맑은 고딕" w:eastAsia="맑은 고딕" w:hAnsi="맑은 고딕" w:cs="맑은 고딕"/>
           <w:b/>
           <w:bCs/>
-          <w:sz w:val="22"/>
-        </w:rPr>
-      </w:pPr>
-    </w:p>
-    <w:p>
-      <w:pPr>
-        <w:jc w:val="left"/>
-        <w:rPr>
-          <w:szCs w:val="20"/>
-        </w:rPr>
-      </w:pPr>
-      <w:r>
-        <w:rPr>
-          <w:szCs w:val="20"/>
-        </w:rPr>
-        <w:t xml:space="preserve">SDF Text Collect in Giant Texture Pages / Texture Rendering </w:t>
-      </w:r>
-    </w:p>
-    <w:p>
-      <w:pPr>
-        <w:jc w:val="left"/>
-        <w:rPr>
-          <w:szCs w:val="20"/>
-        </w:rPr>
-      </w:pPr>
-      <w:r>
-        <w:rPr>
-          <w:rFonts w:hint="eastAsia"/>
-          <w:szCs w:val="20"/>
-        </w:rPr>
-        <w:t>웹 사이트에서 다양한 글을 긁어와서 가장 많이 쓰이는 한글 순서대로 정렬후 해당 SDF 를 뽑았다.</w:t>
-      </w:r>
-    </w:p>
-    <w:p>
-      <w:pPr>
-        <w:jc w:val="left"/>
-        <w:rPr>
-          <w:sz w:val="16"/>
-          <w:szCs w:val="16"/>
-        </w:rPr>
-      </w:pPr>
-      <w:r>
-        <w:rPr>
-          <w:noProof/>
-          <w:sz w:val="16"/>
-          <w:szCs w:val="16"/>
+          <w:sz w:val="18"/>
+          <w:szCs w:val="18"/>
+        </w:rPr>
+        <w:t>텍스쳐를</w:t>
+      </w:r>
+      <w:proofErr w:type="spellEnd"/>
+      <w:r>
+        <w:rPr>
+          <w:rFonts w:ascii="맑은 고딕" w:eastAsia="맑은 고딕" w:hAnsi="맑은 고딕" w:cs="맑은 고딕"/>
+          <w:b/>
+          <w:bCs/>
+          <w:sz w:val="18"/>
+          <w:szCs w:val="18"/>
+        </w:rPr>
+        <w:t xml:space="preserve"> 통해 카메라 보이는 영역의 그림자들을 계산.</w:t>
+      </w:r>
+    </w:p>
+    <w:p>
+      <w:pPr>
+        <w:rPr>
+          <w:b/>
+          <w:sz w:val="18"/>
+          <w:szCs w:val="18"/>
+        </w:rPr>
+      </w:pPr>
+      <w:r>
+        <w:rPr>
+          <w:b/>
+          <w:sz w:val="18"/>
+          <w:szCs w:val="18"/>
+        </w:rPr>
+        <w:t>UI System을 만들고, UI를 구현</w:t>
+      </w:r>
+    </w:p>
+    <w:p>
+      <w:pPr>
+        <w:rPr>
+          <w:rFonts w:hint="eastAsia"/>
+          <w:b/>
+          <w:sz w:val="18"/>
+          <w:szCs w:val="18"/>
+        </w:rPr>
+      </w:pPr>
+      <w:r>
+        <w:rPr>
+          <w:b/>
+          <w:sz w:val="18"/>
+          <w:szCs w:val="18"/>
+        </w:rPr>
+        <w:tab/>
+      </w:r>
+      <w:r>
+        <w:rPr>
+          <w:rFonts w:hint="eastAsia"/>
+          <w:b/>
+          <w:sz w:val="18"/>
+          <w:szCs w:val="18"/>
+        </w:rPr>
+        <w:t xml:space="preserve">Window, Page, </w:t>
+      </w:r>
+      <w:proofErr w:type="spellStart"/>
+      <w:r>
+        <w:rPr>
+          <w:rFonts w:hint="eastAsia"/>
+          <w:b/>
+          <w:sz w:val="18"/>
+          <w:szCs w:val="18"/>
+        </w:rPr>
+        <w:t>Btn</w:t>
+      </w:r>
+      <w:proofErr w:type="spellEnd"/>
+      <w:r>
+        <w:rPr>
+          <w:rFonts w:hint="eastAsia"/>
+          <w:b/>
+          <w:sz w:val="18"/>
+          <w:szCs w:val="18"/>
+        </w:rPr>
+        <w:t xml:space="preserve">, </w:t>
+      </w:r>
+      <w:proofErr w:type="spellStart"/>
+      <w:r>
+        <w:rPr>
+          <w:rFonts w:hint="eastAsia"/>
+          <w:b/>
+          <w:sz w:val="18"/>
+          <w:szCs w:val="18"/>
+        </w:rPr>
+        <w:t>EditBox</w:t>
+      </w:r>
+      <w:proofErr w:type="spellEnd"/>
+      <w:r>
+        <w:rPr>
+          <w:rFonts w:hint="eastAsia"/>
+          <w:b/>
+          <w:sz w:val="18"/>
+          <w:szCs w:val="18"/>
+        </w:rPr>
+        <w:t xml:space="preserve">, Slider </w:t>
+      </w:r>
+      <w:r>
+        <w:rPr>
+          <w:b/>
+          <w:sz w:val="18"/>
+          <w:szCs w:val="18"/>
+        </w:rPr>
+        <w:t>…</w:t>
+      </w:r>
+      <w:r>
+        <w:rPr>
+          <w:rFonts w:hint="eastAsia"/>
+          <w:b/>
+          <w:sz w:val="18"/>
+          <w:szCs w:val="18"/>
+        </w:rPr>
+        <w:t xml:space="preserve"> </w:t>
+      </w:r>
+    </w:p>
+    <w:p>
+      <w:pPr>
+        <w:rPr>
+          <w:b/>
+          <w:sz w:val="18"/>
+          <w:szCs w:val="18"/>
+        </w:rPr>
+      </w:pPr>
+      <w:r>
+        <w:rPr>
+          <w:b/>
+          <w:sz w:val="18"/>
+          <w:szCs w:val="18"/>
+        </w:rPr>
+        <w:tab/>
+        <w:t xml:space="preserve">- 일단 </w:t>
+      </w:r>
+      <w:proofErr w:type="spellStart"/>
+      <w:r>
+        <w:rPr>
+          <w:b/>
+          <w:sz w:val="18"/>
+          <w:szCs w:val="18"/>
+        </w:rPr>
+        <w:t>보여주기식</w:t>
+      </w:r>
+      <w:proofErr w:type="spellEnd"/>
+      <w:r>
+        <w:rPr>
+          <w:b/>
+          <w:sz w:val="18"/>
+          <w:szCs w:val="18"/>
+        </w:rPr>
+        <w:t xml:space="preserve"> </w:t>
+      </w:r>
+      <w:proofErr w:type="spellStart"/>
+      <w:r>
+        <w:rPr>
+          <w:b/>
+          <w:sz w:val="18"/>
+          <w:szCs w:val="18"/>
+        </w:rPr>
+        <w:t>뻐대를</w:t>
+      </w:r>
+      <w:proofErr w:type="spellEnd"/>
+      <w:r>
+        <w:rPr>
+          <w:b/>
+          <w:sz w:val="18"/>
+          <w:szCs w:val="18"/>
+        </w:rPr>
+        <w:t xml:space="preserve"> 만들었고, 거기다 서버데이터를 연결하면 될 </w:t>
+      </w:r>
+      <w:proofErr w:type="gramStart"/>
+      <w:r>
+        <w:rPr>
+          <w:b/>
+          <w:sz w:val="18"/>
+          <w:szCs w:val="18"/>
+        </w:rPr>
+        <w:t>듯 하다</w:t>
+      </w:r>
+      <w:proofErr w:type="gramEnd"/>
+      <w:r>
+        <w:rPr>
+          <w:b/>
+          <w:sz w:val="18"/>
+          <w:szCs w:val="18"/>
+        </w:rPr>
+        <w:t>.</w:t>
+      </w:r>
+    </w:p>
+    <w:p>
+      <w:pPr>
+        <w:rPr>
+          <w:b/>
+          <w:sz w:val="18"/>
+          <w:szCs w:val="18"/>
+        </w:rPr>
+      </w:pPr>
+      <w:r>
+        <w:rPr>
+          <w:b/>
+          <w:sz w:val="18"/>
+          <w:szCs w:val="18"/>
+        </w:rPr>
+        <w:tab/>
+        <w:t>- SVG 벡터 그래픽으로 UI 디자인을 했다.</w:t>
+      </w:r>
+    </w:p>
+    <w:p>
+      <w:pPr>
+        <w:rPr>
+          <w:b/>
+          <w:sz w:val="18"/>
+          <w:szCs w:val="18"/>
+        </w:rPr>
+      </w:pPr>
+      <w:r>
+        <w:rPr>
+          <w:b/>
+          <w:sz w:val="18"/>
+          <w:szCs w:val="18"/>
+        </w:rPr>
+        <w:tab/>
+        <w:t xml:space="preserve">- </w:t>
+      </w:r>
+      <w:r>
+        <w:rPr>
+          <w:b/>
+          <w:color w:val="EE0000"/>
+          <w:sz w:val="18"/>
+          <w:szCs w:val="18"/>
+        </w:rPr>
+        <w:t xml:space="preserve">자세한 </w:t>
+      </w:r>
+      <w:r>
+        <w:rPr>
+          <w:rFonts w:hint="eastAsia"/>
+          <w:b/>
+          <w:color w:val="EE0000"/>
+          <w:sz w:val="18"/>
+          <w:szCs w:val="18"/>
+        </w:rPr>
+        <w:t>구현</w:t>
+      </w:r>
+      <w:r>
+        <w:rPr>
+          <w:b/>
+          <w:color w:val="EE0000"/>
+          <w:sz w:val="18"/>
+          <w:szCs w:val="18"/>
+        </w:rPr>
+        <w:t>은 Graphic High Level 디자인에 기록되어 있다</w:t>
+      </w:r>
+      <w:r>
+        <w:rPr>
+          <w:b/>
+          <w:sz w:val="18"/>
+          <w:szCs w:val="18"/>
+        </w:rPr>
+        <w:t>.</w:t>
+      </w:r>
+    </w:p>
+    <w:p>
+      <w:pPr>
+        <w:rPr>
+          <w:b/>
+          <w:sz w:val="18"/>
+          <w:szCs w:val="18"/>
+        </w:rPr>
+      </w:pPr>
+      <w:r>
+        <w:rPr>
+          <w:b/>
+          <w:sz w:val="18"/>
+          <w:szCs w:val="18"/>
         </w:rPr>
         <w:drawing>
-          <wp:inline distT="0" distB="0" distL="0" distR="0" wp14:anchorId="5ECD76CE" wp14:editId="0B53B5D9">
-            <wp:extent cx="3018359" cy="3030761"/>
-            <wp:effectExtent l="0" t="0" r="0" b="0"/>
-            <wp:docPr id="1025" name="shape1025"/>
-            <wp:cNvGraphicFramePr/>
+          <wp:inline distT="0" distB="0" distL="0" distR="0" wp14:anchorId="20C9581D" wp14:editId="595B75EC">
+            <wp:extent cx="4757835" cy="3209925"/>
+            <wp:effectExtent l="0" t="0" r="5080" b="0"/>
+            <wp:docPr id="1562122560" name="그림 1"/>
+            <wp:cNvGraphicFramePr>
+              <a:graphicFrameLocks xmlns:a="http://schemas.openxmlformats.org/drawingml/2006/main" noChangeAspect="1"/>
+            </wp:cNvGraphicFramePr>
             <a:graphic xmlns:a="http://schemas.openxmlformats.org/drawingml/2006/main">
               <a:graphicData uri="http://schemas.openxmlformats.org/drawingml/2006/picture">
                 <pic:pic xmlns:pic="http://schemas.openxmlformats.org/drawingml/2006/picture">
                   <pic:nvPicPr>
-                    <pic:cNvPr id="0" name="이미지"/>
+                    <pic:cNvPr id="1562122560" name=""/>
                     <pic:cNvPicPr/>
                   </pic:nvPicPr>
                   <pic:blipFill>
-                    <a:blip r:embed="rId5">
+                    <a:blip r:embed="rId5"/>
+                    <a:stretch>
+                      <a:fillRect/>
+                    </a:stretch>
+                  </pic:blipFill>
+                  <pic:spPr>
+                    <a:xfrm>
+                      <a:off x="0" y="0"/>
+                      <a:ext cx="4759769" cy="3211230"/>
+                    </a:xfrm>
+                    <a:prstGeom prst="rect">
+                      <a:avLst/>
+                    </a:prstGeom>
+                  </pic:spPr>
+                </pic:pic>
+              </a:graphicData>
+            </a:graphic>
+          </wp:inline>
+        </w:drawing>
+      </w:r>
+      <w:r>
+        <w:rPr>
+          <w:rFonts w:hint="eastAsia"/>
+          <w:b/>
+          <w:sz w:val="18"/>
+          <w:szCs w:val="18"/>
+        </w:rPr>
+        <w:t xml:space="preserve"> 디자인한 UI 모습</w:t>
+      </w:r>
+    </w:p>
+    <w:p>
+      <w:pPr>
+        <w:pStyle w:val="a3"/>
+        <w:numPr>
+          <w:ilvl w:val="0"/>
+          <w:numId w:val="7"/>
+        </w:numPr>
+        <w:ind w:leftChars="0"/>
+        <w:rPr>
+          <w:b/>
+          <w:sz w:val="18"/>
+          <w:szCs w:val="18"/>
+        </w:rPr>
+      </w:pPr>
+      <w:r>
+        <w:rPr>
+          <w:rFonts w:hint="eastAsia"/>
+          <w:b/>
+          <w:sz w:val="18"/>
+          <w:szCs w:val="18"/>
+        </w:rPr>
+        <w:t xml:space="preserve">아마 지금 프로젝트에 </w:t>
+      </w:r>
+      <w:r>
+        <w:rPr>
+          <w:b/>
+          <w:sz w:val="18"/>
+          <w:szCs w:val="18"/>
+        </w:rPr>
+        <w:t>‘</w:t>
+      </w:r>
+      <w:r>
+        <w:rPr>
+          <w:rFonts w:hint="eastAsia"/>
+          <w:b/>
+          <w:sz w:val="18"/>
+          <w:szCs w:val="18"/>
+        </w:rPr>
+        <w:t>O</w:t>
+      </w:r>
+      <w:r>
+        <w:rPr>
+          <w:b/>
+          <w:sz w:val="18"/>
+          <w:szCs w:val="18"/>
+        </w:rPr>
+        <w:t>’</w:t>
+      </w:r>
+      <w:r>
+        <w:rPr>
+          <w:rFonts w:hint="eastAsia"/>
+          <w:b/>
+          <w:sz w:val="18"/>
+          <w:szCs w:val="18"/>
+        </w:rPr>
+        <w:t xml:space="preserve">를 누르면 UI 창이 뜨고, P를 누르면 닫을 수 있게 임시로 </w:t>
+      </w:r>
+      <w:proofErr w:type="spellStart"/>
+      <w:r>
+        <w:rPr>
+          <w:rFonts w:hint="eastAsia"/>
+          <w:b/>
+          <w:sz w:val="18"/>
+          <w:szCs w:val="18"/>
+        </w:rPr>
+        <w:t>설정해두었을</w:t>
+      </w:r>
+      <w:proofErr w:type="spellEnd"/>
+      <w:r>
+        <w:rPr>
+          <w:rFonts w:hint="eastAsia"/>
+          <w:b/>
+          <w:sz w:val="18"/>
+          <w:szCs w:val="18"/>
+        </w:rPr>
+        <w:t xml:space="preserve"> 것이다. 사실 여러 창 만들었는데 아직 </w:t>
+      </w:r>
+      <w:proofErr w:type="spellStart"/>
+      <w:r>
+        <w:rPr>
+          <w:rFonts w:hint="eastAsia"/>
+          <w:b/>
+          <w:sz w:val="18"/>
+          <w:szCs w:val="18"/>
+        </w:rPr>
+        <w:t>커밋을</w:t>
+      </w:r>
+      <w:proofErr w:type="spellEnd"/>
+      <w:r>
+        <w:rPr>
+          <w:rFonts w:hint="eastAsia"/>
+          <w:b/>
+          <w:sz w:val="18"/>
+          <w:szCs w:val="18"/>
+        </w:rPr>
+        <w:t xml:space="preserve"> </w:t>
+      </w:r>
+      <w:proofErr w:type="spellStart"/>
+      <w:r>
+        <w:rPr>
+          <w:rFonts w:hint="eastAsia"/>
+          <w:b/>
+          <w:sz w:val="18"/>
+          <w:szCs w:val="18"/>
+        </w:rPr>
+        <w:t>안했다</w:t>
+      </w:r>
+      <w:proofErr w:type="spellEnd"/>
+      <w:r>
+        <w:rPr>
+          <w:rFonts w:hint="eastAsia"/>
+          <w:b/>
+          <w:sz w:val="18"/>
+          <w:szCs w:val="18"/>
+        </w:rPr>
+        <w:t>.</w:t>
+      </w:r>
+    </w:p>
+    <w:p>
+      <w:pPr>
+        <w:rPr>
+          <w:b/>
+          <w:sz w:val="18"/>
+          <w:szCs w:val="18"/>
+        </w:rPr>
+      </w:pPr>
+      <w:r>
+        <w:rPr>
+          <w:sz w:val="18"/>
+          <w:szCs w:val="18"/>
+        </w:rPr>
+        <w:lastRenderedPageBreak/>
+        <w:drawing>
+          <wp:inline distT="0" distB="0" distL="0" distR="0" wp14:anchorId="13904AD3" wp14:editId="5387C32C">
+            <wp:extent cx="6645910" cy="3602355"/>
+            <wp:effectExtent l="0" t="0" r="2540" b="0"/>
+            <wp:docPr id="619341409" name="그림 1"/>
+            <wp:cNvGraphicFramePr>
+              <a:graphicFrameLocks xmlns:a="http://schemas.openxmlformats.org/drawingml/2006/main" noChangeAspect="1"/>
+            </wp:cNvGraphicFramePr>
+            <a:graphic xmlns:a="http://schemas.openxmlformats.org/drawingml/2006/main">
+              <a:graphicData uri="http://schemas.openxmlformats.org/drawingml/2006/picture">
+                <pic:pic xmlns:pic="http://schemas.openxmlformats.org/drawingml/2006/picture">
+                  <pic:nvPicPr>
+                    <pic:cNvPr id="619341409" name=""/>
+                    <pic:cNvPicPr/>
+                  </pic:nvPicPr>
+                  <pic:blipFill>
+                    <a:blip r:embed="rId6"/>
+                    <a:stretch>
+                      <a:fillRect/>
+                    </a:stretch>
+                  </pic:blipFill>
+                  <pic:spPr>
+                    <a:xfrm>
+                      <a:off x="0" y="0"/>
+                      <a:ext cx="6645910" cy="3602355"/>
+                    </a:xfrm>
+                    <a:prstGeom prst="rect">
+                      <a:avLst/>
+                    </a:prstGeom>
+                  </pic:spPr>
+                </pic:pic>
+              </a:graphicData>
+            </a:graphic>
+          </wp:inline>
+        </w:drawing>
+      </w:r>
+    </w:p>
+    <w:p>
+      <w:pPr>
+        <w:rPr>
+          <w:rFonts w:hint="eastAsia"/>
+          <w:b/>
+          <w:sz w:val="18"/>
+          <w:szCs w:val="18"/>
+        </w:rPr>
+      </w:pPr>
+      <w:r>
+        <w:rPr>
+          <w:rFonts w:hint="eastAsia"/>
+          <w:b/>
+          <w:sz w:val="18"/>
+          <w:szCs w:val="18"/>
+        </w:rPr>
+        <w:t>UI 모습</w:t>
+      </w:r>
+    </w:p>
+    <w:p>
+      <w:pPr>
+        <w:rPr>
+          <w:b/>
+          <w:sz w:val="18"/>
+          <w:szCs w:val="18"/>
+        </w:rPr>
+      </w:pPr>
+    </w:p>
+    <w:p>
+      <w:pPr>
+        <w:rPr>
+          <w:rFonts w:hint="eastAsia"/>
+          <w:b/>
+          <w:sz w:val="18"/>
+          <w:szCs w:val="18"/>
+        </w:rPr>
+      </w:pPr>
+      <w:proofErr w:type="gramStart"/>
+      <w:r>
+        <w:rPr>
+          <w:rFonts w:hint="eastAsia"/>
+          <w:b/>
+          <w:sz w:val="18"/>
+          <w:szCs w:val="18"/>
+        </w:rPr>
+        <w:t>진행중 /</w:t>
+      </w:r>
+      <w:proofErr w:type="gramEnd"/>
+      <w:r>
+        <w:rPr>
+          <w:rFonts w:hint="eastAsia"/>
+          <w:b/>
+          <w:sz w:val="18"/>
+          <w:szCs w:val="18"/>
+        </w:rPr>
+        <w:t xml:space="preserve"> </w:t>
+      </w:r>
+      <w:proofErr w:type="spellStart"/>
+      <w:r>
+        <w:rPr>
+          <w:rFonts w:hint="eastAsia"/>
+          <w:b/>
+          <w:sz w:val="18"/>
+          <w:szCs w:val="18"/>
+        </w:rPr>
+        <w:t>커밋안되거나</w:t>
+      </w:r>
+      <w:proofErr w:type="spellEnd"/>
+      <w:r>
+        <w:rPr>
+          <w:rFonts w:hint="eastAsia"/>
+          <w:b/>
+          <w:sz w:val="18"/>
+          <w:szCs w:val="18"/>
+        </w:rPr>
+        <w:t xml:space="preserve">, 하고 </w:t>
+      </w:r>
+      <w:proofErr w:type="spellStart"/>
+      <w:r>
+        <w:rPr>
+          <w:rFonts w:hint="eastAsia"/>
+          <w:b/>
+          <w:sz w:val="18"/>
+          <w:szCs w:val="18"/>
+        </w:rPr>
+        <w:t>있는거</w:t>
+      </w:r>
+      <w:proofErr w:type="spellEnd"/>
+    </w:p>
+    <w:p>
+      <w:pPr>
+        <w:rPr>
+          <w:b/>
+          <w:sz w:val="18"/>
+          <w:szCs w:val="18"/>
+        </w:rPr>
+      </w:pPr>
+      <w:r>
+        <w:rPr>
+          <w:b/>
+          <w:sz w:val="18"/>
+          <w:szCs w:val="18"/>
+        </w:rPr>
+        <w:t xml:space="preserve">4. </w:t>
+      </w:r>
+      <w:proofErr w:type="spellStart"/>
+      <w:r>
+        <w:rPr>
+          <w:b/>
+          <w:sz w:val="18"/>
+          <w:szCs w:val="18"/>
+        </w:rPr>
+        <w:t>UnityMapExporter</w:t>
+      </w:r>
+      <w:proofErr w:type="spellEnd"/>
+      <w:r>
+        <w:rPr>
+          <w:b/>
+          <w:sz w:val="18"/>
+          <w:szCs w:val="18"/>
+        </w:rPr>
+        <w:t xml:space="preserve">에서 Unity의 특성 때문에 Standard Build in Shader에서 Roughness 부분의 </w:t>
+      </w:r>
+      <w:proofErr w:type="spellStart"/>
+      <w:r>
+        <w:rPr>
+          <w:b/>
+          <w:sz w:val="18"/>
+          <w:szCs w:val="18"/>
+        </w:rPr>
+        <w:t>텍스쳐가</w:t>
+      </w:r>
+      <w:proofErr w:type="spellEnd"/>
+      <w:r>
+        <w:rPr>
+          <w:b/>
+          <w:sz w:val="18"/>
+          <w:szCs w:val="18"/>
+        </w:rPr>
+        <w:t xml:space="preserve"> 없는 문제를 Detail Mask 부분의 </w:t>
+      </w:r>
+      <w:proofErr w:type="spellStart"/>
+      <w:r>
+        <w:rPr>
+          <w:b/>
+          <w:sz w:val="18"/>
+          <w:szCs w:val="18"/>
+        </w:rPr>
+        <w:t>텍스쳐를</w:t>
+      </w:r>
+      <w:proofErr w:type="spellEnd"/>
+      <w:r>
+        <w:rPr>
+          <w:b/>
+          <w:sz w:val="18"/>
+          <w:szCs w:val="18"/>
+        </w:rPr>
+        <w:t xml:space="preserve"> 대신 사용하게 하여 </w:t>
+      </w:r>
+      <w:proofErr w:type="spellStart"/>
+      <w:r>
+        <w:rPr>
+          <w:b/>
+          <w:sz w:val="18"/>
+          <w:szCs w:val="18"/>
+        </w:rPr>
+        <w:t>익스포트</w:t>
+      </w:r>
+      <w:proofErr w:type="spellEnd"/>
+      <w:r>
+        <w:rPr>
+          <w:b/>
+          <w:sz w:val="18"/>
+          <w:szCs w:val="18"/>
+        </w:rPr>
+        <w:t xml:space="preserve"> 하게 함.</w:t>
+      </w:r>
+    </w:p>
+    <w:p>
+      <w:pPr>
+        <w:rPr>
+          <w:b/>
+          <w:sz w:val="18"/>
+          <w:szCs w:val="18"/>
+        </w:rPr>
+      </w:pPr>
+      <w:r>
+        <w:rPr>
+          <w:b/>
+          <w:sz w:val="18"/>
+          <w:szCs w:val="18"/>
+        </w:rPr>
+        <w:t>5. Seamless Zone을 클라이언트로 구현하기 위해 고민. (</w:t>
+      </w:r>
+      <w:proofErr w:type="spellStart"/>
+      <w:r>
+        <w:rPr>
+          <w:b/>
+          <w:sz w:val="18"/>
+          <w:szCs w:val="18"/>
+        </w:rPr>
+        <w:t>해결중</w:t>
+      </w:r>
+      <w:proofErr w:type="spellEnd"/>
+      <w:r>
+        <w:rPr>
+          <w:b/>
+          <w:sz w:val="18"/>
+          <w:szCs w:val="18"/>
+        </w:rPr>
+        <w:t>)</w:t>
+      </w:r>
+    </w:p>
+    <w:p>
+      <w:pPr>
+        <w:rPr>
+          <w:b/>
+          <w:sz w:val="18"/>
+          <w:szCs w:val="18"/>
+        </w:rPr>
+      </w:pPr>
+      <w:r>
+        <w:rPr>
+          <w:b/>
+          <w:sz w:val="18"/>
+          <w:szCs w:val="18"/>
+        </w:rPr>
+        <w:tab/>
+        <w:t xml:space="preserve">클라이언트가 어떤 </w:t>
+      </w:r>
+      <w:proofErr w:type="spellStart"/>
+      <w:r>
+        <w:rPr>
+          <w:b/>
+          <w:sz w:val="18"/>
+          <w:szCs w:val="18"/>
+        </w:rPr>
+        <w:t>존에</w:t>
+      </w:r>
+      <w:proofErr w:type="spellEnd"/>
+      <w:r>
+        <w:rPr>
+          <w:b/>
+          <w:sz w:val="18"/>
+          <w:szCs w:val="18"/>
+        </w:rPr>
+        <w:t xml:space="preserve"> 위치해 있으면, 인접한 존의 맵 데이터를 모조리 가지고 있어야 함.</w:t>
+      </w:r>
+    </w:p>
+    <w:p>
+      <w:pPr>
+        <w:rPr>
+          <w:b/>
+          <w:sz w:val="18"/>
+          <w:szCs w:val="18"/>
+        </w:rPr>
+      </w:pPr>
+      <w:r>
+        <w:rPr>
+          <w:b/>
+          <w:sz w:val="18"/>
+          <w:szCs w:val="18"/>
+        </w:rPr>
+        <w:tab/>
+        <w:t>문제는 존 데이터(</w:t>
+      </w:r>
+      <w:proofErr w:type="spellStart"/>
+      <w:r>
+        <w:rPr>
+          <w:b/>
+          <w:sz w:val="18"/>
+          <w:szCs w:val="18"/>
+        </w:rPr>
+        <w:t>머터리얼</w:t>
+      </w:r>
+      <w:proofErr w:type="spellEnd"/>
+      <w:r>
+        <w:rPr>
+          <w:b/>
+          <w:sz w:val="18"/>
+          <w:szCs w:val="18"/>
+        </w:rPr>
+        <w:t xml:space="preserve">, </w:t>
+      </w:r>
+      <w:proofErr w:type="spellStart"/>
+      <w:r>
+        <w:rPr>
+          <w:b/>
+          <w:sz w:val="18"/>
+          <w:szCs w:val="18"/>
+        </w:rPr>
+        <w:t>텍스쳐</w:t>
+      </w:r>
+      <w:proofErr w:type="spellEnd"/>
+      <w:r>
+        <w:rPr>
+          <w:b/>
+          <w:sz w:val="18"/>
+          <w:szCs w:val="18"/>
+        </w:rPr>
+        <w:t xml:space="preserve">, </w:t>
+      </w:r>
+      <w:proofErr w:type="spellStart"/>
+      <w:r>
+        <w:rPr>
+          <w:b/>
+          <w:sz w:val="18"/>
+          <w:szCs w:val="18"/>
+        </w:rPr>
+        <w:t>메쉬의</w:t>
+      </w:r>
+      <w:proofErr w:type="spellEnd"/>
+      <w:r>
+        <w:rPr>
+          <w:b/>
+          <w:sz w:val="18"/>
+          <w:szCs w:val="18"/>
+        </w:rPr>
+        <w:t xml:space="preserve"> VB, </w:t>
+      </w:r>
+      <w:proofErr w:type="spellStart"/>
+      <w:r>
+        <w:rPr>
+          <w:b/>
+          <w:sz w:val="18"/>
+          <w:szCs w:val="18"/>
+        </w:rPr>
+        <w:t>IB</w:t>
+      </w:r>
+      <w:proofErr w:type="spellEnd"/>
+      <w:r>
+        <w:rPr>
+          <w:b/>
+          <w:sz w:val="18"/>
+          <w:szCs w:val="18"/>
+        </w:rPr>
+        <w:t xml:space="preserve">, </w:t>
+      </w:r>
+      <w:proofErr w:type="spellStart"/>
+      <w:r>
+        <w:rPr>
+          <w:b/>
+          <w:sz w:val="18"/>
+          <w:szCs w:val="18"/>
+        </w:rPr>
+        <w:t>스테틱</w:t>
+      </w:r>
+      <w:proofErr w:type="spellEnd"/>
+      <w:r>
+        <w:rPr>
+          <w:b/>
+          <w:sz w:val="18"/>
+          <w:szCs w:val="18"/>
+        </w:rPr>
+        <w:t xml:space="preserve"> 라이트, </w:t>
+      </w:r>
+      <w:proofErr w:type="spellStart"/>
+      <w:r>
+        <w:rPr>
+          <w:b/>
+          <w:sz w:val="18"/>
+          <w:szCs w:val="18"/>
+        </w:rPr>
+        <w:t>청크와</w:t>
+      </w:r>
+      <w:proofErr w:type="spellEnd"/>
+      <w:r>
+        <w:rPr>
+          <w:b/>
+          <w:sz w:val="18"/>
+          <w:szCs w:val="18"/>
+        </w:rPr>
+        <w:t xml:space="preserve"> </w:t>
+      </w:r>
+      <w:proofErr w:type="spellStart"/>
+      <w:r>
+        <w:rPr>
+          <w:b/>
+          <w:sz w:val="18"/>
+          <w:szCs w:val="18"/>
+        </w:rPr>
+        <w:t>StaticGameObject</w:t>
+      </w:r>
+      <w:proofErr w:type="spellEnd"/>
+      <w:r>
+        <w:rPr>
+          <w:b/>
+          <w:sz w:val="18"/>
+          <w:szCs w:val="18"/>
+        </w:rPr>
+        <w:t xml:space="preserve">, </w:t>
+      </w:r>
+      <w:proofErr w:type="spellStart"/>
+      <w:r>
+        <w:rPr>
+          <w:b/>
+          <w:sz w:val="18"/>
+          <w:szCs w:val="18"/>
+        </w:rPr>
+        <w:t>셰이더에</w:t>
+      </w:r>
+      <w:proofErr w:type="spellEnd"/>
+      <w:r>
+        <w:rPr>
+          <w:b/>
+          <w:sz w:val="18"/>
+          <w:szCs w:val="18"/>
+        </w:rPr>
+        <w:t xml:space="preserve"> 사용할 리소스 바인딩에 사용되는 </w:t>
+      </w:r>
+      <w:proofErr w:type="spellStart"/>
+      <w:r>
+        <w:rPr>
+          <w:b/>
+          <w:sz w:val="18"/>
+          <w:szCs w:val="18"/>
+        </w:rPr>
+        <w:t>DescHeap</w:t>
+      </w:r>
+      <w:proofErr w:type="spellEnd"/>
+      <w:r>
+        <w:rPr>
+          <w:b/>
+          <w:sz w:val="18"/>
+          <w:szCs w:val="18"/>
+        </w:rPr>
+        <w:t xml:space="preserve">)들을 모조리 로드가 가능해야 하며, </w:t>
+      </w:r>
+    </w:p>
+    <w:p>
+      <w:pPr>
+        <w:rPr>
+          <w:b/>
+          <w:sz w:val="18"/>
+          <w:szCs w:val="18"/>
+        </w:rPr>
+      </w:pPr>
+      <w:r>
+        <w:rPr>
+          <w:b/>
+          <w:sz w:val="18"/>
+          <w:szCs w:val="18"/>
+        </w:rPr>
+        <w:tab/>
+        <w:t xml:space="preserve">이후 어떤 존으로 가도, 이후 존의 인접 존의 </w:t>
+      </w:r>
+      <w:proofErr w:type="spellStart"/>
+      <w:r>
+        <w:rPr>
+          <w:b/>
+          <w:sz w:val="18"/>
+          <w:szCs w:val="18"/>
+        </w:rPr>
+        <w:t>이미로드된</w:t>
+      </w:r>
+      <w:proofErr w:type="spellEnd"/>
+      <w:r>
+        <w:rPr>
+          <w:b/>
+          <w:sz w:val="18"/>
+          <w:szCs w:val="18"/>
+        </w:rPr>
+        <w:t xml:space="preserve"> 데이터는 유지를 해야 했다.</w:t>
+      </w:r>
+    </w:p>
+    <w:p>
+      <w:pPr>
+        <w:rPr>
+          <w:b/>
+          <w:sz w:val="18"/>
+          <w:szCs w:val="18"/>
+        </w:rPr>
+      </w:pPr>
+      <w:r>
+        <w:rPr>
+          <w:b/>
+          <w:sz w:val="18"/>
+          <w:szCs w:val="18"/>
+        </w:rPr>
+        <w:tab/>
+        <w:t xml:space="preserve">이를 위해 각 Zone에 특수한 인덱스인 </w:t>
+      </w:r>
+      <w:proofErr w:type="spellStart"/>
+      <w:r>
+        <w:rPr>
+          <w:b/>
+          <w:sz w:val="18"/>
+          <w:szCs w:val="18"/>
+        </w:rPr>
+        <w:t>AssetOffsetMul</w:t>
+      </w:r>
+      <w:proofErr w:type="spellEnd"/>
+      <w:r>
+        <w:rPr>
+          <w:b/>
+          <w:sz w:val="18"/>
+          <w:szCs w:val="18"/>
+        </w:rPr>
+        <w:t xml:space="preserve">을 만들었고, </w:t>
+      </w:r>
+    </w:p>
+    <w:p>
+      <w:pPr>
+        <w:rPr>
+          <w:b/>
+          <w:sz w:val="18"/>
+          <w:szCs w:val="18"/>
+        </w:rPr>
+      </w:pPr>
+      <w:r>
+        <w:rPr>
+          <w:b/>
+          <w:sz w:val="18"/>
+          <w:szCs w:val="18"/>
+        </w:rPr>
+        <w:tab/>
+        <w:t xml:space="preserve">해당 값만큼 </w:t>
+      </w:r>
+      <w:proofErr w:type="spellStart"/>
+      <w:r>
+        <w:rPr>
+          <w:b/>
+          <w:sz w:val="18"/>
+          <w:szCs w:val="18"/>
+        </w:rPr>
+        <w:t>이격된</w:t>
+      </w:r>
+      <w:proofErr w:type="spellEnd"/>
+      <w:r>
+        <w:rPr>
+          <w:b/>
+          <w:sz w:val="18"/>
+          <w:szCs w:val="18"/>
+        </w:rPr>
+        <w:t xml:space="preserve"> 위치에 모든 리소스가 존재하게 </w:t>
+      </w:r>
+      <w:proofErr w:type="spellStart"/>
+      <w:proofErr w:type="gramStart"/>
+      <w:r>
+        <w:rPr>
+          <w:b/>
+          <w:sz w:val="18"/>
+          <w:szCs w:val="18"/>
+        </w:rPr>
+        <w:t>만들것</w:t>
+      </w:r>
+      <w:proofErr w:type="spellEnd"/>
+      <w:proofErr w:type="gramEnd"/>
+      <w:r>
+        <w:rPr>
+          <w:b/>
+          <w:sz w:val="18"/>
+          <w:szCs w:val="18"/>
+        </w:rPr>
+        <w:t xml:space="preserve"> 같다.</w:t>
+      </w:r>
+    </w:p>
+    <w:p>
+      <w:pPr>
+        <w:rPr>
+          <w:b/>
+          <w:sz w:val="18"/>
+          <w:szCs w:val="18"/>
+        </w:rPr>
+      </w:pPr>
+      <w:r>
+        <w:rPr>
+          <w:b/>
+          <w:sz w:val="18"/>
+          <w:szCs w:val="18"/>
+        </w:rPr>
+        <w:tab/>
+        <w:t xml:space="preserve">그래서 Zone을 이동하더라도, 필요한 Zone만 </w:t>
+      </w:r>
+      <w:proofErr w:type="spellStart"/>
+      <w:r>
+        <w:rPr>
+          <w:b/>
+          <w:sz w:val="18"/>
+          <w:szCs w:val="18"/>
+        </w:rPr>
+        <w:t>로드하게</w:t>
+      </w:r>
+      <w:proofErr w:type="spellEnd"/>
+      <w:r>
+        <w:rPr>
+          <w:b/>
+          <w:sz w:val="18"/>
+          <w:szCs w:val="18"/>
+        </w:rPr>
+        <w:t xml:space="preserve"> </w:t>
+      </w:r>
+      <w:proofErr w:type="spellStart"/>
+      <w:proofErr w:type="gramStart"/>
+      <w:r>
+        <w:rPr>
+          <w:b/>
+          <w:sz w:val="18"/>
+          <w:szCs w:val="18"/>
+        </w:rPr>
+        <w:t>만들것이다</w:t>
+      </w:r>
+      <w:proofErr w:type="spellEnd"/>
+      <w:proofErr w:type="gramEnd"/>
+      <w:r>
+        <w:rPr>
+          <w:b/>
+          <w:sz w:val="18"/>
+          <w:szCs w:val="18"/>
+        </w:rPr>
+        <w:t>.</w:t>
+      </w:r>
+    </w:p>
+    <w:p>
+      <w:pPr>
+        <w:rPr>
+          <w:b/>
+          <w:sz w:val="18"/>
+          <w:szCs w:val="18"/>
+        </w:rPr>
+      </w:pPr>
+      <w:r>
+        <w:rPr>
+          <w:b/>
+          <w:sz w:val="18"/>
+          <w:szCs w:val="18"/>
+        </w:rPr>
+        <w:tab/>
+        <w:t xml:space="preserve">&gt; 이 작업을 지금 </w:t>
+      </w:r>
+      <w:proofErr w:type="spellStart"/>
+      <w:r>
+        <w:rPr>
+          <w:b/>
+          <w:sz w:val="18"/>
+          <w:szCs w:val="18"/>
+        </w:rPr>
+        <w:t>수행중이다</w:t>
+      </w:r>
+      <w:proofErr w:type="spellEnd"/>
+      <w:r>
+        <w:rPr>
+          <w:b/>
+          <w:sz w:val="18"/>
+          <w:szCs w:val="18"/>
+        </w:rPr>
+        <w:t xml:space="preserve">. 꽤나 복잡해서 안될 수도 </w:t>
+      </w:r>
+      <w:proofErr w:type="spellStart"/>
+      <w:r>
+        <w:rPr>
+          <w:b/>
+          <w:sz w:val="18"/>
+          <w:szCs w:val="18"/>
+        </w:rPr>
+        <w:t>있을것</w:t>
+      </w:r>
+      <w:proofErr w:type="spellEnd"/>
+      <w:r>
+        <w:rPr>
+          <w:b/>
+          <w:sz w:val="18"/>
+          <w:szCs w:val="18"/>
+        </w:rPr>
+        <w:t xml:space="preserve"> 같다.</w:t>
+      </w:r>
+    </w:p>
+    <w:p>
+      <w:pPr>
+        <w:rPr>
+          <w:b/>
+          <w:sz w:val="18"/>
+          <w:szCs w:val="18"/>
+        </w:rPr>
+      </w:pPr>
+      <w:r>
+        <w:rPr>
+          <w:noProof/>
+          <w:sz w:val="18"/>
+          <w:szCs w:val="18"/>
+        </w:rPr>
+        <w:lastRenderedPageBreak/>
+        <w:drawing>
+          <wp:inline distT="0" distB="0" distL="0" distR="0" wp14:anchorId="2A946C78" wp14:editId="56CC5B82">
+            <wp:extent cx="4427636" cy="5362575"/>
+            <wp:effectExtent l="0" t="0" r="0" b="0"/>
+            <wp:docPr id="30902446" name="그림 1"/>
+            <wp:cNvGraphicFramePr>
+              <a:graphicFrameLocks xmlns:a="http://schemas.openxmlformats.org/drawingml/2006/main" noChangeAspect="1"/>
+            </wp:cNvGraphicFramePr>
+            <a:graphic xmlns:a="http://schemas.openxmlformats.org/drawingml/2006/main">
+              <a:graphicData uri="http://schemas.openxmlformats.org/drawingml/2006/picture">
+                <pic:pic xmlns:pic="http://schemas.openxmlformats.org/drawingml/2006/picture">
+                  <pic:nvPicPr>
+                    <pic:cNvPr id="0" name="Picture 1"/>
+                    <pic:cNvPicPr>
+                      <a:picLocks noChangeAspect="1" noChangeArrowheads="1"/>
+                    </pic:cNvPicPr>
+                  </pic:nvPicPr>
+                  <pic:blipFill>
+                    <a:blip r:embed="rId7" cstate="print">
                       <a:extLst>
                         <a:ext uri="{28A0092B-C50C-407E-A947-70E740481C1C}">
                           <a14:useLocalDpi xmlns:a14="http://schemas.microsoft.com/office/drawing/2010/main" val="0"/>
@@ -594,14 +2090,18 @@
                       <a:fillRect/>
                     </a:stretch>
                   </pic:blipFill>
-                  <pic:spPr>
+                  <pic:spPr bwMode="auto">
                     <a:xfrm>
                       <a:off x="0" y="0"/>
-                      <a:ext cx="3018359" cy="3030761"/>
+                      <a:ext cx="4432706" cy="5368715"/>
                     </a:xfrm>
                     <a:prstGeom prst="rect">
                       <a:avLst/>
                     </a:prstGeom>
+                    <a:noFill/>
+                    <a:ln>
+                      <a:noFill/>
+                    </a:ln>
                   </pic:spPr>
                 </pic:pic>
               </a:graphicData>
@@ -612,395 +2112,1533 @@
     </w:p>
     <w:p>
       <w:pPr>
+        <w:rPr>
+          <w:b/>
+          <w:sz w:val="18"/>
+          <w:szCs w:val="18"/>
+        </w:rPr>
+      </w:pPr>
+    </w:p>
+    <w:p>
+      <w:pPr>
+        <w:rPr>
+          <w:b/>
+          <w:sz w:val="18"/>
+          <w:szCs w:val="18"/>
+        </w:rPr>
+      </w:pPr>
+      <w:r>
+        <w:rPr>
+          <w:rFonts w:hint="eastAsia"/>
+          <w:b/>
+          <w:sz w:val="18"/>
+          <w:szCs w:val="18"/>
+        </w:rPr>
+        <w:t>또한</w:t>
+      </w:r>
+      <w:r>
+        <w:rPr>
+          <w:b/>
+          <w:sz w:val="18"/>
+          <w:szCs w:val="18"/>
+        </w:rPr>
+        <w:t xml:space="preserve"> Seamless Zone에서, Zone은 하나의 서버가 관리하기 때문에, 특성상 </w:t>
+      </w:r>
+      <w:proofErr w:type="spellStart"/>
+      <w:r>
+        <w:rPr>
+          <w:b/>
+          <w:sz w:val="18"/>
+          <w:szCs w:val="18"/>
+        </w:rPr>
+        <w:t>맵이</w:t>
+      </w:r>
+      <w:proofErr w:type="spellEnd"/>
+      <w:r>
+        <w:rPr>
+          <w:b/>
+          <w:sz w:val="18"/>
+          <w:szCs w:val="18"/>
+        </w:rPr>
+        <w:t xml:space="preserve"> 어느정도 클 </w:t>
+      </w:r>
+      <w:proofErr w:type="gramStart"/>
+      <w:r>
+        <w:rPr>
+          <w:b/>
+          <w:sz w:val="18"/>
+          <w:szCs w:val="18"/>
+        </w:rPr>
+        <w:t>수 밖에</w:t>
+      </w:r>
+      <w:proofErr w:type="gramEnd"/>
+      <w:r>
+        <w:rPr>
+          <w:b/>
+          <w:sz w:val="18"/>
+          <w:szCs w:val="18"/>
+        </w:rPr>
+        <w:t xml:space="preserve"> 없고, Zone 하나당 하나의 </w:t>
+      </w:r>
+      <w:proofErr w:type="spellStart"/>
+      <w:r>
+        <w:rPr>
+          <w:b/>
+          <w:sz w:val="18"/>
+          <w:szCs w:val="18"/>
+        </w:rPr>
+        <w:t>맵을</w:t>
+      </w:r>
+      <w:proofErr w:type="spellEnd"/>
+      <w:r>
+        <w:rPr>
+          <w:b/>
+          <w:sz w:val="18"/>
+          <w:szCs w:val="18"/>
+        </w:rPr>
+        <w:t xml:space="preserve"> </w:t>
+      </w:r>
+      <w:proofErr w:type="spellStart"/>
+      <w:r>
+        <w:rPr>
+          <w:b/>
+          <w:sz w:val="18"/>
+          <w:szCs w:val="18"/>
+        </w:rPr>
+        <w:t>로드하는데</w:t>
+      </w:r>
+      <w:proofErr w:type="spellEnd"/>
+      <w:r>
+        <w:rPr>
+          <w:b/>
+          <w:sz w:val="18"/>
+          <w:szCs w:val="18"/>
+        </w:rPr>
+        <w:t xml:space="preserve">, 만약 Zone하나의 넓이가 작으면, 진짜 넓게 펼쳐지는 광경은 보이지 않고, 중간에서 모조리 잘리는 모습을 </w:t>
+      </w:r>
+      <w:proofErr w:type="spellStart"/>
+      <w:r>
+        <w:rPr>
+          <w:b/>
+          <w:sz w:val="18"/>
+          <w:szCs w:val="18"/>
+        </w:rPr>
+        <w:t>보일것이라</w:t>
+      </w:r>
+      <w:proofErr w:type="spellEnd"/>
+      <w:r>
+        <w:rPr>
+          <w:b/>
+          <w:sz w:val="18"/>
+          <w:szCs w:val="18"/>
+        </w:rPr>
+        <w:t xml:space="preserve"> 생각했지만, </w:t>
+      </w:r>
+    </w:p>
+    <w:p>
+      <w:pPr>
+        <w:rPr>
+          <w:rFonts w:hint="eastAsia"/>
+          <w:b/>
+          <w:sz w:val="18"/>
+          <w:szCs w:val="18"/>
+        </w:rPr>
+      </w:pPr>
+      <w:r>
+        <w:rPr>
+          <w:b/>
+          <w:sz w:val="18"/>
+          <w:szCs w:val="18"/>
+        </w:rPr>
+        <w:tab/>
+        <w:t xml:space="preserve">기존 </w:t>
+      </w:r>
+      <w:proofErr w:type="spellStart"/>
+      <w:r>
+        <w:rPr>
+          <w:b/>
+          <w:sz w:val="18"/>
+          <w:szCs w:val="18"/>
+        </w:rPr>
+        <w:t>500x1000</w:t>
+      </w:r>
+      <w:proofErr w:type="spellEnd"/>
+      <w:r>
+        <w:rPr>
+          <w:b/>
+          <w:sz w:val="18"/>
+          <w:szCs w:val="18"/>
+        </w:rPr>
+        <w:t xml:space="preserve"> </w:t>
+      </w:r>
+      <w:proofErr w:type="spellStart"/>
+      <w:r>
+        <w:rPr>
+          <w:b/>
+          <w:sz w:val="18"/>
+          <w:szCs w:val="18"/>
+        </w:rPr>
+        <w:t>항구맵이</w:t>
+      </w:r>
+      <w:proofErr w:type="spellEnd"/>
+      <w:r>
+        <w:rPr>
+          <w:b/>
+          <w:sz w:val="18"/>
+          <w:szCs w:val="18"/>
+        </w:rPr>
+        <w:t xml:space="preserve"> 너무 크고 허황되다는 교수님의 피드백을 듣고, 기존 하려고 했던 </w:t>
+      </w:r>
+      <w:proofErr w:type="spellStart"/>
+      <w:r>
+        <w:rPr>
+          <w:b/>
+          <w:sz w:val="18"/>
+          <w:szCs w:val="18"/>
+        </w:rPr>
+        <w:t>청크</w:t>
+      </w:r>
+      <w:proofErr w:type="spellEnd"/>
+      <w:r>
+        <w:rPr>
+          <w:b/>
+          <w:sz w:val="18"/>
+          <w:szCs w:val="18"/>
+        </w:rPr>
+        <w:t xml:space="preserve"> </w:t>
+      </w:r>
+      <w:proofErr w:type="spellStart"/>
+      <w:r>
+        <w:rPr>
+          <w:b/>
+          <w:sz w:val="18"/>
+          <w:szCs w:val="18"/>
+        </w:rPr>
+        <w:t>500x500</w:t>
+      </w:r>
+      <w:proofErr w:type="spellEnd"/>
+      <w:r>
+        <w:rPr>
+          <w:b/>
+          <w:sz w:val="18"/>
+          <w:szCs w:val="18"/>
+        </w:rPr>
+        <w:t xml:space="preserve"> 대신 넓이가 2배가량 감소한 </w:t>
+      </w:r>
+      <w:proofErr w:type="spellStart"/>
+      <w:r>
+        <w:rPr>
+          <w:b/>
+          <w:sz w:val="18"/>
+          <w:szCs w:val="18"/>
+        </w:rPr>
+        <w:t>350x350</w:t>
+      </w:r>
+      <w:proofErr w:type="spellEnd"/>
+      <w:r>
+        <w:rPr>
+          <w:b/>
+          <w:sz w:val="18"/>
+          <w:szCs w:val="18"/>
+        </w:rPr>
+        <w:t xml:space="preserve">으로 </w:t>
+      </w:r>
+      <w:proofErr w:type="spellStart"/>
+      <w:r>
+        <w:rPr>
+          <w:b/>
+          <w:sz w:val="18"/>
+          <w:szCs w:val="18"/>
+        </w:rPr>
+        <w:t>청크를</w:t>
+      </w:r>
+      <w:proofErr w:type="spellEnd"/>
+      <w:r>
+        <w:rPr>
+          <w:b/>
+          <w:sz w:val="18"/>
+          <w:szCs w:val="18"/>
+        </w:rPr>
+        <w:t xml:space="preserve"> 만들기로 했다.</w:t>
+      </w:r>
+    </w:p>
+    <w:p>
+      <w:pPr>
+        <w:rPr>
+          <w:rFonts w:hint="eastAsia"/>
+          <w:b/>
+          <w:sz w:val="18"/>
+          <w:szCs w:val="18"/>
+        </w:rPr>
+      </w:pPr>
+      <w:r>
+        <w:rPr>
+          <w:b/>
+          <w:sz w:val="18"/>
+          <w:szCs w:val="18"/>
+        </w:rPr>
+        <w:tab/>
+        <w:t xml:space="preserve">이래도 뭔가 이후가 다 보이진 </w:t>
+      </w:r>
+      <w:proofErr w:type="spellStart"/>
+      <w:r>
+        <w:rPr>
+          <w:b/>
+          <w:sz w:val="18"/>
+          <w:szCs w:val="18"/>
+        </w:rPr>
+        <w:t>않을것</w:t>
+      </w:r>
+      <w:proofErr w:type="spellEnd"/>
+      <w:r>
+        <w:rPr>
+          <w:b/>
+          <w:sz w:val="18"/>
+          <w:szCs w:val="18"/>
+        </w:rPr>
+        <w:t xml:space="preserve"> 같아서 나머지 로드되지 않는 Zone의 </w:t>
+      </w:r>
+      <w:proofErr w:type="spellStart"/>
+      <w:r>
+        <w:rPr>
+          <w:b/>
+          <w:sz w:val="18"/>
+          <w:szCs w:val="18"/>
+        </w:rPr>
+        <w:t>맵들은</w:t>
+      </w:r>
+      <w:proofErr w:type="spellEnd"/>
+      <w:r>
+        <w:rPr>
+          <w:b/>
+          <w:sz w:val="18"/>
+          <w:szCs w:val="18"/>
+        </w:rPr>
+        <w:t xml:space="preserve"> 모두 스카이 박스를 통해 </w:t>
+      </w:r>
+      <w:proofErr w:type="spellStart"/>
+      <w:r>
+        <w:rPr>
+          <w:b/>
+          <w:sz w:val="18"/>
+          <w:szCs w:val="18"/>
+        </w:rPr>
+        <w:t>처리할까도</w:t>
+      </w:r>
+      <w:proofErr w:type="spellEnd"/>
+      <w:r>
+        <w:rPr>
+          <w:b/>
+          <w:sz w:val="18"/>
+          <w:szCs w:val="18"/>
+        </w:rPr>
+        <w:t xml:space="preserve"> </w:t>
+      </w:r>
+      <w:proofErr w:type="spellStart"/>
+      <w:r>
+        <w:rPr>
+          <w:b/>
+          <w:sz w:val="18"/>
+          <w:szCs w:val="18"/>
+        </w:rPr>
+        <w:t>생각중이다</w:t>
+      </w:r>
+      <w:proofErr w:type="spellEnd"/>
+      <w:r>
+        <w:rPr>
+          <w:b/>
+          <w:sz w:val="18"/>
+          <w:szCs w:val="18"/>
+        </w:rPr>
+        <w:t>. &gt; 이게 자연스러울지는 모르겠다.</w:t>
+      </w:r>
+    </w:p>
+    <w:p>
+      <w:pPr>
+        <w:rPr>
+          <w:b/>
+          <w:sz w:val="18"/>
+          <w:szCs w:val="18"/>
+        </w:rPr>
+      </w:pPr>
+      <w:r>
+        <w:rPr>
+          <w:b/>
+          <w:sz w:val="18"/>
+          <w:szCs w:val="18"/>
+        </w:rPr>
+        <w:tab/>
+        <w:t xml:space="preserve">때문에 이제 주요한 문제는 저 </w:t>
+      </w:r>
+      <w:proofErr w:type="spellStart"/>
+      <w:r>
+        <w:rPr>
+          <w:b/>
+          <w:sz w:val="18"/>
+          <w:szCs w:val="18"/>
+        </w:rPr>
+        <w:t>넗은</w:t>
+      </w:r>
+      <w:proofErr w:type="spellEnd"/>
+      <w:r>
+        <w:rPr>
+          <w:b/>
+          <w:sz w:val="18"/>
+          <w:szCs w:val="18"/>
+        </w:rPr>
+        <w:t xml:space="preserve"> </w:t>
+      </w:r>
+      <w:proofErr w:type="spellStart"/>
+      <w:r>
+        <w:rPr>
+          <w:b/>
+          <w:sz w:val="18"/>
+          <w:szCs w:val="18"/>
+        </w:rPr>
+        <w:t>맵을</w:t>
+      </w:r>
+      <w:proofErr w:type="spellEnd"/>
+      <w:r>
+        <w:rPr>
+          <w:b/>
+          <w:sz w:val="18"/>
+          <w:szCs w:val="18"/>
+        </w:rPr>
+        <w:t xml:space="preserve"> 어떻게 빨리 </w:t>
+      </w:r>
+      <w:proofErr w:type="spellStart"/>
+      <w:r>
+        <w:rPr>
+          <w:b/>
+          <w:sz w:val="18"/>
+          <w:szCs w:val="18"/>
+        </w:rPr>
+        <w:t>채울까를</w:t>
+      </w:r>
+      <w:proofErr w:type="spellEnd"/>
+      <w:r>
+        <w:rPr>
+          <w:b/>
+          <w:sz w:val="18"/>
+          <w:szCs w:val="18"/>
+        </w:rPr>
+        <w:t xml:space="preserve"> 고민하는 것이다.</w:t>
+      </w:r>
+    </w:p>
+    <w:p>
+      <w:pPr>
+        <w:rPr>
+          <w:b/>
+          <w:sz w:val="18"/>
+          <w:szCs w:val="18"/>
+        </w:rPr>
+      </w:pPr>
+      <w:r>
+        <w:rPr>
+          <w:b/>
+          <w:sz w:val="18"/>
+          <w:szCs w:val="18"/>
+        </w:rPr>
+        <w:tab/>
+      </w:r>
+      <w:proofErr w:type="spellStart"/>
+      <w:r>
+        <w:rPr>
+          <w:b/>
+          <w:sz w:val="18"/>
+          <w:szCs w:val="18"/>
+        </w:rPr>
+        <w:t>맵은</w:t>
+      </w:r>
+      <w:proofErr w:type="spellEnd"/>
+      <w:r>
+        <w:rPr>
+          <w:b/>
+          <w:sz w:val="18"/>
+          <w:szCs w:val="18"/>
+        </w:rPr>
+        <w:t xml:space="preserve"> 빨리 만들고 디테일까지 챙기려고 한다. 그리고 최대한 그럴듯한 </w:t>
+      </w:r>
+      <w:proofErr w:type="spellStart"/>
+      <w:r>
+        <w:rPr>
+          <w:b/>
+          <w:sz w:val="18"/>
+          <w:szCs w:val="18"/>
+        </w:rPr>
+        <w:t>맵을</w:t>
+      </w:r>
+      <w:proofErr w:type="spellEnd"/>
+      <w:r>
+        <w:rPr>
+          <w:b/>
+          <w:sz w:val="18"/>
+          <w:szCs w:val="18"/>
+        </w:rPr>
+        <w:t xml:space="preserve"> 만들려고 한다.</w:t>
+      </w:r>
+    </w:p>
+    <w:p>
+      <w:pPr>
+        <w:rPr>
+          <w:b/>
+          <w:sz w:val="18"/>
+          <w:szCs w:val="18"/>
+        </w:rPr>
+      </w:pPr>
+      <w:r>
+        <w:rPr>
+          <w:b/>
+          <w:sz w:val="18"/>
+          <w:szCs w:val="18"/>
+        </w:rPr>
+        <w:tab/>
+        <w:t>시간이 없어서 불가능해 보이기도 한다.</w:t>
+      </w:r>
+    </w:p>
+    <w:p>
+      <w:pPr>
+        <w:rPr>
+          <w:b/>
+          <w:sz w:val="18"/>
+          <w:szCs w:val="18"/>
+        </w:rPr>
+      </w:pPr>
+      <w:r>
+        <w:rPr>
+          <w:b/>
+          <w:sz w:val="18"/>
+          <w:szCs w:val="18"/>
+        </w:rPr>
+        <w:tab/>
+        <w:t>다만 그동안 고민하면서 어떻게 할지 지금은 이렇게 생각하고 있다.</w:t>
+      </w:r>
+    </w:p>
+    <w:p>
+      <w:pPr>
+        <w:rPr>
+          <w:b/>
+          <w:sz w:val="18"/>
+          <w:szCs w:val="18"/>
+        </w:rPr>
+      </w:pPr>
+      <w:r>
+        <w:rPr>
+          <w:b/>
+          <w:sz w:val="18"/>
+          <w:szCs w:val="18"/>
+        </w:rPr>
+        <w:tab/>
+        <w:t>재료의 준비</w:t>
+      </w:r>
+    </w:p>
+    <w:p>
+      <w:pPr>
+        <w:rPr>
+          <w:b/>
+          <w:sz w:val="18"/>
+          <w:szCs w:val="18"/>
+        </w:rPr>
+      </w:pPr>
+      <w:r>
+        <w:rPr>
+          <w:b/>
+          <w:sz w:val="18"/>
+          <w:szCs w:val="18"/>
+        </w:rPr>
+        <w:tab/>
+        <w:t xml:space="preserve">0. 여러 </w:t>
+      </w:r>
+      <w:proofErr w:type="spellStart"/>
+      <w:r>
+        <w:rPr>
+          <w:b/>
+          <w:sz w:val="18"/>
+          <w:szCs w:val="18"/>
+        </w:rPr>
+        <w:t>에셋</w:t>
+      </w:r>
+      <w:proofErr w:type="spellEnd"/>
+      <w:r>
+        <w:rPr>
+          <w:b/>
+          <w:sz w:val="18"/>
+          <w:szCs w:val="18"/>
+        </w:rPr>
+        <w:t xml:space="preserve"> 사이트에서 디테일을 담당할 소규모 Prop 들을 유니티에서 </w:t>
+      </w:r>
+      <w:proofErr w:type="spellStart"/>
+      <w:r>
+        <w:rPr>
+          <w:b/>
+          <w:sz w:val="18"/>
+          <w:szCs w:val="18"/>
+        </w:rPr>
+        <w:t>맵에</w:t>
+      </w:r>
+      <w:proofErr w:type="spellEnd"/>
+      <w:r>
+        <w:rPr>
+          <w:b/>
+          <w:sz w:val="18"/>
+          <w:szCs w:val="18"/>
+        </w:rPr>
+        <w:t xml:space="preserve"> 배치할 수 있도록 만들어 공유. &gt; 1차적으로 해당 </w:t>
+      </w:r>
+      <w:proofErr w:type="spellStart"/>
+      <w:r>
+        <w:rPr>
+          <w:b/>
+          <w:sz w:val="18"/>
+          <w:szCs w:val="18"/>
+        </w:rPr>
+        <w:t>에셋들을</w:t>
+      </w:r>
+      <w:proofErr w:type="spellEnd"/>
+      <w:r>
+        <w:rPr>
+          <w:b/>
+          <w:sz w:val="18"/>
+          <w:szCs w:val="18"/>
+        </w:rPr>
+        <w:t xml:space="preserve"> 모았지만, 추가적으로 </w:t>
+      </w:r>
+      <w:proofErr w:type="spellStart"/>
+      <w:r>
+        <w:rPr>
+          <w:b/>
+          <w:sz w:val="18"/>
+          <w:szCs w:val="18"/>
+        </w:rPr>
+        <w:t>필요한것들이</w:t>
+      </w:r>
+      <w:proofErr w:type="spellEnd"/>
+      <w:r>
+        <w:rPr>
+          <w:b/>
+          <w:sz w:val="18"/>
+          <w:szCs w:val="18"/>
+        </w:rPr>
+        <w:t xml:space="preserve"> 있다면 더 찾아봐야 </w:t>
+      </w:r>
+      <w:proofErr w:type="spellStart"/>
+      <w:r>
+        <w:rPr>
+          <w:b/>
+          <w:sz w:val="18"/>
+          <w:szCs w:val="18"/>
+        </w:rPr>
+        <w:t>할것</w:t>
+      </w:r>
+      <w:proofErr w:type="spellEnd"/>
+      <w:r>
+        <w:rPr>
+          <w:b/>
+          <w:sz w:val="18"/>
+          <w:szCs w:val="18"/>
+        </w:rPr>
+        <w:t xml:space="preserve"> 같다.</w:t>
+      </w:r>
+    </w:p>
+    <w:p>
+      <w:pPr>
+        <w:rPr>
+          <w:b/>
+          <w:sz w:val="18"/>
+          <w:szCs w:val="18"/>
+        </w:rPr>
+      </w:pPr>
+      <w:r>
+        <w:rPr>
+          <w:b/>
+          <w:sz w:val="18"/>
+          <w:szCs w:val="18"/>
+        </w:rPr>
+        <w:lastRenderedPageBreak/>
+        <w:tab/>
+        <w:t xml:space="preserve">1. 여러 건물의 층을 Blender </w:t>
+      </w:r>
+      <w:proofErr w:type="spellStart"/>
+      <w:r>
+        <w:rPr>
+          <w:b/>
+          <w:sz w:val="18"/>
+          <w:szCs w:val="18"/>
+        </w:rPr>
+        <w:t>Achimesh</w:t>
+      </w:r>
+      <w:proofErr w:type="spellEnd"/>
+      <w:r>
+        <w:rPr>
+          <w:b/>
+          <w:sz w:val="18"/>
+          <w:szCs w:val="18"/>
+        </w:rPr>
+        <w:t xml:space="preserve"> </w:t>
+      </w:r>
+      <w:proofErr w:type="spellStart"/>
+      <w:r>
+        <w:rPr>
+          <w:b/>
+          <w:sz w:val="18"/>
+          <w:szCs w:val="18"/>
+        </w:rPr>
+        <w:t>에드온을</w:t>
+      </w:r>
+      <w:proofErr w:type="spellEnd"/>
+      <w:r>
+        <w:rPr>
+          <w:b/>
+          <w:sz w:val="18"/>
+          <w:szCs w:val="18"/>
+        </w:rPr>
+        <w:t xml:space="preserve"> 통해 만들고, Collider를 파이썬 스크립트를 통해 </w:t>
+      </w:r>
+      <w:proofErr w:type="spellStart"/>
+      <w:r>
+        <w:rPr>
+          <w:b/>
+          <w:sz w:val="18"/>
+          <w:szCs w:val="18"/>
+        </w:rPr>
+        <w:t>콜라이더가</w:t>
+      </w:r>
+      <w:proofErr w:type="spellEnd"/>
+      <w:r>
+        <w:rPr>
+          <w:b/>
+          <w:sz w:val="18"/>
+          <w:szCs w:val="18"/>
+        </w:rPr>
+        <w:t xml:space="preserve"> 될 오브젝트들을 생성한다. 해당 층은 </w:t>
+      </w:r>
+      <w:proofErr w:type="spellStart"/>
+      <w:r>
+        <w:rPr>
+          <w:b/>
+          <w:sz w:val="18"/>
+          <w:szCs w:val="18"/>
+        </w:rPr>
+        <w:t>서로다른</w:t>
+      </w:r>
+      <w:proofErr w:type="spellEnd"/>
+      <w:r>
+        <w:rPr>
+          <w:b/>
+          <w:sz w:val="18"/>
+          <w:szCs w:val="18"/>
+        </w:rPr>
+        <w:t xml:space="preserve"> 방마다 다른 </w:t>
+      </w:r>
+      <w:proofErr w:type="spellStart"/>
+      <w:r>
+        <w:rPr>
+          <w:b/>
+          <w:sz w:val="18"/>
+          <w:szCs w:val="18"/>
+        </w:rPr>
+        <w:t>머터리얼을</w:t>
+      </w:r>
+      <w:proofErr w:type="spellEnd"/>
+      <w:r>
+        <w:rPr>
+          <w:b/>
+          <w:sz w:val="18"/>
+          <w:szCs w:val="18"/>
+        </w:rPr>
+        <w:t xml:space="preserve"> 가질 수 있도록 조정되었으며(유니티에서 </w:t>
+      </w:r>
+      <w:proofErr w:type="spellStart"/>
+      <w:r>
+        <w:rPr>
+          <w:b/>
+          <w:sz w:val="18"/>
+          <w:szCs w:val="18"/>
+        </w:rPr>
+        <w:t>머터리얼들을</w:t>
+      </w:r>
+      <w:proofErr w:type="spellEnd"/>
+      <w:r>
+        <w:rPr>
+          <w:b/>
+          <w:sz w:val="18"/>
+          <w:szCs w:val="18"/>
+        </w:rPr>
+        <w:t xml:space="preserve"> 수정가능), 방마다 다른 오브젝트를 가지고 있어서, 유니티에서 특정 방을 제외시키거나, 추가할 수 있을 것으로 보인다.</w:t>
+      </w:r>
+    </w:p>
+    <w:p>
+      <w:pPr>
+        <w:rPr>
+          <w:b/>
+          <w:sz w:val="18"/>
+          <w:szCs w:val="18"/>
+        </w:rPr>
+      </w:pPr>
+      <w:r>
+        <w:rPr>
+          <w:b/>
+          <w:sz w:val="18"/>
+          <w:szCs w:val="18"/>
+        </w:rPr>
+        <w:tab/>
+      </w:r>
+      <w:r>
+        <w:rPr>
+          <w:b/>
+          <w:sz w:val="18"/>
+          <w:szCs w:val="18"/>
+        </w:rPr>
+        <w:tab/>
+        <w:t xml:space="preserve">해당 층을 10개 정도 만들고, 이것을 유니티에서 </w:t>
+      </w:r>
+      <w:proofErr w:type="spellStart"/>
+      <w:r>
+        <w:rPr>
+          <w:b/>
+          <w:sz w:val="18"/>
+          <w:szCs w:val="18"/>
+        </w:rPr>
+        <w:t>머터리얼을</w:t>
+      </w:r>
+      <w:proofErr w:type="spellEnd"/>
+      <w:r>
+        <w:rPr>
+          <w:b/>
+          <w:sz w:val="18"/>
+          <w:szCs w:val="18"/>
+        </w:rPr>
+        <w:t xml:space="preserve"> 변경하거나, 방을 추가/삭제하여</w:t>
+      </w:r>
+    </w:p>
+    <w:p>
+      <w:pPr>
+        <w:rPr>
+          <w:b/>
+          <w:sz w:val="18"/>
+          <w:szCs w:val="18"/>
+        </w:rPr>
+      </w:pPr>
+      <w:r>
+        <w:rPr>
+          <w:b/>
+          <w:sz w:val="18"/>
+          <w:szCs w:val="18"/>
+        </w:rPr>
+        <w:tab/>
+      </w:r>
+      <w:r>
+        <w:rPr>
+          <w:b/>
+          <w:sz w:val="18"/>
+          <w:szCs w:val="18"/>
+        </w:rPr>
+        <w:tab/>
+        <w:t>그럴듯한 건물의 외면을 만든다.</w:t>
+      </w:r>
+    </w:p>
+    <w:p>
+      <w:pPr>
+        <w:rPr>
+          <w:b/>
+          <w:sz w:val="18"/>
+          <w:szCs w:val="18"/>
+        </w:rPr>
+      </w:pPr>
+      <w:r>
+        <w:rPr>
+          <w:b/>
+          <w:sz w:val="18"/>
+          <w:szCs w:val="18"/>
+        </w:rPr>
+        <w:tab/>
+        <w:t xml:space="preserve">&gt;&gt; 현재 재료들은 이미 만들었다. 그 모델 파일 </w:t>
+      </w:r>
+      <w:proofErr w:type="spellStart"/>
+      <w:r>
+        <w:rPr>
+          <w:b/>
+          <w:sz w:val="18"/>
+          <w:szCs w:val="18"/>
+        </w:rPr>
+        <w:t>fbx</w:t>
+      </w:r>
+      <w:proofErr w:type="spellEnd"/>
+      <w:r>
+        <w:rPr>
+          <w:b/>
+          <w:sz w:val="18"/>
+          <w:szCs w:val="18"/>
+        </w:rPr>
+        <w:t>를 가져다 쓰면 된다.</w:t>
+      </w:r>
+    </w:p>
+    <w:p>
+      <w:pPr>
+        <w:rPr>
+          <w:b/>
+          <w:sz w:val="18"/>
+          <w:szCs w:val="18"/>
+        </w:rPr>
+      </w:pPr>
+      <w:r>
+        <w:rPr>
+          <w:b/>
+          <w:sz w:val="18"/>
+          <w:szCs w:val="18"/>
+        </w:rPr>
+        <w:tab/>
+        <w:t>/////////</w:t>
+      </w:r>
+    </w:p>
+    <w:p>
+      <w:pPr>
+        <w:rPr>
+          <w:b/>
+          <w:sz w:val="18"/>
+          <w:szCs w:val="18"/>
+        </w:rPr>
+      </w:pPr>
+      <w:r>
+        <w:rPr>
+          <w:b/>
+          <w:sz w:val="18"/>
+          <w:szCs w:val="18"/>
+        </w:rPr>
+        <w:tab/>
+        <w:t>Zone 맵 만들기 (</w:t>
+      </w:r>
+      <w:proofErr w:type="spellStart"/>
+      <w:r>
+        <w:rPr>
+          <w:b/>
+          <w:sz w:val="18"/>
+          <w:szCs w:val="18"/>
+        </w:rPr>
+        <w:t>350x350</w:t>
+      </w:r>
+      <w:proofErr w:type="spellEnd"/>
+      <w:r>
+        <w:rPr>
+          <w:b/>
+          <w:sz w:val="18"/>
+          <w:szCs w:val="18"/>
+        </w:rPr>
+        <w:t>)</w:t>
+      </w:r>
+    </w:p>
+    <w:p>
+      <w:pPr>
+        <w:rPr>
+          <w:b/>
+          <w:sz w:val="18"/>
+          <w:szCs w:val="18"/>
+        </w:rPr>
+      </w:pPr>
+      <w:r>
+        <w:rPr>
+          <w:b/>
+          <w:sz w:val="18"/>
+          <w:szCs w:val="18"/>
+        </w:rPr>
+        <w:tab/>
+        <w:t xml:space="preserve">1. 존 </w:t>
+      </w:r>
+      <w:proofErr w:type="spellStart"/>
+      <w:r>
+        <w:rPr>
+          <w:b/>
+          <w:sz w:val="18"/>
+          <w:szCs w:val="18"/>
+        </w:rPr>
+        <w:t>맵의</w:t>
+      </w:r>
+      <w:proofErr w:type="spellEnd"/>
+      <w:r>
+        <w:rPr>
+          <w:b/>
+          <w:sz w:val="18"/>
+          <w:szCs w:val="18"/>
+        </w:rPr>
+        <w:t xml:space="preserve"> 역할을 정한다.</w:t>
+      </w:r>
+    </w:p>
+    <w:p>
+      <w:pPr>
+        <w:rPr>
+          <w:b/>
+          <w:sz w:val="18"/>
+          <w:szCs w:val="18"/>
+        </w:rPr>
+      </w:pPr>
+      <w:r>
+        <w:rPr>
+          <w:b/>
+          <w:sz w:val="18"/>
+          <w:szCs w:val="18"/>
+        </w:rPr>
+        <w:tab/>
+        <w:t xml:space="preserve">2. 존 </w:t>
+      </w:r>
+      <w:proofErr w:type="spellStart"/>
+      <w:r>
+        <w:rPr>
+          <w:b/>
+          <w:sz w:val="18"/>
+          <w:szCs w:val="18"/>
+        </w:rPr>
+        <w:t>맵의</w:t>
+      </w:r>
+      <w:proofErr w:type="spellEnd"/>
+      <w:r>
+        <w:rPr>
+          <w:b/>
+          <w:sz w:val="18"/>
+          <w:szCs w:val="18"/>
+        </w:rPr>
+        <w:t xml:space="preserve"> 주요 색 조합을 정한다.</w:t>
+      </w:r>
+    </w:p>
+    <w:p>
+      <w:pPr>
+        <w:rPr>
+          <w:b/>
+          <w:sz w:val="18"/>
+          <w:szCs w:val="18"/>
+        </w:rPr>
+      </w:pPr>
+      <w:r>
+        <w:rPr>
+          <w:b/>
+          <w:sz w:val="18"/>
+          <w:szCs w:val="18"/>
+        </w:rPr>
+        <w:tab/>
+        <w:t>3. 주요 도로를 깔고, 도로 주변의 인도를 깐다.</w:t>
+      </w:r>
+    </w:p>
+    <w:p>
+      <w:pPr>
+        <w:rPr>
+          <w:b/>
+          <w:sz w:val="18"/>
+          <w:szCs w:val="18"/>
+        </w:rPr>
+      </w:pPr>
+      <w:r>
+        <w:rPr>
+          <w:b/>
+          <w:sz w:val="18"/>
+          <w:szCs w:val="18"/>
+        </w:rPr>
+        <w:tab/>
+        <w:t xml:space="preserve">4. 도로가 있지 않은 공간에 </w:t>
+      </w:r>
+      <w:proofErr w:type="spellStart"/>
+      <w:r>
+        <w:rPr>
+          <w:b/>
+          <w:sz w:val="18"/>
+          <w:szCs w:val="18"/>
+        </w:rPr>
+        <w:t>Achimesh</w:t>
+      </w:r>
+      <w:proofErr w:type="spellEnd"/>
+      <w:r>
+        <w:rPr>
+          <w:b/>
+          <w:sz w:val="18"/>
+          <w:szCs w:val="18"/>
+        </w:rPr>
+        <w:t>로 만든 층을 통해 건물을 올린다.</w:t>
+      </w:r>
+    </w:p>
+    <w:p>
+      <w:pPr>
+        <w:rPr>
+          <w:b/>
+          <w:sz w:val="18"/>
+          <w:szCs w:val="18"/>
+        </w:rPr>
+      </w:pPr>
+      <w:r>
+        <w:rPr>
+          <w:b/>
+          <w:sz w:val="18"/>
+          <w:szCs w:val="18"/>
+        </w:rPr>
+        <w:tab/>
+        <w:t xml:space="preserve">5. 옥상이나, 중간에 </w:t>
+      </w:r>
+      <w:proofErr w:type="spellStart"/>
+      <w:r>
+        <w:rPr>
+          <w:b/>
+          <w:sz w:val="18"/>
+          <w:szCs w:val="18"/>
+        </w:rPr>
+        <w:t>뻥뚫린</w:t>
+      </w:r>
+      <w:proofErr w:type="spellEnd"/>
+      <w:r>
+        <w:rPr>
+          <w:b/>
+          <w:sz w:val="18"/>
+          <w:szCs w:val="18"/>
+        </w:rPr>
+        <w:t xml:space="preserve"> 공간으로 주로 플레이어가 활동하는 공간이 된다.</w:t>
+      </w:r>
+    </w:p>
+    <w:p>
+      <w:pPr>
+        <w:rPr>
+          <w:b/>
+          <w:sz w:val="18"/>
+          <w:szCs w:val="18"/>
+        </w:rPr>
+      </w:pPr>
+      <w:r>
+        <w:rPr>
+          <w:b/>
+          <w:sz w:val="18"/>
+          <w:szCs w:val="18"/>
+        </w:rPr>
+        <w:tab/>
+      </w:r>
+      <w:r>
+        <w:rPr>
+          <w:b/>
+          <w:sz w:val="18"/>
+          <w:szCs w:val="18"/>
+        </w:rPr>
+        <w:tab/>
+        <w:t>- 하지만 내부도 충돌체가 있어서 내부를 인테리어 한다면, 건물 안으로도 들어갈 수는 있다.</w:t>
+      </w:r>
+    </w:p>
+    <w:p>
+      <w:pPr>
+        <w:rPr>
+          <w:rFonts w:hint="eastAsia"/>
+          <w:b/>
+          <w:sz w:val="18"/>
+          <w:szCs w:val="18"/>
+        </w:rPr>
+      </w:pPr>
+      <w:r>
+        <w:rPr>
+          <w:b/>
+          <w:sz w:val="18"/>
+          <w:szCs w:val="18"/>
+        </w:rPr>
+        <w:tab/>
+      </w:r>
+      <w:r>
+        <w:rPr>
+          <w:noProof/>
+          <w:sz w:val="18"/>
+          <w:szCs w:val="18"/>
+        </w:rPr>
+        <w:drawing>
+          <wp:inline distT="0" distB="0" distL="0" distR="0" wp14:anchorId="6D64008C" wp14:editId="1A51FFBB">
+            <wp:extent cx="3937734" cy="2228850"/>
+            <wp:effectExtent l="0" t="0" r="5715" b="0"/>
+            <wp:docPr id="224608658" name="그림 2"/>
+            <wp:cNvGraphicFramePr>
+              <a:graphicFrameLocks xmlns:a="http://schemas.openxmlformats.org/drawingml/2006/main" noChangeAspect="1"/>
+            </wp:cNvGraphicFramePr>
+            <a:graphic xmlns:a="http://schemas.openxmlformats.org/drawingml/2006/main">
+              <a:graphicData uri="http://schemas.openxmlformats.org/drawingml/2006/picture">
+                <pic:pic xmlns:pic="http://schemas.openxmlformats.org/drawingml/2006/picture">
+                  <pic:nvPicPr>
+                    <pic:cNvPr id="0" name="Picture 3"/>
+                    <pic:cNvPicPr>
+                      <a:picLocks noChangeAspect="1" noChangeArrowheads="1"/>
+                    </pic:cNvPicPr>
+                  </pic:nvPicPr>
+                  <pic:blipFill>
+                    <a:blip r:embed="rId8" cstate="print">
+                      <a:extLst>
+                        <a:ext uri="{28A0092B-C50C-407E-A947-70E740481C1C}">
+                          <a14:useLocalDpi xmlns:a14="http://schemas.microsoft.com/office/drawing/2010/main" val="0"/>
+                        </a:ext>
+                      </a:extLst>
+                    </a:blip>
+                    <a:srcRect/>
+                    <a:stretch>
+                      <a:fillRect/>
+                    </a:stretch>
+                  </pic:blipFill>
+                  <pic:spPr bwMode="auto">
+                    <a:xfrm>
+                      <a:off x="0" y="0"/>
+                      <a:ext cx="3939511" cy="2229856"/>
+                    </a:xfrm>
+                    <a:prstGeom prst="rect">
+                      <a:avLst/>
+                    </a:prstGeom>
+                    <a:noFill/>
+                    <a:ln>
+                      <a:noFill/>
+                    </a:ln>
+                  </pic:spPr>
+                </pic:pic>
+              </a:graphicData>
+            </a:graphic>
+          </wp:inline>
+        </w:drawing>
+      </w:r>
+    </w:p>
+    <w:p>
+      <w:pPr>
+        <w:rPr>
+          <w:b/>
+          <w:sz w:val="18"/>
+          <w:szCs w:val="18"/>
+        </w:rPr>
+      </w:pPr>
+      <w:r>
+        <w:rPr>
+          <w:b/>
+          <w:sz w:val="18"/>
+          <w:szCs w:val="18"/>
+        </w:rPr>
+        <w:tab/>
+        <w:t>&gt;&gt; 근데 이 과정이 얼마나 걸릴지는 잘 모르겠음.</w:t>
+      </w:r>
+    </w:p>
+    <w:p>
+      <w:pPr>
+        <w:rPr>
+          <w:rFonts w:hint="eastAsia"/>
+          <w:b/>
+          <w:sz w:val="18"/>
+          <w:szCs w:val="18"/>
+        </w:rPr>
+      </w:pPr>
+      <w:r>
+        <w:rPr>
+          <w:b/>
+          <w:sz w:val="18"/>
+          <w:szCs w:val="18"/>
+        </w:rPr>
+        <w:tab/>
+      </w:r>
+      <w:r>
+        <w:rPr>
+          <w:rFonts w:hint="eastAsia"/>
+          <w:b/>
+          <w:sz w:val="18"/>
+          <w:szCs w:val="18"/>
+        </w:rPr>
+        <w:t xml:space="preserve">사실 </w:t>
+      </w:r>
+      <w:proofErr w:type="spellStart"/>
+      <w:r>
+        <w:rPr>
+          <w:rFonts w:hint="eastAsia"/>
+          <w:b/>
+          <w:sz w:val="18"/>
+          <w:szCs w:val="18"/>
+        </w:rPr>
+        <w:t>커밋된건</w:t>
+      </w:r>
+      <w:proofErr w:type="spellEnd"/>
+      <w:r>
+        <w:rPr>
+          <w:rFonts w:hint="eastAsia"/>
+          <w:b/>
+          <w:sz w:val="18"/>
+          <w:szCs w:val="18"/>
+        </w:rPr>
+        <w:t xml:space="preserve"> 별로 없다. </w:t>
+      </w:r>
+      <w:proofErr w:type="spellStart"/>
+      <w:r>
+        <w:rPr>
+          <w:rFonts w:hint="eastAsia"/>
+          <w:b/>
+          <w:sz w:val="18"/>
+          <w:szCs w:val="18"/>
+        </w:rPr>
+        <w:t>뭐했는지만</w:t>
+      </w:r>
+      <w:proofErr w:type="spellEnd"/>
+      <w:r>
+        <w:rPr>
+          <w:rFonts w:hint="eastAsia"/>
+          <w:b/>
+          <w:sz w:val="18"/>
+          <w:szCs w:val="18"/>
+        </w:rPr>
+        <w:t xml:space="preserve"> 적었다.</w:t>
+      </w:r>
+    </w:p>
+    <w:p>
+      <w:pPr>
         <w:jc w:val="left"/>
         <w:rPr>
-          <w:sz w:val="16"/>
-          <w:szCs w:val="16"/>
-        </w:rPr>
-      </w:pPr>
-    </w:p>
-    <w:p>
-      <w:pPr>
-        <w:jc w:val="left"/>
-        <w:rPr>
-          <w:szCs w:val="20"/>
-        </w:rPr>
-      </w:pPr>
-      <w:r>
-        <w:rPr>
-          <w:szCs w:val="20"/>
-        </w:rPr>
-        <w:t>모션 블러 + Depth에 따른 컨볼루션 컴퓨트 셰이더 (Raytracing 자글거림 일부 해소</w:t>
-      </w:r>
-      <w:r>
-        <w:rPr>
-          <w:rFonts w:hint="eastAsia"/>
-          <w:szCs w:val="20"/>
-        </w:rPr>
-        <w:t xml:space="preserve"> ? </w:t>
-      </w:r>
-      <w:r>
-        <w:rPr>
-          <w:szCs w:val="20"/>
-        </w:rPr>
-        <w:t>–</w:t>
-      </w:r>
-      <w:r>
-        <w:rPr>
-          <w:rFonts w:hint="eastAsia"/>
-          <w:szCs w:val="20"/>
-        </w:rPr>
-        <w:t xml:space="preserve"> 해봤는데 이게 진짜 이유는 아닌 것 같다.</w:t>
-      </w:r>
-      <w:r>
-        <w:rPr>
-          <w:szCs w:val="20"/>
-        </w:rPr>
-        <w:t>)</w:t>
-      </w:r>
-    </w:p>
-    <w:p>
-      <w:pPr>
-        <w:pStyle w:val="a3"/>
-        <w:numPr>
-          <w:ilvl w:val="0"/>
-          <w:numId w:val="1"/>
-        </w:numPr>
-        <w:ind w:leftChars="0"/>
-        <w:jc w:val="left"/>
-        <w:rPr>
-          <w:szCs w:val="20"/>
-        </w:rPr>
-      </w:pPr>
-      <w:r>
-        <w:rPr>
-          <w:rFonts w:hint="eastAsia"/>
-          <w:szCs w:val="20"/>
-        </w:rPr>
-        <w:t xml:space="preserve">결국 Raytracing이 자글거리는 이유는 밉맵이나 멀리떨어진 물체 때문이 아닌 것 같음. </w:t>
-      </w:r>
-    </w:p>
-    <w:p>
-      <w:pPr>
-        <w:pStyle w:val="a3"/>
-        <w:numPr>
-          <w:ilvl w:val="0"/>
-          <w:numId w:val="1"/>
-        </w:numPr>
-        <w:ind w:leftChars="0"/>
-        <w:jc w:val="left"/>
-        <w:rPr>
-          <w:sz w:val="16"/>
-          <w:szCs w:val="16"/>
-        </w:rPr>
-      </w:pPr>
-      <w:r>
-        <w:rPr>
-          <w:rFonts w:hint="eastAsia"/>
-          <w:szCs w:val="20"/>
-        </w:rPr>
-        <w:t>방법이 잘못된 것 같음.</w:t>
-      </w:r>
-      <w:r>
-        <w:rPr>
-          <w:szCs w:val="20"/>
+          <w:b/>
+          <w:bCs/>
+        </w:rPr>
+      </w:pPr>
+      <w:r>
+        <w:rPr>
+          <w:rFonts w:hint="eastAsia"/>
+          <w:b/>
+          <w:bCs/>
+        </w:rPr>
+        <w:t>//////////////</w:t>
+      </w:r>
+    </w:p>
+    <w:p>
+      <w:pPr>
+        <w:rPr>
+          <w:b/>
+          <w:bCs/>
+          <w:sz w:val="22"/>
+        </w:rPr>
+      </w:pPr>
+      <w:proofErr w:type="spellStart"/>
+      <w:r>
+        <w:rPr>
+          <w:rFonts w:hint="eastAsia"/>
+          <w:b/>
+          <w:bCs/>
+          <w:sz w:val="22"/>
+        </w:rPr>
+        <w:t>임동건</w:t>
+      </w:r>
+      <w:proofErr w:type="spellEnd"/>
+      <w:r>
+        <w:rPr>
+          <w:rFonts w:hint="eastAsia"/>
+          <w:b/>
+          <w:bCs/>
+          <w:sz w:val="22"/>
+        </w:rPr>
+        <w:t>:</w:t>
+      </w:r>
+      <w:r>
+        <w:rPr>
+          <w:rFonts w:hint="eastAsia"/>
+          <w:b/>
+          <w:bCs/>
+          <w:sz w:val="22"/>
+        </w:rPr>
+        <w:t xml:space="preserve"> Auto LOD ON/OFF &amp; 개선, 스킬 이펙트 추가, 타격 효과 추가</w:t>
+      </w:r>
+    </w:p>
+    <w:p>
+      <w:pPr>
+        <w:rPr>
+          <w:b/>
+          <w:bCs/>
+        </w:rPr>
+      </w:pPr>
+      <w:r>
+        <w:rPr>
+          <w:b/>
+          <w:bCs/>
+        </w:rPr>
+        <w:t>‘</w:t>
+      </w:r>
+      <w:r>
+        <w:rPr>
+          <w:rFonts w:hint="eastAsia"/>
+          <w:b/>
+          <w:bCs/>
+        </w:rPr>
+        <w:t>L</w:t>
+      </w:r>
+      <w:r>
+        <w:rPr>
+          <w:b/>
+          <w:bCs/>
+        </w:rPr>
+        <w:t>’</w:t>
+      </w:r>
+      <w:r>
+        <w:rPr>
+          <w:rFonts w:hint="eastAsia"/>
+          <w:b/>
+          <w:bCs/>
+        </w:rPr>
+        <w:t xml:space="preserve"> 키를 통해 LOD </w:t>
+      </w:r>
+      <w:proofErr w:type="gramStart"/>
+      <w:r>
+        <w:rPr>
+          <w:rFonts w:hint="eastAsia"/>
+          <w:b/>
+          <w:bCs/>
+        </w:rPr>
+        <w:t>On /</w:t>
+      </w:r>
+      <w:proofErr w:type="gramEnd"/>
+      <w:r>
+        <w:rPr>
+          <w:rFonts w:hint="eastAsia"/>
+          <w:b/>
+          <w:bCs/>
+        </w:rPr>
+        <w:t xml:space="preserve"> Off 가능 </w:t>
+      </w:r>
+    </w:p>
+    <w:p>
+      <w:pPr>
+        <w:rPr>
+          <w:b/>
+          <w:bCs/>
+        </w:rPr>
+      </w:pPr>
+      <w:r>
+        <w:rPr>
+          <w:rFonts w:hint="eastAsia"/>
+          <w:b/>
+          <w:bCs/>
+        </w:rPr>
+        <w:t>직업 변경 1,2,3,4,5,6,7,8,9</w:t>
+      </w:r>
+    </w:p>
+    <w:p>
+      <w:pPr>
+        <w:rPr>
+          <w:b/>
+          <w:bCs/>
+        </w:rPr>
+      </w:pPr>
+      <w:r>
+        <w:rPr>
+          <w:rFonts w:hint="eastAsia"/>
+          <w:b/>
+          <w:bCs/>
+        </w:rPr>
+        <w:t xml:space="preserve">스킬 키 추가 </w:t>
+      </w:r>
+    </w:p>
+    <w:p>
+      <w:pPr>
+        <w:rPr>
+          <w:b/>
+          <w:bCs/>
+        </w:rPr>
+      </w:pPr>
+      <w:proofErr w:type="gramStart"/>
+      <w:r>
+        <w:rPr>
+          <w:rFonts w:hint="eastAsia"/>
+          <w:b/>
+          <w:bCs/>
+        </w:rPr>
+        <w:t>E :</w:t>
+      </w:r>
+      <w:proofErr w:type="gramEnd"/>
+      <w:r>
+        <w:rPr>
+          <w:rFonts w:hint="eastAsia"/>
+          <w:b/>
+          <w:bCs/>
+        </w:rPr>
+        <w:t xml:space="preserve"> 기본 스킬1</w:t>
+      </w:r>
+    </w:p>
+    <w:p>
+      <w:pPr>
+        <w:rPr>
+          <w:b/>
+          <w:bCs/>
+        </w:rPr>
+      </w:pPr>
+      <w:proofErr w:type="gramStart"/>
+      <w:r>
+        <w:rPr>
+          <w:rFonts w:hint="eastAsia"/>
+          <w:b/>
+          <w:bCs/>
+        </w:rPr>
+        <w:t>Z :</w:t>
+      </w:r>
+      <w:proofErr w:type="gramEnd"/>
+      <w:r>
+        <w:rPr>
+          <w:rFonts w:hint="eastAsia"/>
+          <w:b/>
+          <w:bCs/>
+        </w:rPr>
+        <w:t xml:space="preserve"> 기본 스킬2</w:t>
+      </w:r>
+    </w:p>
+    <w:p>
+      <w:pPr>
+        <w:rPr>
+          <w:b/>
+          <w:bCs/>
+        </w:rPr>
+      </w:pPr>
+      <w:proofErr w:type="gramStart"/>
+      <w:r>
+        <w:rPr>
+          <w:rFonts w:hint="eastAsia"/>
+          <w:b/>
+          <w:bCs/>
+        </w:rPr>
+        <w:lastRenderedPageBreak/>
+        <w:t>Q :</w:t>
+      </w:r>
+      <w:proofErr w:type="gramEnd"/>
+      <w:r>
+        <w:rPr>
+          <w:rFonts w:hint="eastAsia"/>
+          <w:b/>
+          <w:bCs/>
         </w:rPr>
         <w:t xml:space="preserve"> </w:t>
       </w:r>
-    </w:p>
-    <w:p>
-      <w:pPr>
-        <w:jc w:val="left"/>
-        <w:rPr>
-          <w:sz w:val="16"/>
-          <w:szCs w:val="16"/>
-        </w:rPr>
-      </w:pPr>
-    </w:p>
-    <w:p>
-      <w:pPr>
-        <w:jc w:val="left"/>
-        <w:rPr>
-          <w:szCs w:val="20"/>
-        </w:rPr>
-      </w:pPr>
-      <w:r>
-        <w:rPr>
-          <w:szCs w:val="20"/>
-        </w:rPr>
-        <w:t xml:space="preserve">Raytracing Shader가 Reinit 될때의 오류 수정. </w:t>
-      </w:r>
-      <w:r>
-        <w:rPr>
-          <w:rFonts w:hint="eastAsia"/>
-          <w:szCs w:val="20"/>
+      <w:proofErr w:type="spellStart"/>
+      <w:r>
+        <w:rPr>
+          <w:rFonts w:hint="eastAsia"/>
+          <w:b/>
+          <w:bCs/>
+        </w:rPr>
+        <w:t>궁극기</w:t>
+      </w:r>
+      <w:proofErr w:type="spellEnd"/>
+    </w:p>
+    <w:p>
+      <w:pPr>
+        <w:rPr>
+          <w:b/>
+          <w:bCs/>
+        </w:rPr>
+      </w:pPr>
+      <w:r>
+        <w:rPr>
+          <w:rFonts w:hint="eastAsia"/>
+          <w:b/>
+          <w:bCs/>
+        </w:rPr>
+        <w:t>직업</w:t>
+      </w:r>
+      <w:proofErr w:type="gramStart"/>
+      <w:r>
+        <w:rPr>
+          <w:rFonts w:hint="eastAsia"/>
+          <w:b/>
+          <w:bCs/>
+        </w:rPr>
+        <w:t>1 :</w:t>
+      </w:r>
+      <w:proofErr w:type="gramEnd"/>
+      <w:r>
+        <w:rPr>
+          <w:rFonts w:hint="eastAsia"/>
+          <w:b/>
+          <w:bCs/>
         </w:rPr>
         <w:t xml:space="preserve"> </w:t>
       </w:r>
-      <w:r>
-        <w:rPr>
-          <w:szCs w:val="20"/>
-        </w:rPr>
-        <w:t>–</w:t>
-      </w:r>
-      <w:r>
-        <w:rPr>
-          <w:rFonts w:hint="eastAsia"/>
-          <w:szCs w:val="20"/>
-        </w:rPr>
-        <w:t xml:space="preserve"> 텍스쳐가 Desc용량을 넘어많아지면</w:t>
-      </w:r>
-    </w:p>
-    <w:p>
-      <w:pPr>
-        <w:jc w:val="left"/>
-        <w:rPr>
-          <w:szCs w:val="20"/>
-        </w:rPr>
-      </w:pPr>
-    </w:p>
-    <w:p>
-      <w:pPr>
-        <w:jc w:val="left"/>
-        <w:rPr>
-          <w:szCs w:val="20"/>
-        </w:rPr>
-      </w:pPr>
-      <w:r>
-        <w:rPr>
-          <w:rFonts w:hint="eastAsia"/>
-          <w:szCs w:val="20"/>
-        </w:rPr>
-        <w:t>맵 로드시키기</w:t>
-      </w:r>
-    </w:p>
-    <w:p>
-      <w:pPr>
-        <w:jc w:val="left"/>
-        <w:rPr>
-          <w:szCs w:val="20"/>
-        </w:rPr>
-      </w:pPr>
-      <w:r>
-        <w:rPr>
-          <w:szCs w:val="20"/>
-        </w:rPr>
-        <w:t>Shader Visible Desc Heap이 Expand 될때 머터리얼 관련 실수로 생긴 오류 수정 두번째 맵을 로드되게 수정 했으나 맵에 있는 모델이 너무 버택스가 많아서 최적화 필요하다 판단. 이제 모델 충돌이 제대로 수행되도록 수정. 쓸데 없는 파일 지우기</w:t>
-      </w:r>
-      <w:r>
-        <w:rPr>
-          <w:rFonts w:hint="eastAsia"/>
-          <w:szCs w:val="20"/>
-        </w:rPr>
-        <w:t xml:space="preserve"> &gt; 맵 LOD 작업 일부 수행. </w:t>
-      </w:r>
-    </w:p>
-    <w:p>
-      <w:pPr>
-        <w:jc w:val="left"/>
-        <w:rPr>
-          <w:szCs w:val="20"/>
-        </w:rPr>
-      </w:pPr>
-      <w:r>
-        <w:rPr>
-          <w:rFonts w:hint="eastAsia"/>
-          <w:szCs w:val="20"/>
-        </w:rPr>
-        <w:t>아직도 일부 모델이 너무 커서 문제임. 줄이는 과정이 필요함.</w:t>
-      </w:r>
-    </w:p>
-    <w:p>
-      <w:pPr>
-        <w:jc w:val="left"/>
-        <w:rPr>
-          <w:szCs w:val="20"/>
-        </w:rPr>
-      </w:pPr>
-    </w:p>
-    <w:p>
-      <w:pPr>
-        <w:jc w:val="left"/>
-        <w:rPr>
-          <w:szCs w:val="20"/>
-        </w:rPr>
-      </w:pPr>
-      <w:r>
-        <w:rPr>
-          <w:rFonts w:hint="eastAsia"/>
-          <w:szCs w:val="20"/>
-        </w:rPr>
-        <w:t>청크 오류 fix</w:t>
-      </w:r>
-    </w:p>
-    <w:p>
-      <w:pPr>
-        <w:jc w:val="left"/>
-        <w:rPr>
-          <w:szCs w:val="20"/>
-        </w:rPr>
-      </w:pPr>
-      <w:r>
-        <w:rPr>
-          <w:rFonts w:hint="eastAsia"/>
-          <w:szCs w:val="20"/>
-        </w:rPr>
-        <w:t>청크 오류를 2개 발견하고 고쳤다. (청크열 곂침 계산 / 다른 청크에서 죽으면 worldMat을 직접 건드린 실수)</w:t>
-      </w:r>
-    </w:p>
-    <w:p>
-      <w:pPr>
-        <w:jc w:val="left"/>
-        <w:rPr>
-          <w:szCs w:val="20"/>
-        </w:rPr>
-      </w:pPr>
-    </w:p>
-    <w:p>
-      <w:pPr>
-        <w:jc w:val="left"/>
-        <w:rPr>
-          <w:b/>
-          <w:bCs/>
-          <w:szCs w:val="20"/>
-        </w:rPr>
-      </w:pPr>
-      <w:r>
-        <w:rPr>
-          <w:rFonts w:hint="eastAsia"/>
-          <w:b/>
-          <w:bCs/>
-          <w:szCs w:val="20"/>
-        </w:rPr>
-        <w:t>채널 믹서로 사용될만한 사운드 시스템 추가 (전신은 이미 예전에 만들어 놓은 걸 그대로 가져왔다.)</w:t>
-      </w:r>
-    </w:p>
-    <w:p>
-      <w:pPr>
-        <w:jc w:val="left"/>
-        <w:rPr>
-          <w:b/>
-          <w:bCs/>
-          <w:szCs w:val="20"/>
-        </w:rPr>
-      </w:pPr>
-      <w:r>
-        <w:rPr>
-          <w:rFonts w:hint="eastAsia"/>
-          <w:b/>
-          <w:bCs/>
-          <w:szCs w:val="20"/>
-        </w:rPr>
-        <w:t xml:space="preserve">현재 체널은 샘플 하나당 short LR 로 이루어져 연산이 느릴 것. </w:t>
-      </w:r>
-      <w:r>
-        <w:rPr>
-          <w:b/>
-          <w:bCs/>
-          <w:szCs w:val="20"/>
-        </w:rPr>
-        <w:t>F</w:t>
-      </w:r>
-      <w:r>
-        <w:rPr>
-          <w:rFonts w:hint="eastAsia"/>
-          <w:b/>
-          <w:bCs/>
-          <w:szCs w:val="20"/>
-        </w:rPr>
-        <w:t>loat 로 변형하는 과정을 거치면 믹서도 할 수 있을 것 같다.</w:t>
-      </w:r>
-    </w:p>
-    <w:p>
-      <w:pPr>
-        <w:jc w:val="left"/>
-        <w:rPr>
-          <w:b/>
-          <w:bCs/>
-        </w:rPr>
-      </w:pPr>
-    </w:p>
-    <w:p>
-      <w:pPr>
-        <w:jc w:val="left"/>
-        <w:rPr>
-          <w:b/>
-          <w:bCs/>
-        </w:rPr>
-      </w:pPr>
-      <w:r>
-        <w:rPr>
-          <w:rFonts w:hint="eastAsia"/>
-          <w:b/>
-          <w:bCs/>
-        </w:rPr>
-        <w:t>//////////////</w:t>
-      </w:r>
-    </w:p>
-    <w:p>
-      <w:pPr>
-        <w:rPr>
-          <w:b/>
-          <w:bCs/>
-          <w:sz w:val="22"/>
-        </w:rPr>
-      </w:pPr>
-      <w:r>
-        <w:rPr>
-          <w:rFonts w:hint="eastAsia"/>
-          <w:b/>
-          <w:bCs/>
-          <w:sz w:val="22"/>
-        </w:rPr>
-        <w:t>임동건:</w:t>
-      </w:r>
-      <w:r>
-        <w:rPr>
-          <w:rFonts w:hint="eastAsia"/>
-          <w:b/>
-          <w:bCs/>
-          <w:sz w:val="22"/>
-        </w:rPr>
-        <w:t xml:space="preserve"> Auto LOD ON/OFF &amp; 개선, 스킬 이펙트 추가, 타격 효과 추가</w:t>
-      </w:r>
-    </w:p>
-    <w:p>
-      <w:pPr>
-        <w:rPr>
-          <w:b/>
-          <w:bCs/>
-        </w:rPr>
-      </w:pPr>
-      <w:r>
-        <w:rPr>
-          <w:b/>
-          <w:bCs/>
-        </w:rPr>
-        <w:t>‘</w:t>
-      </w:r>
-      <w:r>
-        <w:rPr>
-          <w:rFonts w:hint="eastAsia"/>
-          <w:b/>
-          <w:bCs/>
-        </w:rPr>
-        <w:t>L</w:t>
-      </w:r>
-      <w:r>
-        <w:rPr>
-          <w:b/>
-          <w:bCs/>
-        </w:rPr>
-        <w:t>’</w:t>
-      </w:r>
-      <w:r>
-        <w:rPr>
-          <w:rFonts w:hint="eastAsia"/>
-          <w:b/>
-          <w:bCs/>
-        </w:rPr>
-        <w:t xml:space="preserve"> 키를 통해 LOD </w:t>
-      </w:r>
+      <w:proofErr w:type="spellStart"/>
       <w:proofErr w:type="gramStart"/>
       <w:r>
         <w:rPr>
@@ -1008,7 +3646,16 @@
           <w:b/>
           <w:bCs/>
         </w:rPr>
-        <w:t>On /</w:t>
+        <w:t>저거넛</w:t>
+      </w:r>
+      <w:proofErr w:type="spellEnd"/>
+      <w:r>
+        <w:rPr>
+          <w:rFonts w:hint="eastAsia"/>
+          <w:b/>
+          <w:bCs/>
+        </w:rPr>
+        <w:t xml:space="preserve"> /</w:t>
       </w:r>
       <w:proofErr w:type="gramEnd"/>
       <w:r>
@@ -1017,172 +3664,18 @@
           <w:b/>
           <w:bCs/>
         </w:rPr>
-        <w:t xml:space="preserve"> Off 가능 </w:t>
-      </w:r>
-    </w:p>
-    <w:p>
-      <w:pPr>
-        <w:rPr>
-          <w:rFonts w:hint="eastAsia"/>
-          <w:b/>
-          <w:bCs/>
-        </w:rPr>
-      </w:pPr>
-      <w:r>
-        <w:rPr>
-          <w:rFonts w:hint="eastAsia"/>
-          <w:b/>
-          <w:bCs/>
-        </w:rPr>
-        <w:t>직업 변경 1,2,3,4,5,6,7,8,9</w:t>
-      </w:r>
-    </w:p>
-    <w:p>
-      <w:pPr>
-        <w:rPr>
-          <w:rFonts w:hint="eastAsia"/>
-          <w:b/>
-          <w:bCs/>
-        </w:rPr>
-      </w:pPr>
-      <w:r>
-        <w:rPr>
-          <w:rFonts w:hint="eastAsia"/>
-          <w:b/>
-          <w:bCs/>
-        </w:rPr>
-        <w:t xml:space="preserve">스킬 키 추가 </w:t>
-      </w:r>
-    </w:p>
-    <w:p>
-      <w:pPr>
-        <w:rPr>
-          <w:b/>
-          <w:bCs/>
-        </w:rPr>
-      </w:pPr>
-      <w:proofErr w:type="gramStart"/>
-      <w:r>
-        <w:rPr>
-          <w:rFonts w:hint="eastAsia"/>
-          <w:b/>
-          <w:bCs/>
-        </w:rPr>
-        <w:t>E :</w:t>
-      </w:r>
-      <w:proofErr w:type="gramEnd"/>
-      <w:r>
-        <w:rPr>
-          <w:rFonts w:hint="eastAsia"/>
-          <w:b/>
-          <w:bCs/>
-        </w:rPr>
-        <w:t xml:space="preserve"> 기본 스킬1</w:t>
-      </w:r>
-    </w:p>
-    <w:p>
-      <w:pPr>
-        <w:rPr>
-          <w:b/>
-          <w:bCs/>
-        </w:rPr>
-      </w:pPr>
-      <w:proofErr w:type="gramStart"/>
-      <w:r>
-        <w:rPr>
-          <w:rFonts w:hint="eastAsia"/>
-          <w:b/>
-          <w:bCs/>
-        </w:rPr>
-        <w:t>Z :</w:t>
-      </w:r>
-      <w:proofErr w:type="gramEnd"/>
-      <w:r>
-        <w:rPr>
-          <w:rFonts w:hint="eastAsia"/>
-          <w:b/>
-          <w:bCs/>
-        </w:rPr>
-        <w:t xml:space="preserve"> 기본 스킬2</w:t>
-      </w:r>
-    </w:p>
-    <w:p>
-      <w:pPr>
-        <w:rPr>
-          <w:b/>
-          <w:bCs/>
-        </w:rPr>
-      </w:pPr>
-      <w:proofErr w:type="gramStart"/>
-      <w:r>
-        <w:rPr>
-          <w:rFonts w:hint="eastAsia"/>
-          <w:b/>
-          <w:bCs/>
-        </w:rPr>
-        <w:t>Q :</w:t>
-      </w:r>
-      <w:proofErr w:type="gramEnd"/>
-      <w:r>
-        <w:rPr>
-          <w:rFonts w:hint="eastAsia"/>
-          <w:b/>
-          <w:bCs/>
-        </w:rPr>
-        <w:t xml:space="preserve"> 궁극기</w:t>
-      </w:r>
-    </w:p>
-    <w:p>
-      <w:pPr>
-        <w:rPr>
-          <w:b/>
-          <w:bCs/>
-        </w:rPr>
-      </w:pPr>
-      <w:r>
-        <w:rPr>
-          <w:rFonts w:hint="eastAsia"/>
-          <w:b/>
-          <w:bCs/>
-        </w:rPr>
-        <w:t>직업</w:t>
-      </w:r>
-      <w:proofErr w:type="gramStart"/>
-      <w:r>
-        <w:rPr>
-          <w:rFonts w:hint="eastAsia"/>
-          <w:b/>
-          <w:bCs/>
-        </w:rPr>
-        <w:t>1 :</w:t>
-      </w:r>
-      <w:proofErr w:type="gramEnd"/>
-      <w:r>
-        <w:rPr>
-          <w:rFonts w:hint="eastAsia"/>
-          <w:b/>
-          <w:bCs/>
-        </w:rPr>
         <w:t xml:space="preserve"> </w:t>
       </w:r>
-      <w:proofErr w:type="gramStart"/>
-      <w:r>
-        <w:rPr>
-          <w:rFonts w:hint="eastAsia"/>
-          <w:b/>
-          <w:bCs/>
-        </w:rPr>
-        <w:t>저거넛 /</w:t>
-      </w:r>
-      <w:proofErr w:type="gramEnd"/>
-      <w:r>
-        <w:rPr>
-          <w:rFonts w:hint="eastAsia"/>
-          <w:b/>
-          <w:bCs/>
-        </w:rPr>
-        <w:t xml:space="preserve"> 머신건</w:t>
-      </w:r>
+      <w:proofErr w:type="spellStart"/>
+      <w:r>
+        <w:rPr>
+          <w:rFonts w:hint="eastAsia"/>
+          <w:b/>
+          <w:bCs/>
+        </w:rPr>
+        <w:t>머신건</w:t>
+      </w:r>
+      <w:proofErr w:type="spellEnd"/>
     </w:p>
     <w:p>
       <w:pPr>
@@ -1202,7 +3695,16 @@
           <w:bCs/>
           <w:sz w:val="22"/>
         </w:rPr>
-        <w:t>E 스킬1: Juggernaut_</w:t>
+        <w:t>E 스킬1: </w:t>
+      </w:r>
+      <w:proofErr w:type="spellStart"/>
+      <w:r>
+        <w:rPr>
+          <w:b/>
+          <w:bCs/>
+          <w:sz w:val="22"/>
+        </w:rPr>
+        <w:t>Juggernaut_</w:t>
       </w:r>
       <w:proofErr w:type="gramStart"/>
       <w:r>
@@ -1213,6 +3715,7 @@
         </w:rPr>
         <w:t>FireProjectile</w:t>
       </w:r>
+      <w:proofErr w:type="spellEnd"/>
       <w:r>
         <w:rPr>
           <w:rFonts w:hint="eastAsia"/>
@@ -1245,13 +3748,23 @@
           <w:sz w:val="22"/>
         </w:rPr>
       </w:pPr>
-      <w:r>
-        <w:rPr>
-          <w:b/>
-          <w:bCs/>
-          <w:sz w:val="22"/>
-        </w:rPr>
-        <w:t>쿨다운 5초, 열기 35 소모, 사거리 35, 데미지 40</w:t>
+      <w:proofErr w:type="spellStart"/>
+      <w:r>
+        <w:rPr>
+          <w:b/>
+          <w:bCs/>
+          <w:sz w:val="22"/>
+        </w:rPr>
+        <w:t>쿨다운</w:t>
+      </w:r>
+      <w:proofErr w:type="spellEnd"/>
+      <w:r>
+        <w:rPr>
+          <w:b/>
+          <w:bCs/>
+          <w:sz w:val="22"/>
+        </w:rPr>
+        <w:t xml:space="preserve"> 5초, 열기 35 소모, 사거리 35, 데미지 40</w:t>
       </w:r>
     </w:p>
     <w:p>
@@ -1302,8 +3815,18 @@
           <w:bCs/>
           <w:sz w:val="22"/>
         </w:rPr>
-        <w:t>Z 스킬2: Juggernaut_Taunt</w:t>
-      </w:r>
+        <w:t>Z 스킬2: </w:t>
+      </w:r>
+      <w:proofErr w:type="spellStart"/>
+      <w:r>
+        <w:rPr>
+          <w:b/>
+          <w:bCs/>
+          <w:sz w:val="22"/>
+        </w:rPr>
+        <w:t>Juggernaut_Taunt</w:t>
+      </w:r>
+      <w:proofErr w:type="spellEnd"/>
       <w:r>
         <w:rPr>
           <w:rFonts w:hint="eastAsia"/>
@@ -1326,14 +3849,23 @@
           <w:sz w:val="22"/>
         </w:rPr>
       </w:pPr>
-      <w:r>
-        <w:rPr>
-          <w:b/>
-          <w:bCs/>
-          <w:sz w:val="22"/>
-        </w:rPr>
-        <w:lastRenderedPageBreak/>
-        <w:t>쿨다운 10초, 열기 30 소모, 반경 6</w:t>
+      <w:proofErr w:type="spellStart"/>
+      <w:r>
+        <w:rPr>
+          <w:b/>
+          <w:bCs/>
+          <w:sz w:val="22"/>
+        </w:rPr>
+        <w:t>쿨다운</w:t>
+      </w:r>
+      <w:proofErr w:type="spellEnd"/>
+      <w:r>
+        <w:rPr>
+          <w:b/>
+          <w:bCs/>
+          <w:sz w:val="22"/>
+        </w:rPr>
+        <w:t xml:space="preserve"> 10초, 열기 30 소모, 반경 6</w:t>
       </w:r>
     </w:p>
     <w:p>
@@ -1384,7 +3916,34 @@
           <w:bCs/>
           <w:sz w:val="22"/>
         </w:rPr>
-        <w:t>Q 궁극기: Juggernaut_</w:t>
+        <w:t>Q </w:t>
+      </w:r>
+      <w:proofErr w:type="spellStart"/>
+      <w:r>
+        <w:rPr>
+          <w:b/>
+          <w:bCs/>
+          <w:sz w:val="22"/>
+        </w:rPr>
+        <w:t>궁극기</w:t>
+      </w:r>
+      <w:proofErr w:type="spellEnd"/>
+      <w:r>
+        <w:rPr>
+          <w:b/>
+          <w:bCs/>
+          <w:sz w:val="22"/>
+        </w:rPr>
+        <w:t>: </w:t>
+      </w:r>
+      <w:proofErr w:type="spellStart"/>
+      <w:r>
+        <w:rPr>
+          <w:b/>
+          <w:bCs/>
+          <w:sz w:val="22"/>
+        </w:rPr>
+        <w:t>Juggernaut_</w:t>
       </w:r>
       <w:proofErr w:type="gramStart"/>
       <w:r>
@@ -1395,6 +3954,7 @@
         </w:rPr>
         <w:t>UltimateFire</w:t>
       </w:r>
+      <w:proofErr w:type="spellEnd"/>
       <w:r>
         <w:rPr>
           <w:rFonts w:hint="eastAsia"/>
@@ -1427,13 +3987,23 @@
           <w:sz w:val="22"/>
         </w:rPr>
       </w:pPr>
-      <w:r>
-        <w:rPr>
-          <w:b/>
-          <w:bCs/>
-          <w:sz w:val="22"/>
-        </w:rPr>
-        <w:t>쿨다운 32초, 열기 80 소모, 사거리 30, 데미지 75, 지속 5초</w:t>
+      <w:proofErr w:type="spellStart"/>
+      <w:r>
+        <w:rPr>
+          <w:b/>
+          <w:bCs/>
+          <w:sz w:val="22"/>
+        </w:rPr>
+        <w:t>쿨다운</w:t>
+      </w:r>
+      <w:proofErr w:type="spellEnd"/>
+      <w:r>
+        <w:rPr>
+          <w:b/>
+          <w:bCs/>
+          <w:sz w:val="22"/>
+        </w:rPr>
+        <w:t xml:space="preserve"> 32초, 열기 80 소모, 사거리 30, 데미지 75, 지속 5초</w:t>
       </w:r>
     </w:p>
     <w:p>
@@ -1490,12 +4060,12 @@
     <w:p>
       <w:pPr>
         <w:rPr>
-          <w:rFonts w:hint="eastAsia"/>
-          <w:b/>
-          <w:bCs/>
-          <w:sz w:val="22"/>
-        </w:rPr>
-      </w:pPr>
+          <w:b/>
+          <w:bCs/>
+          <w:sz w:val="22"/>
+        </w:rPr>
+      </w:pPr>
+      <w:proofErr w:type="spellStart"/>
       <w:proofErr w:type="gramStart"/>
       <w:r>
         <w:rPr>
@@ -1503,7 +4073,16 @@
           <w:bCs/>
           <w:sz w:val="22"/>
         </w:rPr>
-        <w:t>프로스트 /</w:t>
+        <w:t>프로스트</w:t>
+      </w:r>
+      <w:proofErr w:type="spellEnd"/>
+      <w:r>
+        <w:rPr>
+          <w:b/>
+          <w:bCs/>
+          <w:sz w:val="22"/>
+        </w:rPr>
+        <w:t xml:space="preserve"> /</w:t>
       </w:r>
       <w:proofErr w:type="gramEnd"/>
       <w:r>
@@ -1512,8 +4091,18 @@
           <w:bCs/>
           <w:sz w:val="22"/>
         </w:rPr>
-        <w:t xml:space="preserve"> 샷건</w:t>
-      </w:r>
+        <w:t xml:space="preserve"> </w:t>
+      </w:r>
+      <w:proofErr w:type="spellStart"/>
+      <w:r>
+        <w:rPr>
+          <w:b/>
+          <w:bCs/>
+          <w:sz w:val="22"/>
+        </w:rPr>
+        <w:t>샷건</w:t>
+      </w:r>
+      <w:proofErr w:type="spellEnd"/>
       <w:r>
         <w:rPr>
           <w:rFonts w:hint="eastAsia"/>
@@ -1542,8 +4131,18 @@
           <w:bCs/>
           <w:sz w:val="22"/>
         </w:rPr>
-        <w:t>E 스킬1: Frost_Cone</w:t>
-      </w:r>
+        <w:t>E 스킬1: </w:t>
+      </w:r>
+      <w:proofErr w:type="spellStart"/>
+      <w:r>
+        <w:rPr>
+          <w:b/>
+          <w:bCs/>
+          <w:sz w:val="22"/>
+        </w:rPr>
+        <w:t>Frost_Cone</w:t>
+      </w:r>
+      <w:proofErr w:type="spellEnd"/>
     </w:p>
     <w:p>
       <w:pPr>
@@ -1557,13 +4156,23 @@
           <w:sz w:val="22"/>
         </w:rPr>
       </w:pPr>
-      <w:r>
-        <w:rPr>
-          <w:b/>
-          <w:bCs/>
-          <w:sz w:val="22"/>
-        </w:rPr>
-        <w:t>쿨다운 7초, 사거리 12, 반경 5, 데미지 20</w:t>
+      <w:proofErr w:type="spellStart"/>
+      <w:r>
+        <w:rPr>
+          <w:b/>
+          <w:bCs/>
+          <w:sz w:val="22"/>
+        </w:rPr>
+        <w:t>쿨다운</w:t>
+      </w:r>
+      <w:proofErr w:type="spellEnd"/>
+      <w:r>
+        <w:rPr>
+          <w:b/>
+          <w:bCs/>
+          <w:sz w:val="22"/>
+        </w:rPr>
+        <w:t xml:space="preserve"> 7초, 사거리 12, 반경 5, 데미지 20</w:t>
       </w:r>
     </w:p>
     <w:p>
@@ -1622,8 +4231,18 @@
           <w:bCs/>
           <w:sz w:val="22"/>
         </w:rPr>
-        <w:t>Z 스킬2: Frost_IceBlock</w:t>
-      </w:r>
+        <w:t>Z 스킬2: </w:t>
+      </w:r>
+      <w:proofErr w:type="spellStart"/>
+      <w:r>
+        <w:rPr>
+          <w:b/>
+          <w:bCs/>
+          <w:sz w:val="22"/>
+        </w:rPr>
+        <w:t>Frost_IceBlock</w:t>
+      </w:r>
+      <w:proofErr w:type="spellEnd"/>
     </w:p>
     <w:p>
       <w:pPr>
@@ -1637,13 +4256,23 @@
           <w:sz w:val="22"/>
         </w:rPr>
       </w:pPr>
-      <w:r>
-        <w:rPr>
-          <w:b/>
-          <w:bCs/>
-          <w:sz w:val="22"/>
-        </w:rPr>
-        <w:t>쿨다운 12초, 반경 3, 회복 35, 지속 1.5초</w:t>
+      <w:proofErr w:type="spellStart"/>
+      <w:r>
+        <w:rPr>
+          <w:b/>
+          <w:bCs/>
+          <w:sz w:val="22"/>
+        </w:rPr>
+        <w:t>쿨다운</w:t>
+      </w:r>
+      <w:proofErr w:type="spellEnd"/>
+      <w:r>
+        <w:rPr>
+          <w:b/>
+          <w:bCs/>
+          <w:sz w:val="22"/>
+        </w:rPr>
+        <w:t xml:space="preserve"> 12초, 반경 3, 회복 35, 지속 1.5초</w:t>
       </w:r>
     </w:p>
     <w:p>
@@ -1685,8 +4314,36 @@
           <w:bCs/>
           <w:sz w:val="22"/>
         </w:rPr>
-        <w:t>Q 궁극기: Frost_Blizzard</w:t>
-      </w:r>
+        <w:t>Q </w:t>
+      </w:r>
+      <w:proofErr w:type="spellStart"/>
+      <w:r>
+        <w:rPr>
+          <w:b/>
+          <w:bCs/>
+          <w:sz w:val="22"/>
+        </w:rPr>
+        <w:t>궁극기</w:t>
+      </w:r>
+      <w:proofErr w:type="spellEnd"/>
+      <w:r>
+        <w:rPr>
+          <w:b/>
+          <w:bCs/>
+          <w:sz w:val="22"/>
+        </w:rPr>
+        <w:t>: </w:t>
+      </w:r>
+      <w:proofErr w:type="spellStart"/>
+      <w:r>
+        <w:rPr>
+          <w:b/>
+          <w:bCs/>
+          <w:sz w:val="22"/>
+        </w:rPr>
+        <w:t>Frost_Blizzard</w:t>
+      </w:r>
+      <w:proofErr w:type="spellEnd"/>
     </w:p>
     <w:p>
       <w:pPr>
@@ -1700,13 +4357,23 @@
           <w:sz w:val="22"/>
         </w:rPr>
       </w:pPr>
-      <w:r>
-        <w:rPr>
-          <w:b/>
-          <w:bCs/>
-          <w:sz w:val="22"/>
-        </w:rPr>
-        <w:t>쿨다운 34초, 반경 8, 데미지 45, 지속 4초</w:t>
+      <w:proofErr w:type="spellStart"/>
+      <w:r>
+        <w:rPr>
+          <w:b/>
+          <w:bCs/>
+          <w:sz w:val="22"/>
+        </w:rPr>
+        <w:t>쿨다운</w:t>
+      </w:r>
+      <w:proofErr w:type="spellEnd"/>
+      <w:r>
+        <w:rPr>
+          <w:b/>
+          <w:bCs/>
+          <w:sz w:val="22"/>
+        </w:rPr>
+        <w:t xml:space="preserve"> 34초, 반경 8, 데미지 45, 지속 4초</w:t>
       </w:r>
     </w:p>
     <w:p>
@@ -1744,152 +4411,285 @@
           <w:bCs/>
           <w:sz w:val="22"/>
         </w:rPr>
+        <w:t xml:space="preserve"> 1.6초</w:t>
+      </w:r>
+    </w:p>
+    <w:p>
+      <w:pPr>
+        <w:rPr>
+          <w:b/>
+          <w:bCs/>
+          <w:sz w:val="22"/>
+        </w:rPr>
+      </w:pPr>
+      <w:proofErr w:type="spellStart"/>
+      <w:proofErr w:type="gramStart"/>
+      <w:r>
+        <w:rPr>
+          <w:b/>
+          <w:bCs/>
+          <w:sz w:val="22"/>
+        </w:rPr>
+        <w:t>이지스</w:t>
+      </w:r>
+      <w:proofErr w:type="spellEnd"/>
+      <w:r>
+        <w:rPr>
+          <w:b/>
+          <w:bCs/>
+          <w:sz w:val="22"/>
+        </w:rPr>
+        <w:t xml:space="preserve"> /</w:t>
+      </w:r>
+      <w:proofErr w:type="gramEnd"/>
+      <w:r>
+        <w:rPr>
+          <w:rFonts w:hint="eastAsia"/>
+          <w:b/>
+          <w:bCs/>
+          <w:sz w:val="22"/>
+        </w:rPr>
+        <w:t xml:space="preserve"> 방패 -</w:t>
+      </w:r>
+      <w:r>
+        <w:rPr>
+          <w:b/>
+          <w:bCs/>
+          <w:sz w:val="22"/>
+        </w:rPr>
+        <w:t xml:space="preserve"> 권총</w:t>
+      </w:r>
+    </w:p>
+    <w:p>
+      <w:pPr>
+        <w:rPr>
+          <w:b/>
+          <w:bCs/>
+          <w:sz w:val="22"/>
+        </w:rPr>
+      </w:pPr>
+      <w:r>
+        <w:rPr>
+          <w:b/>
+          <w:bCs/>
+          <w:sz w:val="22"/>
+        </w:rPr>
+        <w:tab/>
+      </w:r>
+      <w:r>
+        <w:rPr>
+          <w:rFonts w:hint="eastAsia"/>
+          <w:b/>
+          <w:bCs/>
+          <w:sz w:val="22"/>
+        </w:rPr>
+        <w:t>전기 이펙트 효과 하지만 아직 방패 추가하지 못함 스킬 이펙트는 구현</w:t>
+      </w:r>
+    </w:p>
+    <w:p>
+      <w:pPr>
+        <w:rPr>
+          <w:b/>
+          <w:bCs/>
+          <w:sz w:val="22"/>
+        </w:rPr>
+      </w:pPr>
+      <w:proofErr w:type="spellStart"/>
+      <w:r>
+        <w:rPr>
+          <w:rFonts w:hint="eastAsia"/>
+          <w:b/>
+          <w:bCs/>
+          <w:sz w:val="22"/>
+        </w:rPr>
+        <w:t>드론</w:t>
+      </w:r>
+      <w:proofErr w:type="spellEnd"/>
+      <w:r>
+        <w:rPr>
+          <w:rFonts w:hint="eastAsia"/>
+          <w:b/>
+          <w:bCs/>
+          <w:sz w:val="22"/>
+        </w:rPr>
+        <w:t xml:space="preserve"> 몬스터 모델 추가</w:t>
+      </w:r>
+    </w:p>
+    <w:p>
+      <w:pPr>
+        <w:rPr>
+          <w:b/>
+          <w:bCs/>
+          <w:sz w:val="22"/>
+        </w:rPr>
+      </w:pPr>
+      <w:r>
+        <w:rPr>
+          <w:rFonts w:hint="eastAsia"/>
+          <w:b/>
+          <w:bCs/>
+          <w:sz w:val="22"/>
+        </w:rPr>
+        <w:t xml:space="preserve">피격 효과 추가 Ray </w:t>
+      </w:r>
+      <w:proofErr w:type="spellStart"/>
+      <w:r>
+        <w:rPr>
+          <w:rFonts w:hint="eastAsia"/>
+          <w:b/>
+          <w:bCs/>
+          <w:sz w:val="22"/>
+        </w:rPr>
+        <w:t>메쉬</w:t>
+      </w:r>
+      <w:proofErr w:type="spellEnd"/>
+      <w:r>
+        <w:rPr>
+          <w:rFonts w:hint="eastAsia"/>
+          <w:b/>
+          <w:bCs/>
+          <w:sz w:val="22"/>
+        </w:rPr>
+        <w:t xml:space="preserve"> 안보이도록 해서 </w:t>
+      </w:r>
+      <w:proofErr w:type="spellStart"/>
+      <w:r>
+        <w:rPr>
+          <w:rFonts w:hint="eastAsia"/>
+          <w:b/>
+          <w:bCs/>
+          <w:sz w:val="22"/>
+        </w:rPr>
+        <w:t>서버가에서</w:t>
+      </w:r>
+      <w:proofErr w:type="spellEnd"/>
+      <w:r>
+        <w:rPr>
+          <w:rFonts w:hint="eastAsia"/>
+          <w:b/>
+          <w:bCs/>
+          <w:sz w:val="22"/>
+        </w:rPr>
+        <w:t xml:space="preserve"> 맞은 지점을 받아 그곳에 빨간/주황 </w:t>
+      </w:r>
+      <w:proofErr w:type="spellStart"/>
+      <w:r>
+        <w:rPr>
+          <w:rFonts w:hint="eastAsia"/>
+          <w:b/>
+          <w:bCs/>
+          <w:sz w:val="22"/>
+        </w:rPr>
+        <w:t>파티클</w:t>
+      </w:r>
+      <w:proofErr w:type="spellEnd"/>
+      <w:r>
+        <w:rPr>
+          <w:rFonts w:hint="eastAsia"/>
+          <w:b/>
+          <w:bCs/>
+          <w:sz w:val="22"/>
+        </w:rPr>
+        <w:t xml:space="preserve"> 생성, 몬스터 </w:t>
+      </w:r>
+      <w:proofErr w:type="spellStart"/>
+      <w:r>
+        <w:rPr>
+          <w:rFonts w:hint="eastAsia"/>
+          <w:b/>
+          <w:bCs/>
+          <w:sz w:val="22"/>
+        </w:rPr>
+        <w:t>피격시</w:t>
+      </w:r>
+      <w:proofErr w:type="spellEnd"/>
+      <w:r>
+        <w:rPr>
+          <w:rFonts w:hint="eastAsia"/>
+          <w:b/>
+          <w:bCs/>
+          <w:sz w:val="22"/>
+        </w:rPr>
+        <w:t xml:space="preserve"> 몬스터 본체 텍스처 위에 빨간색이 잠깐 입혀지게 해서 피격 받는 효과 추</w:t>
+      </w:r>
+      <w:r>
+        <w:rPr>
+          <w:rFonts w:hint="eastAsia"/>
+          <w:b/>
+          <w:bCs/>
+          <w:sz w:val="22"/>
+        </w:rPr>
+        <w:t>가</w:t>
+      </w:r>
+    </w:p>
+    <w:p>
+      <w:pPr>
+        <w:rPr>
+          <w:b/>
+          <w:bCs/>
+          <w:sz w:val="22"/>
+        </w:rPr>
+      </w:pPr>
+    </w:p>
+    <w:p>
+      <w:pPr>
+        <w:rPr>
+          <w:b/>
+          <w:bCs/>
+          <w:sz w:val="22"/>
+        </w:rPr>
+      </w:pPr>
+      <w:r>
+        <w:rPr>
+          <w:rFonts w:hint="eastAsia"/>
+          <w:b/>
+          <w:bCs/>
+          <w:sz w:val="22"/>
+        </w:rPr>
+        <w:t>/////////////</w:t>
+      </w:r>
+    </w:p>
+    <w:p>
+      <w:pPr>
+        <w:jc w:val="left"/>
+        <w:rPr>
+          <w:b/>
+          <w:bCs/>
+        </w:rPr>
+      </w:pPr>
+      <w:r>
+        <w:rPr>
+          <w:rFonts w:hint="eastAsia"/>
+          <w:b/>
+          <w:bCs/>
+          <w:sz w:val="22"/>
+        </w:rPr>
+        <w:t>진성준:</w:t>
+      </w:r>
+      <w:r>
+        <w:rPr>
+          <w:rFonts w:hint="eastAsia"/>
+          <w:sz w:val="22"/>
+        </w:rPr>
         <w:t xml:space="preserve"> </w:t>
       </w:r>
-      <w:r>
-        <w:rPr>
-          <w:b/>
-          <w:bCs/>
-          <w:sz w:val="22"/>
-        </w:rPr>
-        <w:t>1.6초</w:t>
-      </w:r>
-    </w:p>
-    <w:p>
-      <w:pPr>
-        <w:rPr>
-          <w:b/>
-          <w:bCs/>
-          <w:sz w:val="22"/>
-        </w:rPr>
-      </w:pPr>
-      <w:proofErr w:type="gramStart"/>
-      <w:r>
-        <w:rPr>
-          <w:b/>
-          <w:bCs/>
-          <w:sz w:val="22"/>
-        </w:rPr>
-        <w:t>이지스 /</w:t>
-      </w:r>
-      <w:proofErr w:type="gramEnd"/>
-      <w:r>
-        <w:rPr>
-          <w:rFonts w:hint="eastAsia"/>
-          <w:b/>
-          <w:bCs/>
-          <w:sz w:val="22"/>
-        </w:rPr>
-        <w:t xml:space="preserve"> 방패 -</w:t>
-      </w:r>
-      <w:r>
-        <w:rPr>
-          <w:b/>
-          <w:bCs/>
-          <w:sz w:val="22"/>
-        </w:rPr>
-        <w:t xml:space="preserve"> 권총</w:t>
-      </w:r>
-    </w:p>
-    <w:p>
-      <w:pPr>
-        <w:rPr>
-          <w:rFonts w:hint="eastAsia"/>
-          <w:b/>
-          <w:bCs/>
-          <w:sz w:val="22"/>
-        </w:rPr>
-      </w:pPr>
-      <w:r>
-        <w:rPr>
-          <w:b/>
-          <w:bCs/>
-          <w:sz w:val="22"/>
-        </w:rPr>
-        <w:tab/>
-      </w:r>
-      <w:r>
-        <w:rPr>
-          <w:rFonts w:hint="eastAsia"/>
-          <w:b/>
-          <w:bCs/>
-          <w:sz w:val="22"/>
-        </w:rPr>
-        <w:t>전기 이펙트 효과 하지만 아직 방패 추가하지 못함 스킬 이펙트는 구현</w:t>
-      </w:r>
-    </w:p>
-    <w:p>
-      <w:pPr>
-        <w:rPr>
-          <w:b/>
-          <w:bCs/>
-          <w:sz w:val="22"/>
-        </w:rPr>
-      </w:pPr>
-      <w:r>
-        <w:rPr>
-          <w:rFonts w:hint="eastAsia"/>
-          <w:b/>
-          <w:bCs/>
-          <w:sz w:val="22"/>
-        </w:rPr>
-        <w:t>드론 몬스터 모델 추가</w:t>
-      </w:r>
-    </w:p>
-    <w:p>
-      <w:pPr>
-        <w:rPr>
-          <w:rFonts w:hint="eastAsia"/>
-          <w:b/>
-          <w:bCs/>
-          <w:sz w:val="22"/>
-        </w:rPr>
-      </w:pPr>
-      <w:r>
-        <w:rPr>
-          <w:rFonts w:hint="eastAsia"/>
-          <w:b/>
-          <w:bCs/>
-          <w:sz w:val="22"/>
-        </w:rPr>
-        <w:t>피격 효과 추가 Ray 메쉬 안보이도록 해서 서버가에서 맞은 지점을 받아 그곳에 빨간/주황 파티클 생성, 몬스터 피격시 몬스터 본체 텍스처 위에 빨간색이 잠깐 입혀지게 해서 피격 받는 효과 추</w:t>
-      </w:r>
-      <w:r>
-        <w:rPr>
-          <w:rFonts w:hint="eastAsia"/>
-          <w:b/>
-          <w:bCs/>
-          <w:sz w:val="22"/>
-        </w:rPr>
-        <w:t>가</w:t>
-      </w:r>
-    </w:p>
-    <w:p>
-      <w:pPr>
-        <w:rPr>
-          <w:rFonts w:hint="eastAsia"/>
-          <w:b/>
-          <w:bCs/>
-          <w:sz w:val="22"/>
-        </w:rPr>
-      </w:pPr>
-    </w:p>
-    <w:p>
-      <w:pPr>
-        <w:rPr>
-          <w:b/>
-          <w:bCs/>
-          <w:sz w:val="22"/>
-        </w:rPr>
-      </w:pPr>
-      <w:r>
-        <w:rPr>
-          <w:rFonts w:hint="eastAsia"/>
-          <w:b/>
-          <w:bCs/>
-          <w:sz w:val="22"/>
-        </w:rPr>
-        <w:t>/////////////</w:t>
+      <w:proofErr w:type="spellStart"/>
+      <w:r>
+        <w:rPr>
+          <w:rFonts w:hint="eastAsia"/>
+          <w:b/>
+          <w:bCs/>
+        </w:rPr>
+        <w:t>바운더리식</w:t>
+      </w:r>
+      <w:proofErr w:type="spellEnd"/>
+      <w:r>
+        <w:rPr>
+          <w:rFonts w:hint="eastAsia"/>
+          <w:b/>
+          <w:bCs/>
+        </w:rPr>
+        <w:t xml:space="preserve"> 서버 이동,</w:t>
       </w:r>
     </w:p>
     <w:p>
@@ -1905,176 +4705,412 @@
           <w:rFonts w:hint="eastAsia"/>
           <w:b/>
           <w:bCs/>
-          <w:sz w:val="22"/>
-        </w:rPr>
-        <w:t>진성준:</w:t>
-      </w:r>
-      <w:r>
-        <w:rPr>
-          <w:rFonts w:hint="eastAsia"/>
-          <w:sz w:val="22"/>
+        </w:rPr>
+        <w:t xml:space="preserve">플레이어, 몬스터에 공방추가, 직업 바꾸면 </w:t>
+      </w:r>
+      <w:proofErr w:type="spellStart"/>
+      <w:r>
+        <w:rPr>
+          <w:rFonts w:hint="eastAsia"/>
+          <w:b/>
+          <w:bCs/>
+        </w:rPr>
+        <w:t>스탯</w:t>
+      </w:r>
+      <w:proofErr w:type="spellEnd"/>
+      <w:r>
+        <w:rPr>
+          <w:rFonts w:hint="eastAsia"/>
+          <w:b/>
+          <w:bCs/>
+        </w:rPr>
+        <w:t xml:space="preserve"> 변경,</w:t>
+      </w:r>
+    </w:p>
+    <w:p>
+      <w:pPr>
+        <w:jc w:val="left"/>
+        <w:rPr>
+          <w:b/>
+          <w:bCs/>
+        </w:rPr>
+      </w:pPr>
+      <w:r>
+        <w:rPr>
+          <w:rFonts w:hint="eastAsia"/>
+          <w:b/>
+          <w:bCs/>
+        </w:rPr>
+        <w:t xml:space="preserve">몬스터 3종류로 세분화, </w:t>
+      </w:r>
+    </w:p>
+    <w:p>
+      <w:pPr>
+        <w:rPr>
+          <w:b/>
+          <w:bCs/>
+        </w:rPr>
+      </w:pPr>
+      <w:r>
+        <w:rPr>
+          <w:rFonts w:hint="eastAsia"/>
+          <w:b/>
+          <w:bCs/>
+        </w:rPr>
+        <w:t xml:space="preserve">카메라 버그 수정, </w:t>
+      </w:r>
+      <w:proofErr w:type="spellStart"/>
+      <w:r>
+        <w:rPr>
+          <w:rFonts w:hint="eastAsia"/>
+          <w:b/>
+          <w:bCs/>
+        </w:rPr>
+        <w:t>샷건</w:t>
+      </w:r>
+      <w:proofErr w:type="spellEnd"/>
+      <w:r>
+        <w:rPr>
+          <w:rFonts w:hint="eastAsia"/>
+          <w:b/>
+          <w:bCs/>
+        </w:rPr>
+        <w:t xml:space="preserve"> 조전 버그 수정</w:t>
+      </w:r>
+    </w:p>
+    <w:p>
+      <w:pPr>
+        <w:rPr>
+          <w:sz w:val="22"/>
+        </w:rPr>
+      </w:pPr>
+    </w:p>
+    <w:p>
+      <w:pPr>
+        <w:spacing w:line="220" w:lineRule="atLeast"/>
+        <w:rPr>
+          <w:b/>
+          <w:bCs/>
+        </w:rPr>
+      </w:pPr>
+      <w:r>
+        <w:rPr>
+          <w:b/>
+          <w:bCs/>
+        </w:rPr>
+        <w:t xml:space="preserve">현재 구현은 zone 2개에 같은 </w:t>
+      </w:r>
+      <w:proofErr w:type="spellStart"/>
+      <w:r>
+        <w:rPr>
+          <w:b/>
+          <w:bCs/>
+        </w:rPr>
+        <w:t>맵을</w:t>
+      </w:r>
+      <w:proofErr w:type="spellEnd"/>
+      <w:r>
+        <w:rPr>
+          <w:b/>
+          <w:bCs/>
+        </w:rPr>
+        <w:t xml:space="preserve"> 로드하고, </w:t>
+      </w:r>
+      <w:proofErr w:type="spellStart"/>
+      <w:r>
+        <w:rPr>
+          <w:b/>
+          <w:bCs/>
+        </w:rPr>
+        <w:t>바운더리</w:t>
+      </w:r>
+      <w:proofErr w:type="spellEnd"/>
+      <w:r>
+        <w:rPr>
+          <w:b/>
+          <w:bCs/>
+        </w:rPr>
+        <w:t xml:space="preserve"> 진입 시 다른 Zone 서버로 플레이어를 이동시킨다.</w:t>
+      </w:r>
+    </w:p>
+    <w:p>
+      <w:pPr>
+        <w:spacing w:line="220" w:lineRule="atLeast"/>
+        <w:rPr>
+          <w:b/>
+          <w:bCs/>
+        </w:rPr>
+      </w:pPr>
+      <w:proofErr w:type="spellStart"/>
+      <w:r>
+        <w:rPr>
+          <w:b/>
+          <w:bCs/>
+        </w:rPr>
+        <w:t>바운더리에</w:t>
+      </w:r>
+      <w:proofErr w:type="spellEnd"/>
+      <w:r>
+        <w:rPr>
+          <w:b/>
+          <w:bCs/>
+        </w:rPr>
+        <w:t xml:space="preserve"> 접촉하면 이전 zone의 위치를 받아 </w:t>
+      </w:r>
+      <w:proofErr w:type="spellStart"/>
+      <w:r>
+        <w:rPr>
+          <w:b/>
+          <w:bCs/>
+        </w:rPr>
+        <w:t>스폰된다</w:t>
+      </w:r>
+      <w:proofErr w:type="spellEnd"/>
+      <w:r>
+        <w:rPr>
+          <w:b/>
+          <w:bCs/>
+        </w:rPr>
+        <w:t>. 이전보다는 자연스럽게 움직인다 (끊김은 존재한다)</w:t>
+      </w:r>
+    </w:p>
+    <w:p>
+      <w:pPr>
+        <w:rPr>
+          <w:b/>
+          <w:bCs/>
+        </w:rPr>
+      </w:pPr>
+      <w:r>
+        <w:rPr>
+          <w:b/>
+          <w:bCs/>
+        </w:rPr>
+        <w:t xml:space="preserve">이후에는 </w:t>
+      </w:r>
+      <w:proofErr w:type="spellStart"/>
+      <w:r>
+        <w:rPr>
+          <w:b/>
+          <w:bCs/>
+        </w:rPr>
+        <w:t>맵을</w:t>
+      </w:r>
+      <w:proofErr w:type="spellEnd"/>
+      <w:r>
+        <w:rPr>
+          <w:b/>
+          <w:bCs/>
         </w:rPr>
         <w:t xml:space="preserve"> </w:t>
       </w:r>
-      <w:r>
-        <w:rPr>
-          <w:rFonts w:hint="eastAsia"/>
-          <w:b/>
-          <w:bCs/>
-        </w:rPr>
-        <w:t>바운더리식 서버 이동,</w:t>
-      </w:r>
-    </w:p>
-    <w:p>
-      <w:pPr>
-        <w:jc w:val="left"/>
-        <w:rPr>
-          <w:b/>
-          <w:bCs/>
-        </w:rPr>
-      </w:pPr>
-      <w:r>
-        <w:rPr>
-          <w:rFonts w:hint="eastAsia"/>
-          <w:b/>
-          <w:bCs/>
-        </w:rPr>
-        <w:t>플레이어, 몬스터에 공방추가, 직업 바꾸면 스탯 변경,</w:t>
-      </w:r>
-    </w:p>
-    <w:p>
-      <w:pPr>
-        <w:jc w:val="left"/>
-        <w:rPr>
-          <w:b/>
-          <w:bCs/>
-        </w:rPr>
-      </w:pPr>
-      <w:r>
-        <w:rPr>
-          <w:rFonts w:hint="eastAsia"/>
-          <w:b/>
-          <w:bCs/>
-        </w:rPr>
-        <w:t xml:space="preserve">몬스터 3종류로 세분화, </w:t>
-      </w:r>
-    </w:p>
-    <w:p>
-      <w:pPr>
-        <w:rPr>
-          <w:b/>
-          <w:bCs/>
-        </w:rPr>
-      </w:pPr>
-      <w:r>
-        <w:rPr>
-          <w:rFonts w:hint="eastAsia"/>
-          <w:b/>
-          <w:bCs/>
-        </w:rPr>
-        <w:t>카메라 버그 수정, 샷건 조전 버그 수정</w:t>
-      </w:r>
-    </w:p>
-    <w:p>
-      <w:pPr>
-        <w:rPr>
-          <w:sz w:val="22"/>
-        </w:rPr>
-      </w:pPr>
-    </w:p>
-    <w:p>
-      <w:pPr>
-        <w:spacing w:line="220" w:lineRule="atLeast"/>
-        <w:rPr>
-          <w:b/>
-          <w:bCs/>
-        </w:rPr>
-      </w:pPr>
-      <w:r>
-        <w:rPr>
-          <w:b/>
-          <w:bCs/>
-        </w:rPr>
-        <w:t>현재 구현은 zone 2개에 같은 맵을 로드하고, 바운더리 진입 시 다른 Zone 서버로 플레이어를 이동시킨다.</w:t>
-      </w:r>
-    </w:p>
-    <w:p>
-      <w:pPr>
-        <w:spacing w:line="220" w:lineRule="atLeast"/>
-        <w:rPr>
-          <w:b/>
-          <w:bCs/>
-        </w:rPr>
-      </w:pPr>
-      <w:r>
-        <w:rPr>
-          <w:b/>
-          <w:bCs/>
-        </w:rPr>
-        <w:t>바운더리에 접촉하면 이전 zone의 위치를 받아 스폰된다. 이전보다는 자연스럽게 움직인다 (끊김은 존재한다)</w:t>
-      </w:r>
-    </w:p>
-    <w:p>
-      <w:pPr>
-        <w:rPr>
-          <w:b/>
-          <w:bCs/>
-        </w:rPr>
-      </w:pPr>
-      <w:r>
-        <w:rPr>
-          <w:b/>
-          <w:bCs/>
-        </w:rPr>
-        <w:t>이후에는 맵을 청크/영역 기준으로 나누고, 인접 Zone 오브젝트, npc 동기화를 추가해야 한다.</w:t>
-      </w:r>
-    </w:p>
-    <w:p>
-      <w:pPr>
-        <w:rPr>
-          <w:b/>
-          <w:bCs/>
-        </w:rPr>
-      </w:pPr>
-      <w:r>
-        <w:rPr>
-          <w:rFonts w:hint="eastAsia"/>
-          <w:b/>
-          <w:bCs/>
-        </w:rPr>
-        <w:t>또, 자연스럽게 존 사이를 이동하기 위해 바운더리의 범위를 넓히고 두 부분으로 나눠서 ready 바운더리로 들어오면 미리 다음 서버에 데이터를 보내고 준비하고, 바운더리를 넘으면 그때 정식으로 연결하는 식으로 해야할것같다.</w:t>
-      </w:r>
-    </w:p>
-    <w:p>
-      <w:pPr>
-        <w:rPr>
-          <w:b/>
-          <w:bCs/>
-        </w:rPr>
-      </w:pPr>
-    </w:p>
-    <w:p>
-      <w:r>
-        <w:rPr>
-          <w:rFonts w:hint="eastAsia"/>
-        </w:rPr>
-        <w:t>플레이어와 몬스터에 공격력과 방어력을 추가했다. 공격력을 기반으로 데미지를 주고, 방어력을 기반으로 데미지rk 감쇠한다</w:t>
-      </w:r>
-    </w:p>
-    <w:p>
-      <w:r>
-        <w:rPr>
-          <w:rFonts w:hint="eastAsia"/>
-        </w:rPr>
-        <w:t>직업에 따른 스탯이 있고, 직업을 바꾸면 각각의 스탯으로 변환한다</w:t>
-      </w:r>
-    </w:p>
-    <w:p>
-      <w:r>
-        <w:rPr>
-          <w:rFonts w:hint="eastAsia"/>
-        </w:rPr>
-        <w:t>몬스터를 워커, 드론, 타워로 세분화했다.</w:t>
+      <w:proofErr w:type="spellStart"/>
+      <w:r>
+        <w:rPr>
+          <w:b/>
+          <w:bCs/>
+        </w:rPr>
+        <w:t>청크</w:t>
+      </w:r>
+      <w:proofErr w:type="spellEnd"/>
+      <w:r>
+        <w:rPr>
+          <w:b/>
+          <w:bCs/>
+        </w:rPr>
+        <w:t xml:space="preserve">/영역 기준으로 나누고, 인접 Zone 오브젝트, </w:t>
+      </w:r>
+      <w:proofErr w:type="spellStart"/>
+      <w:r>
+        <w:rPr>
+          <w:b/>
+          <w:bCs/>
+        </w:rPr>
+        <w:t>npc</w:t>
+      </w:r>
+      <w:proofErr w:type="spellEnd"/>
+      <w:r>
+        <w:rPr>
+          <w:b/>
+          <w:bCs/>
+        </w:rPr>
+        <w:t xml:space="preserve"> 동기화를 추가해야 한다.</w:t>
+      </w:r>
+    </w:p>
+    <w:p>
+      <w:pPr>
+        <w:rPr>
+          <w:b/>
+          <w:bCs/>
+        </w:rPr>
+      </w:pPr>
+      <w:r>
+        <w:rPr>
+          <w:rFonts w:hint="eastAsia"/>
+          <w:b/>
+          <w:bCs/>
+        </w:rPr>
+        <w:t xml:space="preserve">또, 자연스럽게 존 사이를 이동하기 위해 </w:t>
+      </w:r>
+      <w:proofErr w:type="spellStart"/>
+      <w:r>
+        <w:rPr>
+          <w:rFonts w:hint="eastAsia"/>
+          <w:b/>
+          <w:bCs/>
+        </w:rPr>
+        <w:t>바운더리의</w:t>
+      </w:r>
+      <w:proofErr w:type="spellEnd"/>
+      <w:r>
+        <w:rPr>
+          <w:rFonts w:hint="eastAsia"/>
+          <w:b/>
+          <w:bCs/>
+        </w:rPr>
+        <w:t xml:space="preserve"> 범위를 넓히고 두 부분으로 나눠서 ready </w:t>
+      </w:r>
+      <w:proofErr w:type="spellStart"/>
+      <w:r>
+        <w:rPr>
+          <w:rFonts w:hint="eastAsia"/>
+          <w:b/>
+          <w:bCs/>
+        </w:rPr>
+        <w:t>바운더리로</w:t>
+      </w:r>
+      <w:proofErr w:type="spellEnd"/>
+      <w:r>
+        <w:rPr>
+          <w:rFonts w:hint="eastAsia"/>
+          <w:b/>
+          <w:bCs/>
+        </w:rPr>
+        <w:t xml:space="preserve"> 들어오면 미리 다음 서버에 데이터를 보내고 준비하고, </w:t>
+      </w:r>
+      <w:proofErr w:type="spellStart"/>
+      <w:r>
+        <w:rPr>
+          <w:rFonts w:hint="eastAsia"/>
+          <w:b/>
+          <w:bCs/>
+        </w:rPr>
+        <w:t>바운더리를</w:t>
+      </w:r>
+      <w:proofErr w:type="spellEnd"/>
+      <w:r>
+        <w:rPr>
+          <w:rFonts w:hint="eastAsia"/>
+          <w:b/>
+          <w:bCs/>
+        </w:rPr>
+        <w:t xml:space="preserve"> 넘으면 그때 정식으로 연결하는 식으로 </w:t>
+      </w:r>
+      <w:proofErr w:type="spellStart"/>
+      <w:r>
+        <w:rPr>
+          <w:rFonts w:hint="eastAsia"/>
+          <w:b/>
+          <w:bCs/>
+        </w:rPr>
+        <w:t>해야할것같다</w:t>
+      </w:r>
+      <w:proofErr w:type="spellEnd"/>
+      <w:r>
+        <w:rPr>
+          <w:rFonts w:hint="eastAsia"/>
+          <w:b/>
+          <w:bCs/>
+        </w:rPr>
+        <w:t>.</w:t>
+      </w:r>
+    </w:p>
+    <w:p>
+      <w:pPr>
+        <w:rPr>
+          <w:b/>
+          <w:bCs/>
+        </w:rPr>
+      </w:pPr>
+    </w:p>
+    <w:p>
+      <w:r>
+        <w:rPr>
+          <w:rFonts w:hint="eastAsia"/>
+        </w:rPr>
+        <w:t>플레이어와 몬스터에 공격력과 방어력을 추가했다. 공격력을 기반으로 데미지를 주고, 방어력을 기반으로 데미지</w:t>
+      </w:r>
+      <w:proofErr w:type="spellStart"/>
+      <w:r>
+        <w:rPr>
+          <w:rFonts w:hint="eastAsia"/>
+        </w:rPr>
+        <w:t>rk</w:t>
+      </w:r>
+      <w:proofErr w:type="spellEnd"/>
+      <w:r>
+        <w:rPr>
+          <w:rFonts w:hint="eastAsia"/>
+        </w:rPr>
+        <w:t xml:space="preserve"> 감쇠한다</w:t>
+      </w:r>
+    </w:p>
+    <w:p>
+      <w:r>
+        <w:rPr>
+          <w:rFonts w:hint="eastAsia"/>
+        </w:rPr>
+        <w:t xml:space="preserve">직업에 따른 </w:t>
+      </w:r>
+      <w:proofErr w:type="spellStart"/>
+      <w:r>
+        <w:rPr>
+          <w:rFonts w:hint="eastAsia"/>
+        </w:rPr>
+        <w:t>스탯이</w:t>
+      </w:r>
+      <w:proofErr w:type="spellEnd"/>
+      <w:r>
+        <w:rPr>
+          <w:rFonts w:hint="eastAsia"/>
+        </w:rPr>
+        <w:t xml:space="preserve"> 있고, 직업을 바꾸면 각각의 </w:t>
+      </w:r>
+      <w:proofErr w:type="spellStart"/>
+      <w:r>
+        <w:rPr>
+          <w:rFonts w:hint="eastAsia"/>
+        </w:rPr>
+        <w:t>스탯으로</w:t>
+      </w:r>
+      <w:proofErr w:type="spellEnd"/>
+      <w:r>
+        <w:rPr>
+          <w:rFonts w:hint="eastAsia"/>
+        </w:rPr>
+        <w:t xml:space="preserve"> 변환한다</w:t>
+      </w:r>
+    </w:p>
+    <w:p>
+      <w:r>
+        <w:rPr>
+          <w:rFonts w:hint="eastAsia"/>
+        </w:rPr>
+        <w:t xml:space="preserve">몬스터를 워커, </w:t>
+      </w:r>
+      <w:proofErr w:type="spellStart"/>
+      <w:r>
+        <w:rPr>
+          <w:rFonts w:hint="eastAsia"/>
+        </w:rPr>
+        <w:t>드론</w:t>
+      </w:r>
+      <w:proofErr w:type="spellEnd"/>
+      <w:r>
+        <w:rPr>
+          <w:rFonts w:hint="eastAsia"/>
+        </w:rPr>
+        <w:t>, 타워로 세분화했다.</w:t>
       </w:r>
     </w:p>
     <w:p/>
@@ -2087,11 +5123,19 @@
       </w:r>
     </w:p>
     <w:p>
-      <w:r>
-        <w:rPr>
-          <w:rFonts w:hint="eastAsia"/>
-        </w:rPr>
-        <w:t>샷건이 위를 봐도 위를 쏘지 않는 버그를 수정했다.</w:t>
+      <w:proofErr w:type="spellStart"/>
+      <w:r>
+        <w:rPr>
+          <w:rFonts w:hint="eastAsia"/>
+        </w:rPr>
+        <w:t>샷건이</w:t>
+      </w:r>
+      <w:proofErr w:type="spellEnd"/>
+      <w:r>
+        <w:rPr>
+          <w:rFonts w:hint="eastAsia"/>
+        </w:rPr>
+        <w:t xml:space="preserve"> 위를 봐도 위를 쏘지 않는 버그를 수정했다.</w:t>
       </w:r>
     </w:p>
     <w:p>
@@ -2258,6 +5302,7 @@
                 <w:b/>
                 <w:sz w:val="22"/>
               </w:rPr>
+              <w:lastRenderedPageBreak/>
               <w:t>다음 주차</w:t>
             </w:r>
           </w:p>
@@ -2385,7 +5430,6 @@
                 <w:b/>
                 <w:sz w:val="22"/>
               </w:rPr>
-              <w:lastRenderedPageBreak/>
               <w:t>지도교수</w:t>
             </w:r>
           </w:p>
@@ -2444,6 +5488,118 @@
 <file path=word/numbering.xml><?xml version="1.0" encoding="utf-8"?>
 <w:numbering xmlns:wpc="http://schemas.microsoft.com/office/word/2010/wordprocessingCanvas" xmlns:cx="http://schemas.microsoft.com/office/drawing/2014/chartex" xmlns:cx1="http://schemas.microsoft.com/office/drawing/2015/9/8/chartex" xmlns:cx2="http://schemas.microsoft.com/office/drawing/2015/10/21/chartex" xmlns:cx3="http://schemas.microsoft.com/office/drawing/2016/5/9/chartex" xmlns:cx4="http://schemas.microsoft.com/office/drawing/2016/5/10/chartex" xmlns:cx5="http://schemas.microsoft.com/office/drawing/2016/5/11/chartex" xmlns:cx6="http://schemas.microsoft.com/office/drawing/2016/5/12/chartex" xmlns:cx7="http://schemas.microsoft.com/office/drawing/2016/5/13/chartex" xmlns:cx8="http://schemas.microsoft.com/office/drawing/2016/5/14/chartex" xmlns:mc="http://schemas.openxmlformats.org/markup-compatibility/2006" xmlns:aink="http://schemas.microsoft.com/office/drawing/2016/ink" xmlns:am3d="http://schemas.microsoft.com/office/drawing/2017/model3d" xmlns:o="urn:schemas-microsoft-com:office:office" xmlns:oel="http://schemas.microsoft.com/office/2019/extlst" xmlns:r="http://schemas.openxmlformats.org/officeDocument/2006/relationships" xmlns:m="http://schemas.openxmlformats.org/officeDocument/2006/math" xmlns:v="urn:schemas-microsoft-com:vml" xmlns:wp14="http://schemas.microsoft.com/office/word/2010/wordprocessingDrawing" xmlns:wp="http://schemas.openxmlformats.org/drawingml/2006/wordprocessingDrawing" xmlns:w10="urn:schemas-microsoft-com:office:word" xmlns:w="http://schemas.openxmlformats.org/wordprocessingml/2006/main" xmlns:w14="http://schemas.microsoft.com/office/word/2010/wordml" xmlns:w15="http://schemas.microsoft.com/office/word/2012/wordml" xmlns:w16cex="http://schemas.microsoft.com/office/word/2018/wordml/cex" xmlns:w16cid="http://schemas.microsoft.com/office/word/2016/wordml/cid" xmlns:w16="http://schemas.microsoft.com/office/word/2018/wordml" xmlns:w16du="http://schemas.microsoft.com/office/word/2023/wordml/word16du" xmlns:w16sdtdh="http://schemas.microsoft.com/office/word/2020/wordml/sdtdatahash" xmlns:w16sdtfl="http://schemas.microsoft.com/office/word/2024/wordml/sdtformatlock" xmlns:w16se="http://schemas.microsoft.com/office/word/2015/wordml/symex" xmlns:wpg="http://schemas.microsoft.com/office/word/2010/wordprocessingGroup" xmlns:wpi="http://schemas.microsoft.com/office/word/2010/wordprocessingInk" xmlns:wne="http://schemas.microsoft.com/office/word/2006/wordml" xmlns:wps="http://schemas.microsoft.com/office/word/2010/wordprocessingShape" mc:Ignorable="w14 w15 w16se w16cid w16 w16cex w16sdtdh w16sdtfl w16du wp14">
   <w:abstractNum w:abstractNumId="0" w15:restartNumberingAfterBreak="0">
+    <w:nsid w:val="00CA7D7B"/>
+    <w:multiLevelType w:val="hybridMultilevel"/>
+    <w:tmpl w:val="34A28698"/>
+    <w:lvl w:ilvl="0" w:tplc="426EF74E">
+      <w:numFmt w:val="bullet"/>
+      <w:lvlText w:val="-"/>
+      <w:lvlJc w:val="left"/>
+      <w:pPr>
+        <w:ind w:left="1155" w:hanging="360"/>
+      </w:pPr>
+      <w:rPr>
+        <w:rFonts w:ascii="맑은 고딕" w:eastAsia="맑은 고딕" w:hAnsi="맑은 고딕" w:cstheme="minorBidi" w:hint="eastAsia"/>
+      </w:rPr>
+    </w:lvl>
+    <w:lvl w:ilvl="1" w:tplc="04090003" w:tentative="1">
+      <w:start w:val="1"/>
+      <w:numFmt w:val="bullet"/>
+      <w:lvlText w:val=""/>
+      <w:lvlJc w:val="left"/>
+      <w:pPr>
+        <w:ind w:left="1675" w:hanging="440"/>
+      </w:pPr>
+      <w:rPr>
+        <w:rFonts w:ascii="Wingdings" w:hAnsi="Wingdings" w:hint="default"/>
+      </w:rPr>
+    </w:lvl>
+    <w:lvl w:ilvl="2" w:tplc="04090005" w:tentative="1">
+      <w:start w:val="1"/>
+      <w:numFmt w:val="bullet"/>
+      <w:lvlText w:val=""/>
+      <w:lvlJc w:val="left"/>
+      <w:pPr>
+        <w:ind w:left="2115" w:hanging="440"/>
+      </w:pPr>
+      <w:rPr>
+        <w:rFonts w:ascii="Wingdings" w:hAnsi="Wingdings" w:hint="default"/>
+      </w:rPr>
+    </w:lvl>
+    <w:lvl w:ilvl="3" w:tplc="04090001" w:tentative="1">
+      <w:start w:val="1"/>
+      <w:numFmt w:val="bullet"/>
+      <w:lvlText w:val=""/>
+      <w:lvlJc w:val="left"/>
+      <w:pPr>
+        <w:ind w:left="2555" w:hanging="440"/>
+      </w:pPr>
+      <w:rPr>
+        <w:rFonts w:ascii="Wingdings" w:hAnsi="Wingdings" w:hint="default"/>
+      </w:rPr>
+    </w:lvl>
+    <w:lvl w:ilvl="4" w:tplc="04090003" w:tentative="1">
+      <w:start w:val="1"/>
+      <w:numFmt w:val="bullet"/>
+      <w:lvlText w:val=""/>
+      <w:lvlJc w:val="left"/>
+      <w:pPr>
+        <w:ind w:left="2995" w:hanging="440"/>
+      </w:pPr>
+      <w:rPr>
+        <w:rFonts w:ascii="Wingdings" w:hAnsi="Wingdings" w:hint="default"/>
+      </w:rPr>
+    </w:lvl>
+    <w:lvl w:ilvl="5" w:tplc="04090005" w:tentative="1">
+      <w:start w:val="1"/>
+      <w:numFmt w:val="bullet"/>
+      <w:lvlText w:val=""/>
+      <w:lvlJc w:val="left"/>
+      <w:pPr>
+        <w:ind w:left="3435" w:hanging="440"/>
+      </w:pPr>
+      <w:rPr>
+        <w:rFonts w:ascii="Wingdings" w:hAnsi="Wingdings" w:hint="default"/>
+      </w:rPr>
+    </w:lvl>
+    <w:lvl w:ilvl="6" w:tplc="04090001" w:tentative="1">
+      <w:start w:val="1"/>
+      <w:numFmt w:val="bullet"/>
+      <w:lvlText w:val=""/>
+      <w:lvlJc w:val="left"/>
+      <w:pPr>
+        <w:ind w:left="3875" w:hanging="440"/>
+      </w:pPr>
+      <w:rPr>
+        <w:rFonts w:ascii="Wingdings" w:hAnsi="Wingdings" w:hint="default"/>
+      </w:rPr>
+    </w:lvl>
+    <w:lvl w:ilvl="7" w:tplc="04090003" w:tentative="1">
+      <w:start w:val="1"/>
+      <w:numFmt w:val="bullet"/>
+      <w:lvlText w:val=""/>
+      <w:lvlJc w:val="left"/>
+      <w:pPr>
+        <w:ind w:left="4315" w:hanging="440"/>
+      </w:pPr>
+      <w:rPr>
+        <w:rFonts w:ascii="Wingdings" w:hAnsi="Wingdings" w:hint="default"/>
+      </w:rPr>
+    </w:lvl>
+    <w:lvl w:ilvl="8" w:tplc="04090005" w:tentative="1">
+      <w:start w:val="1"/>
+      <w:numFmt w:val="bullet"/>
+      <w:lvlText w:val=""/>
+      <w:lvlJc w:val="left"/>
+      <w:pPr>
+        <w:ind w:left="4755" w:hanging="440"/>
+      </w:pPr>
+      <w:rPr>
+        <w:rFonts w:ascii="Wingdings" w:hAnsi="Wingdings" w:hint="default"/>
+      </w:rPr>
+    </w:lvl>
+  </w:abstractNum>
+  <w:abstractNum w:abstractNumId="1" w15:restartNumberingAfterBreak="0">
     <w:nsid w:val="3BD945A3"/>
     <w:multiLevelType w:val="hybridMultilevel"/>
     <w:tmpl w:val="FA3099EA"/>
@@ -2555,7 +5711,7 @@
       </w:rPr>
     </w:lvl>
   </w:abstractNum>
-  <w:abstractNum w:abstractNumId="1" w15:restartNumberingAfterBreak="0">
+  <w:abstractNum w:abstractNumId="2" w15:restartNumberingAfterBreak="0">
     <w:nsid w:val="47B81C34"/>
     <w:multiLevelType w:val="multilevel"/>
     <w:tmpl w:val="75CEBC28"/>
@@ -2704,7 +5860,7 @@
       </w:rPr>
     </w:lvl>
   </w:abstractNum>
-  <w:abstractNum w:abstractNumId="2" w15:restartNumberingAfterBreak="0">
+  <w:abstractNum w:abstractNumId="3" w15:restartNumberingAfterBreak="0">
     <w:nsid w:val="49A341FF"/>
     <w:multiLevelType w:val="multilevel"/>
     <w:tmpl w:val="4AD671EE"/>
@@ -2853,7 +6009,7 @@
       </w:rPr>
     </w:lvl>
   </w:abstractNum>
-  <w:abstractNum w:abstractNumId="3" w15:restartNumberingAfterBreak="0">
+  <w:abstractNum w:abstractNumId="4" w15:restartNumberingAfterBreak="0">
     <w:nsid w:val="525D7BE4"/>
     <w:multiLevelType w:val="multilevel"/>
     <w:tmpl w:val="74CAF490"/>
@@ -3002,7 +6158,7 @@
       </w:rPr>
     </w:lvl>
   </w:abstractNum>
-  <w:abstractNum w:abstractNumId="4" w15:restartNumberingAfterBreak="0">
+  <w:abstractNum w:abstractNumId="5" w15:restartNumberingAfterBreak="0">
     <w:nsid w:val="545D34C7"/>
     <w:multiLevelType w:val="multilevel"/>
     <w:tmpl w:val="C47C72FC"/>
@@ -3151,20 +6307,138 @@
       </w:rPr>
     </w:lvl>
   </w:abstractNum>
+  <w:abstractNum w:abstractNumId="6" w15:restartNumberingAfterBreak="0">
+    <w:nsid w:val="630331C0"/>
+    <w:multiLevelType w:val="hybridMultilevel"/>
+    <w:tmpl w:val="2B864242"/>
+    <w:lvl w:ilvl="0" w:tplc="A67A28C4">
+      <w:numFmt w:val="bullet"/>
+      <w:lvlText w:val="-"/>
+      <w:lvlJc w:val="left"/>
+      <w:pPr>
+        <w:ind w:left="1155" w:hanging="360"/>
+      </w:pPr>
+      <w:rPr>
+        <w:rFonts w:ascii="맑은 고딕" w:eastAsia="맑은 고딕" w:hAnsi="맑은 고딕" w:cstheme="minorBidi" w:hint="eastAsia"/>
+      </w:rPr>
+    </w:lvl>
+    <w:lvl w:ilvl="1" w:tplc="04090003" w:tentative="1">
+      <w:start w:val="1"/>
+      <w:numFmt w:val="bullet"/>
+      <w:lvlText w:val=""/>
+      <w:lvlJc w:val="left"/>
+      <w:pPr>
+        <w:ind w:left="1675" w:hanging="440"/>
+      </w:pPr>
+      <w:rPr>
+        <w:rFonts w:ascii="Wingdings" w:hAnsi="Wingdings" w:hint="default"/>
+      </w:rPr>
+    </w:lvl>
+    <w:lvl w:ilvl="2" w:tplc="04090005" w:tentative="1">
+      <w:start w:val="1"/>
+      <w:numFmt w:val="bullet"/>
+      <w:lvlText w:val=""/>
+      <w:lvlJc w:val="left"/>
+      <w:pPr>
+        <w:ind w:left="2115" w:hanging="440"/>
+      </w:pPr>
+      <w:rPr>
+        <w:rFonts w:ascii="Wingdings" w:hAnsi="Wingdings" w:hint="default"/>
+      </w:rPr>
+    </w:lvl>
+    <w:lvl w:ilvl="3" w:tplc="04090001" w:tentative="1">
+      <w:start w:val="1"/>
+      <w:numFmt w:val="bullet"/>
+      <w:lvlText w:val=""/>
+      <w:lvlJc w:val="left"/>
+      <w:pPr>
+        <w:ind w:left="2555" w:hanging="440"/>
+      </w:pPr>
+      <w:rPr>
+        <w:rFonts w:ascii="Wingdings" w:hAnsi="Wingdings" w:hint="default"/>
+      </w:rPr>
+    </w:lvl>
+    <w:lvl w:ilvl="4" w:tplc="04090003" w:tentative="1">
+      <w:start w:val="1"/>
+      <w:numFmt w:val="bullet"/>
+      <w:lvlText w:val=""/>
+      <w:lvlJc w:val="left"/>
+      <w:pPr>
+        <w:ind w:left="2995" w:hanging="440"/>
+      </w:pPr>
+      <w:rPr>
+        <w:rFonts w:ascii="Wingdings" w:hAnsi="Wingdings" w:hint="default"/>
+      </w:rPr>
+    </w:lvl>
+    <w:lvl w:ilvl="5" w:tplc="04090005" w:tentative="1">
+      <w:start w:val="1"/>
+      <w:numFmt w:val="bullet"/>
+      <w:lvlText w:val=""/>
+      <w:lvlJc w:val="left"/>
+      <w:pPr>
+        <w:ind w:left="3435" w:hanging="440"/>
+      </w:pPr>
+      <w:rPr>
+        <w:rFonts w:ascii="Wingdings" w:hAnsi="Wingdings" w:hint="default"/>
+      </w:rPr>
+    </w:lvl>
+    <w:lvl w:ilvl="6" w:tplc="04090001" w:tentative="1">
+      <w:start w:val="1"/>
+      <w:numFmt w:val="bullet"/>
+      <w:lvlText w:val=""/>
+      <w:lvlJc w:val="left"/>
+      <w:pPr>
+        <w:ind w:left="3875" w:hanging="440"/>
+      </w:pPr>
+      <w:rPr>
+        <w:rFonts w:ascii="Wingdings" w:hAnsi="Wingdings" w:hint="default"/>
+      </w:rPr>
+    </w:lvl>
+    <w:lvl w:ilvl="7" w:tplc="04090003" w:tentative="1">
+      <w:start w:val="1"/>
+      <w:numFmt w:val="bullet"/>
+      <w:lvlText w:val=""/>
+      <w:lvlJc w:val="left"/>
+      <w:pPr>
+        <w:ind w:left="4315" w:hanging="440"/>
+      </w:pPr>
+      <w:rPr>
+        <w:rFonts w:ascii="Wingdings" w:hAnsi="Wingdings" w:hint="default"/>
+      </w:rPr>
+    </w:lvl>
+    <w:lvl w:ilvl="8" w:tplc="04090005" w:tentative="1">
+      <w:start w:val="1"/>
+      <w:numFmt w:val="bullet"/>
+      <w:lvlText w:val=""/>
+      <w:lvlJc w:val="left"/>
+      <w:pPr>
+        <w:ind w:left="4755" w:hanging="440"/>
+      </w:pPr>
+      <w:rPr>
+        <w:rFonts w:ascii="Wingdings" w:hAnsi="Wingdings" w:hint="default"/>
+      </w:rPr>
+    </w:lvl>
+  </w:abstractNum>
   <w:num w:numId="1" w16cid:durableId="385493273">
-    <w:abstractNumId w:val="0"/>
+    <w:abstractNumId w:val="1"/>
   </w:num>
   <w:num w:numId="2" w16cid:durableId="345055847">
+    <w:abstractNumId w:val="3"/>
+  </w:num>
+  <w:num w:numId="3" w16cid:durableId="1738164138">
     <w:abstractNumId w:val="2"/>
   </w:num>
-  <w:num w:numId="3" w16cid:durableId="1738164138">
-    <w:abstractNumId w:val="1"/>
-  </w:num>
   <w:num w:numId="4" w16cid:durableId="1657610206">
-    <w:abstractNumId w:val="3"/>
+    <w:abstractNumId w:val="4"/>
   </w:num>
   <w:num w:numId="5" w16cid:durableId="1625038752">
-    <w:abstractNumId w:val="4"/>
+    <w:abstractNumId w:val="5"/>
+  </w:num>
+  <w:num w:numId="6" w16cid:durableId="1121609836">
+    <w:abstractNumId w:val="6"/>
+  </w:num>
+  <w:num w:numId="7" w16cid:durableId="1467042778">
+    <w:abstractNumId w:val="0"/>
   </w:num>
 </w:numbering>
 </file>
@@ -3473,6 +6747,7 @@
   <w:style w:type="character" w:default="1" w:styleId="a0">
     <w:name w:val="Default Paragraph Font"/>
     <w:uiPriority w:val="1"/>
+    <w:semiHidden/>
     <w:unhideWhenUsed/>
   </w:style>
   <w:style w:type="table" w:default="1" w:styleId="a1">
